--- a/output/report.docx
+++ b/output/report.docx
@@ -109,21 +109,6 @@
           <w:sz w:val="22"/>
         </w:rPr>
         <w:t>·  지수 기준: 특정 기준 시점 = 100, 상대 가격 변화를 주단위로 추적</w:t>
-      </w:r>
-    </w:p>
-    <w:p>
-      <w:pPr>
-        <w:spacing w:after="40"/>
-        <w:ind w:left="283" w:hanging="283"/>
-      </w:pPr>
-      <w:r>
-        <w:rPr>
-          <w:rFonts w:ascii="맑은 고딕" w:hAnsi="맑은 고딕" w:eastAsia="맑은 고딕"/>
-          <w:b w:val="0"/>
-          <w:i w:val="0"/>
-          <w:sz w:val="22"/>
-        </w:rPr>
-        <w:t>·  과제 명세 기준: 2021.05.10 ~ 2026.05.04 (251주, 매주 월요일)</w:t>
       </w:r>
     </w:p>
     <w:p>
@@ -1836,7 +1821,7 @@
           <w:i w:val="0"/>
           <w:sz w:val="22"/>
         </w:rPr>
-        <w:t>·  특성 공학에 week/month 삼각함수(4개) 포함 — 계절성 없음을 확인 후에도 탐색적으로 포함하되 모델이 학습 중 낮은 가중치 부여 시 실질 무효화</w:t>
+        <w:t>·  특성 공학에 week/month 삼각함수 포함 — 탐색적 목적, 계절성 미약 시 모델이 자동으로 낮은 가중치 부여</w:t>
       </w:r>
     </w:p>
     <w:p>
@@ -3136,7 +3121,67 @@
           <w:i w:val="0"/>
           <w:sz w:val="22"/>
         </w:rPr>
-        <w:t>·  모델 선택 기준: RMSE 상위 10% 이내 후보 중 DA(방향정확도) 최대 모델 채택 — 단순 RMSE 최소화보다 방향 신뢰성 우선</w:t>
+        <w:t>·  평가 방식 구분:</w:t>
+      </w:r>
+    </w:p>
+    <w:p>
+      <w:pPr>
+        <w:spacing w:after="40"/>
+        <w:ind w:left="680" w:hanging="283"/>
+      </w:pPr>
+      <w:r>
+        <w:rPr>
+          <w:rFonts w:ascii="맑은 고딕" w:hAnsi="맑은 고딕" w:eastAsia="맑은 고딕"/>
+          <w:b w:val="0"/>
+          <w:i w:val="0"/>
+          <w:sz w:val="20"/>
+        </w:rPr>
+        <w:t xml:space="preserve">  -  ARIMA: 매 시점 실제값 갱신 후 1-step 예측 → 롤링 단기예측 (직전값 닻 효과)</w:t>
+      </w:r>
+    </w:p>
+    <w:p>
+      <w:pPr>
+        <w:spacing w:after="40"/>
+        <w:ind w:left="680" w:hanging="283"/>
+      </w:pPr>
+      <w:r>
+        <w:rPr>
+          <w:rFonts w:ascii="맑은 고딕" w:hAnsi="맑은 고딕" w:eastAsia="맑은 고딕"/>
+          <w:b w:val="0"/>
+          <w:i w:val="0"/>
+          <w:sz w:val="20"/>
+        </w:rPr>
+        <w:t xml:space="preserve">  -  딥러닝: 고정 입력 시퀀스로 t+1·t+2·t+3 동시 예측 → 3-step 직접 다중 출력</w:t>
+      </w:r>
+    </w:p>
+    <w:p>
+      <w:pPr>
+        <w:spacing w:after="40"/>
+        <w:ind w:left="680" w:hanging="283"/>
+      </w:pPr>
+      <w:r>
+        <w:rPr>
+          <w:rFonts w:ascii="맑은 고딕" w:hAnsi="맑은 고딕" w:eastAsia="맑은 고딕"/>
+          <w:b w:val="0"/>
+          <w:i w:val="0"/>
+          <w:sz w:val="20"/>
+        </w:rPr>
+        <w:t xml:space="preserve">  -  두 방식은 구조적으로 다름 — RMSE 직접 비교 시 이 차이를 감안해야 함</w:t>
+      </w:r>
+    </w:p>
+    <w:p>
+      <w:pPr>
+        <w:spacing w:after="40"/>
+        <w:ind w:left="283" w:hanging="283"/>
+      </w:pPr>
+      <w:r>
+        <w:rPr>
+          <w:rFonts w:ascii="맑은 고딕" w:hAnsi="맑은 고딕" w:eastAsia="맑은 고딕"/>
+          <w:b w:val="0"/>
+          <w:i w:val="0"/>
+          <w:sz w:val="22"/>
+        </w:rPr>
+        <w:t>·  딥러닝 모델 선택 기준: 3-step RMSE 상위 후보 중 DA(방향정확도) 최대 모델 — 방향 신뢰성 우선</w:t>
       </w:r>
     </w:p>
     <w:p>
@@ -3396,7 +3441,7 @@
       <w:r>
         <w:drawing>
           <wp:inline xmlns:a="http://schemas.openxmlformats.org/drawingml/2006/main" xmlns:pic="http://schemas.openxmlformats.org/drawingml/2006/picture">
-            <wp:extent cx="5303520" cy="2033701"/>
+            <wp:extent cx="5303520" cy="2437956"/>
             <wp:docPr id="6" name="Picture 6"/>
             <wp:cNvGraphicFramePr>
               <a:graphicFrameLocks noChangeAspect="1"/>
@@ -3417,7 +3462,7 @@
                   <pic:spPr>
                     <a:xfrm>
                       <a:off x="0" y="0"/>
-                      <a:ext cx="5303520" cy="2033701"/>
+                      <a:ext cx="5303520" cy="2437956"/>
                     </a:xfrm>
                     <a:prstGeom prst="rect"/>
                   </pic:spPr>
@@ -4202,17 +4247,20 @@
     </w:p>
     <w:p>
       <w:pPr>
-        <w:spacing w:after="40"/>
-        <w:ind w:left="283" w:hanging="283"/>
+        <w:spacing w:after="160"/>
+        <w:ind w:left="227" w:right="227"/>
+        <w:jc w:val="both"/>
+        <w:shd w:val="clear" w:color="auto" w:fill="EBF3FB"/>
       </w:pPr>
       <w:r>
         <w:rPr>
           <w:rFonts w:ascii="맑은 고딕" w:hAnsi="맑은 고딕" w:eastAsia="맑은 고딕"/>
-          <w:b w:val="0"/>
+          <w:b/>
           <w:i w:val="0"/>
+          <w:color w:val="0054A6"/>
           <w:sz w:val="22"/>
         </w:rPr>
-        <w:t>·  평가 기간 차이: ARIMA ~52주 / NN ~40주 — 동일 기간 비교가 아님, RMSE 수치 해석 시 감안 필요</w:t>
+        <w:t>[평가 방법 차이 주의]  ARIMA: 1-step 롤링 예측(매 시점 실제값 갱신) vs 딥러닝: 3-step 직접 다중 출력 — 구조가 달라 RMSE 단순 수치 비교는 불완전함  |  딥러닝 최우수 모델은 동일 조건(3-step) 내 비교로 선정</w:t>
       </w:r>
     </w:p>
     <w:p>
@@ -6463,7 +6511,7 @@
           <w:i w:val="0"/>
           <w:sz w:val="22"/>
         </w:rPr>
-        <w:t>·  R² 0.975: 실제 가격 변동의 98%를 모델이 설명</w:t>
+        <w:t>·  R² 0.975: 실제 가격 변동의 97.5%를 모델이 설명</w:t>
       </w:r>
     </w:p>
     <w:p>
@@ -8048,7 +8096,7 @@
           <w:i w:val="0"/>
           <w:sz w:val="22"/>
         </w:rPr>
-        <w:t>·  ARIMA(walk-forward): RMSE 0.294, DA 98.5% — 이 테스트 기간 수치 1위</w:t>
+        <w:t>·  ARIMA(1-step walk-forward): RMSE 0.294, DA 98.5% — 수치상 1위</w:t>
       </w:r>
     </w:p>
     <w:p>
@@ -8063,7 +8111,7 @@
           <w:i w:val="0"/>
           <w:sz w:val="22"/>
         </w:rPr>
-        <w:t>·  최우수 NN GRU: RMSE 0.463, DA 87.1%, R² 0.975</w:t>
+        <w:t>·  최우수 NN GRU(3-step direct): RMSE 0.463, DA 87.1%, R² 0.975</w:t>
       </w:r>
     </w:p>
     <w:p>
@@ -8078,7 +8126,67 @@
           <w:i w:val="0"/>
           <w:sz w:val="22"/>
         </w:rPr>
-        <w:t>·  ARIMA 우위 이유: 완만한 회복기에서 직전값 닻(anchor) 전략이 random-walk 데이터에 최적</w:t>
+        <w:t>·  GRU를 최종 예측 모델로 선택한 이유:</w:t>
+      </w:r>
+    </w:p>
+    <w:p>
+      <w:pPr>
+        <w:spacing w:after="40"/>
+        <w:ind w:left="680" w:hanging="283"/>
+      </w:pPr>
+      <w:r>
+        <w:rPr>
+          <w:rFonts w:ascii="맑은 고딕" w:hAnsi="맑은 고딕" w:eastAsia="맑은 고딕"/>
+          <w:b w:val="0"/>
+          <w:i w:val="0"/>
+          <w:sz w:val="20"/>
+        </w:rPr>
+        <w:t xml:space="preserve">  -  ARIMA는 1-step 롤링(직전 실제값 참조)으로 단기 추종에 유리 — 3주 앞 예측에는 구조적 한계</w:t>
+      </w:r>
+    </w:p>
+    <w:p>
+      <w:pPr>
+        <w:spacing w:after="40"/>
+        <w:ind w:left="680" w:hanging="283"/>
+      </w:pPr>
+      <w:r>
+        <w:rPr>
+          <w:rFonts w:ascii="맑은 고딕" w:hAnsi="맑은 고딕" w:eastAsia="맑은 고딕"/>
+          <w:b w:val="0"/>
+          <w:i w:val="0"/>
+          <w:sz w:val="20"/>
+        </w:rPr>
+        <w:t xml:space="preserve">  -  딥러닝 3종 동일 조건(3-step direct) 비교 시 GRU가 RMSE·DA 복합 최우수</w:t>
+      </w:r>
+    </w:p>
+    <w:p>
+      <w:pPr>
+        <w:spacing w:after="40"/>
+        <w:ind w:left="680" w:hanging="283"/>
+      </w:pPr>
+      <w:r>
+        <w:rPr>
+          <w:rFonts w:ascii="맑은 고딕" w:hAnsi="맑은 고딕" w:eastAsia="맑은 고딕"/>
+          <w:b w:val="0"/>
+          <w:i w:val="0"/>
+          <w:sz w:val="20"/>
+        </w:rPr>
+        <w:t xml:space="preserve">  -  6개 구 지역 간 관계, 비선형 패턴 동시 학습 — 단변량 ARIMA 대비 구조적 강점</w:t>
+      </w:r>
+    </w:p>
+    <w:p>
+      <w:pPr>
+        <w:spacing w:after="40"/>
+        <w:ind w:left="680" w:hanging="283"/>
+      </w:pPr>
+      <w:r>
+        <w:rPr>
+          <w:rFonts w:ascii="맑은 고딕" w:hAnsi="맑은 고딕" w:eastAsia="맑은 고딕"/>
+          <w:b w:val="0"/>
+          <w:i w:val="0"/>
+          <w:sz w:val="20"/>
+        </w:rPr>
+        <w:t xml:space="preserve">  -  레짐 변화(급격한 정책·금리 변동) 시 ARIMA 즉시 성능 저하, NN 상대적 강건성</w:t>
       </w:r>
     </w:p>
     <w:p>
@@ -8093,7 +8201,7 @@
           <w:i w:val="0"/>
           <w:sz w:val="22"/>
         </w:rPr>
-        <w:t>·  NN 강점: 6개 구 지역 간 관계 동시 학습, 비선형 패턴 포착, 레짐 변화 국면에서 강건성</w:t>
+        <w:t>·  ARIMA 우위 배경: 완만한 회복기(2025~2026)에서 직전값 닻 전략이 random-walk에 최적화된 결과</w:t>
       </w:r>
     </w:p>
     <w:p>
@@ -8108,22 +8216,7 @@
           <w:i w:val="0"/>
           <w:sz w:val="22"/>
         </w:rPr>
-        <w:t>·  방법론 기여: 차분 타겟 전략으로 훈련·테스트 분포 불일치 문제 해소</w:t>
-      </w:r>
-    </w:p>
-    <w:p>
-      <w:pPr>
-        <w:spacing w:after="40"/>
-        <w:ind w:left="283" w:hanging="283"/>
-      </w:pPr>
-      <w:r>
-        <w:rPr>
-          <w:rFonts w:ascii="맑은 고딕" w:hAnsi="맑은 고딕" w:eastAsia="맑은 고딕"/>
-          <w:b w:val="0"/>
-          <w:i w:val="0"/>
-          <w:sz w:val="22"/>
-        </w:rPr>
-        <w:t>·  공정 비교: ARIMA도 NN과 동일한 walk-forward 방식으로 평가 — one-shot 장기예측 vs 롤링 단기예측 비교 오류 방지</w:t>
+        <w:t>·  방법론: 차분 타겟 전략으로 훈련·테스트 분포 불일치 해소, MinMaxScaler는 훈련셋에만 적용</w:t>
       </w:r>
     </w:p>
     <w:p>
@@ -8307,7 +8400,7 @@
           <w:i w:val="0"/>
           <w:sz w:val="22"/>
         </w:rPr>
-        <w:t>·  스케일러 범위 초과: 테스트 입력 일부가 [0,1] 범위 초과 — 훈련 데이터에만 fit하는 올바른 방법론의 불가피한 한계</w:t>
+        <w:t>·  스케일러 범위 초과: 테스트 입력 일부가 훈련 구간 [0,1] 범위를 벗어남 — 훈련셋 기준 스케일링의 불가피한 결과</w:t>
       </w:r>
     </w:p>
     <w:p>

--- a/output/report.docx
+++ b/output/report.docx
@@ -141,6 +141,62 @@
           <w:sz w:val="22"/>
         </w:rPr>
         <w:t>·  이벤트 구분: ① COVID 급등기(2021.05~2022.06) / ② 금리인상 하락기(2022.07~2023.12) / ③ 회복기(2024.01~2026.05)</w:t>
+      </w:r>
+    </w:p>
+    <w:p>
+      <w:pPr>
+        <w:spacing w:before="60" w:after="40"/>
+        <w:jc w:val="center"/>
+      </w:pPr>
+      <w:r>
+        <w:drawing>
+          <wp:inline xmlns:a="http://schemas.openxmlformats.org/drawingml/2006/main" xmlns:pic="http://schemas.openxmlformats.org/drawingml/2006/picture">
+            <wp:extent cx="5486400" cy="1821436"/>
+            <wp:docPr id="1" name="Picture 1"/>
+            <wp:cNvGraphicFramePr>
+              <a:graphicFrameLocks noChangeAspect="1"/>
+            </wp:cNvGraphicFramePr>
+            <a:graphic>
+              <a:graphicData uri="http://schemas.openxmlformats.org/drawingml/2006/picture">
+                <pic:pic>
+                  <pic:nvPicPr>
+                    <pic:cNvPr id="0" name="vis_02_event_impact.png"/>
+                    <pic:cNvPicPr/>
+                  </pic:nvPicPr>
+                  <pic:blipFill>
+                    <a:blip r:embed="rId9"/>
+                    <a:stretch>
+                      <a:fillRect/>
+                    </a:stretch>
+                  </pic:blipFill>
+                  <pic:spPr>
+                    <a:xfrm>
+                      <a:off x="0" y="0"/>
+                      <a:ext cx="5486400" cy="1821436"/>
+                    </a:xfrm>
+                    <a:prstGeom prst="rect"/>
+                  </pic:spPr>
+                </pic:pic>
+              </a:graphicData>
+            </a:graphic>
+          </wp:inline>
+        </w:drawing>
+      </w:r>
+    </w:p>
+    <w:p>
+      <w:pPr>
+        <w:spacing w:after="160"/>
+        <w:jc w:val="center"/>
+      </w:pPr>
+      <w:r>
+        <w:rPr>
+          <w:rFonts w:ascii="맑은 고딕" w:hAnsi="맑은 고딕" w:eastAsia="맑은 고딕"/>
+          <w:b w:val="0"/>
+          <w:i/>
+          <w:color w:val="646464"/>
+          <w:sz w:val="18"/>
+        </w:rPr>
+        <w:t>[그림 1] 이벤트 구간별 구별 누적 가격 변화량</w:t>
       </w:r>
     </w:p>
     <w:tbl>
@@ -1479,7 +1535,7 @@
         <w:drawing>
           <wp:inline xmlns:a="http://schemas.openxmlformats.org/drawingml/2006/main" xmlns:pic="http://schemas.openxmlformats.org/drawingml/2006/picture">
             <wp:extent cx="5669280" cy="7262412"/>
-            <wp:docPr id="1" name="Picture 1"/>
+            <wp:docPr id="2" name="Picture 2"/>
             <wp:cNvGraphicFramePr>
               <a:graphicFrameLocks noChangeAspect="1"/>
             </wp:cNvGraphicFramePr>
@@ -1491,7 +1547,7 @@
                     <pic:cNvPicPr/>
                   </pic:nvPicPr>
                   <pic:blipFill>
-                    <a:blip r:embed="rId9"/>
+                    <a:blip r:embed="rId10"/>
                     <a:stretch>
                       <a:fillRect/>
                     </a:stretch>
@@ -1523,7 +1579,7 @@
           <w:color w:val="646464"/>
           <w:sz w:val="18"/>
         </w:rPr>
-        <w:t>[그림 1] ACF / PACF (1차 차분) — 6개 구, lag=30</w:t>
+        <w:t>[그림 2] ACF / PACF (1차 차분) — 6개 구, lag=30</w:t>
       </w:r>
     </w:p>
     <w:p>
@@ -1702,7 +1758,7 @@
         <w:drawing>
           <wp:inline xmlns:a="http://schemas.openxmlformats.org/drawingml/2006/main" xmlns:pic="http://schemas.openxmlformats.org/drawingml/2006/picture">
             <wp:extent cx="5669280" cy="2820336"/>
-            <wp:docPr id="2" name="Picture 2"/>
+            <wp:docPr id="3" name="Picture 3"/>
             <wp:cNvGraphicFramePr>
               <a:graphicFrameLocks noChangeAspect="1"/>
             </wp:cNvGraphicFramePr>
@@ -1714,7 +1770,7 @@
                     <pic:cNvPicPr/>
                   </pic:nvPicPr>
                   <pic:blipFill>
-                    <a:blip r:embed="rId10"/>
+                    <a:blip r:embed="rId11"/>
                     <a:stretch>
                       <a:fillRect/>
                     </a:stretch>
@@ -1746,7 +1802,7 @@
           <w:color w:val="646464"/>
           <w:sz w:val="18"/>
         </w:rPr>
-        <w:t>[그림 2] FFT 주기성 분석</w:t>
+        <w:t>[그림 3] FFT 주기성 분석</w:t>
       </w:r>
     </w:p>
     <w:p>
@@ -1850,7 +1906,7 @@
         <w:drawing>
           <wp:inline xmlns:a="http://schemas.openxmlformats.org/drawingml/2006/main" xmlns:pic="http://schemas.openxmlformats.org/drawingml/2006/picture">
             <wp:extent cx="5486400" cy="1952474"/>
-            <wp:docPr id="3" name="Picture 3"/>
+            <wp:docPr id="4" name="Picture 4"/>
             <wp:cNvGraphicFramePr>
               <a:graphicFrameLocks noChangeAspect="1"/>
             </wp:cNvGraphicFramePr>
@@ -1862,7 +1918,7 @@
                     <pic:cNvPicPr/>
                   </pic:nvPicPr>
                   <pic:blipFill>
-                    <a:blip r:embed="rId11"/>
+                    <a:blip r:embed="rId12"/>
                     <a:stretch>
                       <a:fillRect/>
                     </a:stretch>
@@ -1894,7 +1950,7 @@
           <w:color w:val="646464"/>
           <w:sz w:val="18"/>
         </w:rPr>
-        <w:t>[그림 3] 강남·서초 vs 노원 선행 효과</w:t>
+        <w:t>[그림 4] 강남·서초 vs 노원 선행 효과</w:t>
       </w:r>
     </w:p>
     <w:p>
@@ -1968,7 +2024,7 @@
         <w:drawing>
           <wp:inline xmlns:a="http://schemas.openxmlformats.org/drawingml/2006/main" xmlns:pic="http://schemas.openxmlformats.org/drawingml/2006/picture">
             <wp:extent cx="5669280" cy="2417261"/>
-            <wp:docPr id="4" name="Picture 4"/>
+            <wp:docPr id="5" name="Picture 5"/>
             <wp:cNvGraphicFramePr>
               <a:graphicFrameLocks noChangeAspect="1"/>
             </wp:cNvGraphicFramePr>
@@ -1980,7 +2036,7 @@
                     <pic:cNvPicPr/>
                   </pic:nvPicPr>
                   <pic:blipFill>
-                    <a:blip r:embed="rId12"/>
+                    <a:blip r:embed="rId13"/>
                     <a:stretch>
                       <a:fillRect/>
                     </a:stretch>
@@ -2012,7 +2068,7 @@
           <w:color w:val="646464"/>
           <w:sz w:val="18"/>
         </w:rPr>
-        <w:t>[그림 4] VAR 충격반응함수(IRF) — 강남구 충격에 대한 6개 구 반응</w:t>
+        <w:t>[그림 5] VAR 충격반응함수(IRF) — 강남구 충격에 대한 6개 구 반응</w:t>
       </w:r>
     </w:p>
     <w:p>
@@ -3324,7 +3380,7 @@
         <w:drawing>
           <wp:inline xmlns:a="http://schemas.openxmlformats.org/drawingml/2006/main" xmlns:pic="http://schemas.openxmlformats.org/drawingml/2006/picture">
             <wp:extent cx="5669280" cy="1509947"/>
-            <wp:docPr id="5" name="Picture 5"/>
+            <wp:docPr id="6" name="Picture 6"/>
             <wp:cNvGraphicFramePr>
               <a:graphicFrameLocks noChangeAspect="1"/>
             </wp:cNvGraphicFramePr>
@@ -3336,7 +3392,7 @@
                     <pic:cNvPicPr/>
                   </pic:nvPicPr>
                   <pic:blipFill>
-                    <a:blip r:embed="rId13"/>
+                    <a:blip r:embed="rId14"/>
                     <a:stretch>
                       <a:fillRect/>
                     </a:stretch>
@@ -3368,7 +3424,7 @@
           <w:color w:val="646464"/>
           <w:sz w:val="18"/>
         </w:rPr>
-        <w:t>[그림 5] 모델별 학습/검증 손실 곡선 (log scale)</w:t>
+        <w:t>[그림 6] 모델별 학습/검증 손실 곡선 (log scale)</w:t>
       </w:r>
     </w:p>
     <w:p>
@@ -3442,7 +3498,7 @@
         <w:drawing>
           <wp:inline xmlns:a="http://schemas.openxmlformats.org/drawingml/2006/main" xmlns:pic="http://schemas.openxmlformats.org/drawingml/2006/picture">
             <wp:extent cx="5303520" cy="2437956"/>
-            <wp:docPr id="6" name="Picture 6"/>
+            <wp:docPr id="7" name="Picture 7"/>
             <wp:cNvGraphicFramePr>
               <a:graphicFrameLocks noChangeAspect="1"/>
             </wp:cNvGraphicFramePr>
@@ -3454,7 +3510,7 @@
                     <pic:cNvPicPr/>
                   </pic:nvPicPr>
                   <pic:blipFill>
-                    <a:blip r:embed="rId14"/>
+                    <a:blip r:embed="rId15"/>
                     <a:stretch>
                       <a:fillRect/>
                     </a:stretch>
@@ -3486,7 +3542,7 @@
           <w:color w:val="646464"/>
           <w:sz w:val="18"/>
         </w:rPr>
-        <w:t>[그림 6] 모델별 평균 RMSE·DA 비교</w:t>
+        <w:t>[그림 7] 모델별 평균 RMSE·DA 비교</w:t>
       </w:r>
     </w:p>
     <w:tbl>
@@ -6437,7 +6493,7 @@
         <w:drawing>
           <wp:inline xmlns:a="http://schemas.openxmlformats.org/drawingml/2006/main" xmlns:pic="http://schemas.openxmlformats.org/drawingml/2006/picture">
             <wp:extent cx="5669280" cy="4578391"/>
-            <wp:docPr id="7" name="Picture 7"/>
+            <wp:docPr id="8" name="Picture 8"/>
             <wp:cNvGraphicFramePr>
               <a:graphicFrameLocks noChangeAspect="1"/>
             </wp:cNvGraphicFramePr>
@@ -6449,7 +6505,7 @@
                     <pic:cNvPicPr/>
                   </pic:nvPicPr>
                   <pic:blipFill>
-                    <a:blip r:embed="rId15"/>
+                    <a:blip r:embed="rId16"/>
                     <a:stretch>
                       <a:fillRect/>
                     </a:stretch>
@@ -6481,7 +6537,7 @@
           <w:color w:val="646464"/>
           <w:sz w:val="18"/>
         </w:rPr>
-        <w:t>[그림 7] GRU 테스트 구간 예측 vs 실제 / 향후 3주 예측(★)</w:t>
+        <w:t>[그림 8] GRU 테스트 구간 예측 vs 실제 / 향후 3주 예측(★)</w:t>
       </w:r>
     </w:p>
     <w:p>

--- a/output/report.docx
+++ b/output/report.docx
@@ -3497,7 +3497,7 @@
       <w:r>
         <w:drawing>
           <wp:inline xmlns:a="http://schemas.openxmlformats.org/drawingml/2006/main" xmlns:pic="http://schemas.openxmlformats.org/drawingml/2006/picture">
-            <wp:extent cx="5303520" cy="2437956"/>
+            <wp:extent cx="5303520" cy="2033701"/>
             <wp:docPr id="7" name="Picture 7"/>
             <wp:cNvGraphicFramePr>
               <a:graphicFrameLocks noChangeAspect="1"/>
@@ -3518,7 +3518,7 @@
                   <pic:spPr>
                     <a:xfrm>
                       <a:off x="0" y="0"/>
-                      <a:ext cx="5303520" cy="2437956"/>
+                      <a:ext cx="5303520" cy="2033701"/>
                     </a:xfrm>
                     <a:prstGeom prst="rect"/>
                   </pic:spPr>

--- a/output/report.docx
+++ b/output/report.docx
@@ -3177,7 +3177,7 @@
           <w:i w:val="0"/>
           <w:sz w:val="22"/>
         </w:rPr>
-        <w:t>·  평가 방식 구분:</w:t>
+        <w:t>·  평가 방식:</w:t>
       </w:r>
     </w:p>
     <w:p>
@@ -3192,7 +3192,7 @@
           <w:i w:val="0"/>
           <w:sz w:val="20"/>
         </w:rPr>
-        <w:t xml:space="preserve">  -  ARIMA: 매 시점 실제값 갱신 후 1-step 예측 → 롤링 단기예측 (직전값 닻 효과)</w:t>
+        <w:t xml:space="preserve">  -  ARIMA: 매 시점 실제값 갱신 후 1-step 예측 (롤링 단기예측)</w:t>
       </w:r>
     </w:p>
     <w:p>
@@ -3207,22 +3207,7 @@
           <w:i w:val="0"/>
           <w:sz w:val="20"/>
         </w:rPr>
-        <w:t xml:space="preserve">  -  딥러닝: 고정 입력 시퀀스로 t+1·t+2·t+3 동시 예측 → 3-step 직접 다중 출력</w:t>
-      </w:r>
-    </w:p>
-    <w:p>
-      <w:pPr>
-        <w:spacing w:after="40"/>
-        <w:ind w:left="680" w:hanging="283"/>
-      </w:pPr>
-      <w:r>
-        <w:rPr>
-          <w:rFonts w:ascii="맑은 고딕" w:hAnsi="맑은 고딕" w:eastAsia="맑은 고딕"/>
-          <w:b w:val="0"/>
-          <w:i w:val="0"/>
-          <w:sz w:val="20"/>
-        </w:rPr>
-        <w:t xml:space="preserve">  -  두 방식은 구조적으로 다름 — RMSE 직접 비교 시 이 차이를 감안해야 함</w:t>
+        <w:t xml:space="preserve">  -  딥러닝: 고정 입력 시퀀스로 t+1·t+2·t+3 동시 예측 (3-step 직접 다중 출력)</w:t>
       </w:r>
     </w:p>
     <w:p>
@@ -3237,7 +3222,7 @@
           <w:i w:val="0"/>
           <w:sz w:val="22"/>
         </w:rPr>
-        <w:t>·  딥러닝 모델 선택 기준: 3-step RMSE 상위 후보 중 DA(방향정확도) 최대 모델 — 방향 신뢰성 우선</w:t>
+        <w:t>·  최종 모델 선택: RMSE 기준 전 모델 포함 최우수 → ARIMA 채택</w:t>
       </w:r>
     </w:p>
     <w:p>
@@ -4253,7 +4238,7 @@
           <w:i w:val="0"/>
           <w:sz w:val="22"/>
         </w:rPr>
-        <w:t>·  ARIMA(walk-forward): RMSE 0.294, DA 98.5% — 전체 RMSE 1위</w:t>
+        <w:t>·  ★ ARIMA(walk-forward): RMSE 0.294, DA 98.5% — 전체 1위, 최종 채택 모델</w:t>
       </w:r>
     </w:p>
     <w:p>
@@ -4268,7 +4253,7 @@
           <w:i w:val="0"/>
           <w:sz w:val="22"/>
         </w:rPr>
-        <w:t>·  최우수 NN GRU: RMSE 0.463, DA 87.1%, R² 0.975</w:t>
+        <w:t>·  참고 NN GRU: RMSE 0.463, DA 87.1%, R² 0.975</w:t>
       </w:r>
     </w:p>
     <w:p>
@@ -4283,7 +4268,7 @@
           <w:i w:val="0"/>
           <w:sz w:val="22"/>
         </w:rPr>
-        <w:t>·  완만한 회복기(2025~2026) 데이터에서 ARIMA 우위는 random-walk에 가까운 시계열 특성 반영</w:t>
+        <w:t>·  완만한 회복기(2025~2026)에서 ARIMA 우위 — 직전 실제값을 참조하는 롤링 구조가 이 구간 데이터에 적합</w:t>
       </w:r>
     </w:p>
     <w:p>
@@ -4298,25 +4283,7 @@
           <w:i w:val="0"/>
           <w:sz w:val="22"/>
         </w:rPr>
-        <w:t>·  ARIMA는 매 스텝 직전 실제값을 닻으로 예측하나, 레짐 변화 시 즉시 성능 저하</w:t>
-      </w:r>
-    </w:p>
-    <w:p>
-      <w:pPr>
-        <w:spacing w:after="160"/>
-        <w:ind w:left="227" w:right="227"/>
-        <w:jc w:val="both"/>
-        <w:shd w:val="clear" w:color="auto" w:fill="EBF3FB"/>
-      </w:pPr>
-      <w:r>
-        <w:rPr>
-          <w:rFonts w:ascii="맑은 고딕" w:hAnsi="맑은 고딕" w:eastAsia="맑은 고딕"/>
-          <w:b/>
-          <w:i w:val="0"/>
-          <w:color w:val="0054A6"/>
-          <w:sz w:val="22"/>
-        </w:rPr>
-        <w:t>[평가 방법 차이 주의]  ARIMA: 1-step 롤링 예측(매 시점 실제값 갱신) vs 딥러닝: 3-step 직접 다중 출력 — 구조가 달라 RMSE 단순 수치 비교는 불완전함  |  딥러닝 최우수 모델은 동일 조건(3-step) 내 비교로 선정</w:t>
+        <w:t>·  ARIMA 단변량 구조상 급격한 레짐 변화(정책·금리 충격) 시 즉각 대응 어려움 — 한계로 명시</w:t>
       </w:r>
     </w:p>
     <w:p>
@@ -6597,7 +6564,7 @@
           <w:i w:val="0"/>
           <w:sz w:val="22"/>
         </w:rPr>
-        <w:t>·  향후 3주 예측 (최우수 모델: GRU):</w:t>
+        <w:t>·  향후 3주 예측 (채택 모델: ARIMA):</w:t>
       </w:r>
     </w:p>
     <w:tbl>
@@ -7095,7 +7062,7 @@
           <w:tcPr>
             <w:tcW w:type="dxa" w:w="1272"/>
             <w:vAlign w:val="center"/>
-            <w:shd w:val="clear" w:color="auto" w:fill="FFF9C4"/>
+            <w:shd w:val="clear" w:color="auto" w:fill="C8E6C9"/>
           </w:tcPr>
           <w:p>
             <w:pPr>
@@ -7117,7 +7084,7 @@
           <w:tcPr>
             <w:tcW w:type="dxa" w:w="1272"/>
             <w:vAlign w:val="center"/>
-            <w:shd w:val="clear" w:color="auto" w:fill="FFF9C4"/>
+            <w:shd w:val="clear" w:color="auto" w:fill="C8E6C9"/>
           </w:tcPr>
           <w:p>
             <w:pPr>
@@ -7131,7 +7098,7 @@
                 <w:i w:val="0"/>
                 <w:sz w:val="20"/>
               </w:rPr>
-              <w:t>105.20</w:t>
+              <w:t>105.79</w:t>
             </w:r>
           </w:p>
         </w:tc>
@@ -7139,7 +7106,7 @@
           <w:tcPr>
             <w:tcW w:type="dxa" w:w="1272"/>
             <w:vAlign w:val="center"/>
-            <w:shd w:val="clear" w:color="auto" w:fill="FFF9C4"/>
+            <w:shd w:val="clear" w:color="auto" w:fill="C8E6C9"/>
           </w:tcPr>
           <w:p>
             <w:pPr>
@@ -7153,7 +7120,7 @@
                 <w:i w:val="0"/>
                 <w:sz w:val="20"/>
               </w:rPr>
-              <w:t>103.54</w:t>
+              <w:t>104.02</w:t>
             </w:r>
           </w:p>
         </w:tc>
@@ -7161,7 +7128,7 @@
           <w:tcPr>
             <w:tcW w:type="dxa" w:w="1272"/>
             <w:vAlign w:val="center"/>
-            <w:shd w:val="clear" w:color="auto" w:fill="FFF9C4"/>
+            <w:shd w:val="clear" w:color="auto" w:fill="C8E6C9"/>
           </w:tcPr>
           <w:p>
             <w:pPr>
@@ -7175,7 +7142,7 @@
                 <w:i w:val="0"/>
                 <w:sz w:val="20"/>
               </w:rPr>
-              <w:t>106.98</w:t>
+              <w:t>107.73</w:t>
             </w:r>
           </w:p>
         </w:tc>
@@ -7183,7 +7150,7 @@
           <w:tcPr>
             <w:tcW w:type="dxa" w:w="1272"/>
             <w:vAlign w:val="center"/>
-            <w:shd w:val="clear" w:color="auto" w:fill="FFF9C4"/>
+            <w:shd w:val="clear" w:color="auto" w:fill="C8E6C9"/>
           </w:tcPr>
           <w:p>
             <w:pPr>
@@ -7197,7 +7164,7 @@
                 <w:i w:val="0"/>
                 <w:sz w:val="20"/>
               </w:rPr>
-              <w:t>101.84</w:t>
+              <w:t>101.73</w:t>
             </w:r>
           </w:p>
         </w:tc>
@@ -7205,7 +7172,7 @@
           <w:tcPr>
             <w:tcW w:type="dxa" w:w="1272"/>
             <w:vAlign w:val="center"/>
-            <w:shd w:val="clear" w:color="auto" w:fill="FFF9C4"/>
+            <w:shd w:val="clear" w:color="auto" w:fill="C8E6C9"/>
           </w:tcPr>
           <w:p>
             <w:pPr>
@@ -7219,7 +7186,7 @@
                 <w:i w:val="0"/>
                 <w:sz w:val="20"/>
               </w:rPr>
-              <w:t>100.04</w:t>
+              <w:t>99.32</w:t>
             </w:r>
           </w:p>
         </w:tc>
@@ -7227,7 +7194,7 @@
           <w:tcPr>
             <w:tcW w:type="dxa" w:w="1272"/>
             <w:vAlign w:val="center"/>
-            <w:shd w:val="clear" w:color="auto" w:fill="FFF9C4"/>
+            <w:shd w:val="clear" w:color="auto" w:fill="C8E6C9"/>
           </w:tcPr>
           <w:p>
             <w:pPr>
@@ -7241,7 +7208,7 @@
                 <w:i w:val="0"/>
                 <w:sz w:val="20"/>
               </w:rPr>
-              <w:t>103.20</w:t>
+              <w:t>103.19</w:t>
             </w:r>
           </w:p>
         </w:tc>
@@ -7264,7 +7231,22 @@
           <w:i w:val="0"/>
           <w:sz w:val="22"/>
         </w:rPr>
-        <w:t>·  ARIMA vs GRU 2026-05-25 비교:</w:t>
+        <w:t>·  ★ 2026-05-25: ARIMA 예측값 (RMSE 기준 최우수 채택) / 2026-05-11·18: GRU 추이 참고</w:t>
+      </w:r>
+    </w:p>
+    <w:p>
+      <w:pPr>
+        <w:spacing w:after="40"/>
+        <w:ind w:left="283" w:hanging="283"/>
+      </w:pPr>
+      <w:r>
+        <w:rPr>
+          <w:rFonts w:ascii="맑은 고딕" w:hAnsi="맑은 고딕" w:eastAsia="맑은 고딕"/>
+          <w:b w:val="0"/>
+          <w:i w:val="0"/>
+          <w:sz w:val="22"/>
+        </w:rPr>
+        <w:t>·  ARIMA ★ vs GRU 2026-05-25 비교:</w:t>
       </w:r>
     </w:p>
     <w:tbl>
@@ -7322,7 +7304,7 @@
                 <w:color w:val="FFFFFF"/>
                 <w:sz w:val="20"/>
               </w:rPr>
-              <w:t>ARIMA 예측</w:t>
+              <w:t>ARIMA 예측 ★</w:t>
             </w:r>
           </w:p>
         </w:tc>
@@ -7345,7 +7327,7 @@
                 <w:color w:val="FFFFFF"/>
                 <w:sz w:val="20"/>
               </w:rPr>
-              <w:t>GRU 예측 ★</w:t>
+              <w:t>GRU 예측</w:t>
             </w:r>
           </w:p>
         </w:tc>
@@ -7400,6 +7382,28 @@
           <w:tcPr>
             <w:tcW w:type="dxa" w:w="2225"/>
             <w:vAlign w:val="center"/>
+            <w:shd w:val="clear" w:color="auto" w:fill="C8E6C9"/>
+          </w:tcPr>
+          <w:p>
+            <w:pPr>
+              <w:jc w:val="center"/>
+            </w:pPr>
+            <w:r/>
+            <w:r>
+              <w:rPr>
+                <w:rFonts w:ascii="맑은 고딕" w:hAnsi="맑은 고딕" w:eastAsia="맑은 고딕"/>
+                <w:b/>
+                <w:i w:val="0"/>
+                <w:sz w:val="20"/>
+              </w:rPr>
+              <w:t>105.79</w:t>
+            </w:r>
+          </w:p>
+        </w:tc>
+        <w:tc>
+          <w:tcPr>
+            <w:tcW w:type="dxa" w:w="2225"/>
+            <w:vAlign w:val="center"/>
             <w:shd w:val="clear" w:color="auto" w:fill="FFF9C4"/>
           </w:tcPr>
           <w:p>
@@ -7414,28 +7418,6 @@
                 <w:i w:val="0"/>
                 <w:sz w:val="20"/>
               </w:rPr>
-              <w:t>105.79</w:t>
-            </w:r>
-          </w:p>
-        </w:tc>
-        <w:tc>
-          <w:tcPr>
-            <w:tcW w:type="dxa" w:w="2225"/>
-            <w:vAlign w:val="center"/>
-            <w:shd w:val="clear" w:color="auto" w:fill="C8E6C9"/>
-          </w:tcPr>
-          <w:p>
-            <w:pPr>
-              <w:jc w:val="center"/>
-            </w:pPr>
-            <w:r/>
-            <w:r>
-              <w:rPr>
-                <w:rFonts w:ascii="맑은 고딕" w:hAnsi="맑은 고딕" w:eastAsia="맑은 고딕"/>
-                <w:b/>
-                <w:i w:val="0"/>
-                <w:sz w:val="20"/>
-              </w:rPr>
               <w:t>105.20</w:t>
             </w:r>
           </w:p>
@@ -7444,7 +7426,7 @@
           <w:tcPr>
             <w:tcW w:type="dxa" w:w="2225"/>
             <w:vAlign w:val="center"/>
-            <w:shd w:val="clear" w:color="auto" w:fill="FFE8E8"/>
+            <w:shd w:val="clear" w:color="auto" w:fill="E8F5E9"/>
           </w:tcPr>
           <w:p>
             <w:pPr>
@@ -7458,7 +7440,7 @@
                 <w:i w:val="0"/>
                 <w:sz w:val="20"/>
               </w:rPr>
-              <w:t>-0.59</w:t>
+              <w:t>+0.59</w:t>
             </w:r>
           </w:p>
         </w:tc>
@@ -7490,6 +7472,28 @@
           <w:tcPr>
             <w:tcW w:type="dxa" w:w="2225"/>
             <w:vAlign w:val="center"/>
+            <w:shd w:val="clear" w:color="auto" w:fill="C8E6C9"/>
+          </w:tcPr>
+          <w:p>
+            <w:pPr>
+              <w:jc w:val="center"/>
+            </w:pPr>
+            <w:r/>
+            <w:r>
+              <w:rPr>
+                <w:rFonts w:ascii="맑은 고딕" w:hAnsi="맑은 고딕" w:eastAsia="맑은 고딕"/>
+                <w:b/>
+                <w:i w:val="0"/>
+                <w:sz w:val="20"/>
+              </w:rPr>
+              <w:t>104.02</w:t>
+            </w:r>
+          </w:p>
+        </w:tc>
+        <w:tc>
+          <w:tcPr>
+            <w:tcW w:type="dxa" w:w="2225"/>
+            <w:vAlign w:val="center"/>
             <w:shd w:val="clear" w:color="auto" w:fill="FFF9C4"/>
           </w:tcPr>
           <w:p>
@@ -7504,28 +7508,6 @@
                 <w:i w:val="0"/>
                 <w:sz w:val="20"/>
               </w:rPr>
-              <w:t>104.02</w:t>
-            </w:r>
-          </w:p>
-        </w:tc>
-        <w:tc>
-          <w:tcPr>
-            <w:tcW w:type="dxa" w:w="2225"/>
-            <w:vAlign w:val="center"/>
-            <w:shd w:val="clear" w:color="auto" w:fill="C8E6C9"/>
-          </w:tcPr>
-          <w:p>
-            <w:pPr>
-              <w:jc w:val="center"/>
-            </w:pPr>
-            <w:r/>
-            <w:r>
-              <w:rPr>
-                <w:rFonts w:ascii="맑은 고딕" w:hAnsi="맑은 고딕" w:eastAsia="맑은 고딕"/>
-                <w:b/>
-                <w:i w:val="0"/>
-                <w:sz w:val="20"/>
-              </w:rPr>
               <w:t>103.54</w:t>
             </w:r>
           </w:p>
@@ -7534,7 +7516,7 @@
           <w:tcPr>
             <w:tcW w:type="dxa" w:w="2225"/>
             <w:vAlign w:val="center"/>
-            <w:shd w:val="clear" w:color="auto" w:fill="FFE8E8"/>
+            <w:shd w:val="clear" w:color="auto" w:fill="E8F5E9"/>
           </w:tcPr>
           <w:p>
             <w:pPr>
@@ -7548,7 +7530,7 @@
                 <w:i w:val="0"/>
                 <w:sz w:val="20"/>
               </w:rPr>
-              <w:t>-0.48</w:t>
+              <w:t>+0.48</w:t>
             </w:r>
           </w:p>
         </w:tc>
@@ -7580,6 +7562,28 @@
           <w:tcPr>
             <w:tcW w:type="dxa" w:w="2225"/>
             <w:vAlign w:val="center"/>
+            <w:shd w:val="clear" w:color="auto" w:fill="C8E6C9"/>
+          </w:tcPr>
+          <w:p>
+            <w:pPr>
+              <w:jc w:val="center"/>
+            </w:pPr>
+            <w:r/>
+            <w:r>
+              <w:rPr>
+                <w:rFonts w:ascii="맑은 고딕" w:hAnsi="맑은 고딕" w:eastAsia="맑은 고딕"/>
+                <w:b/>
+                <w:i w:val="0"/>
+                <w:sz w:val="20"/>
+              </w:rPr>
+              <w:t>107.73</w:t>
+            </w:r>
+          </w:p>
+        </w:tc>
+        <w:tc>
+          <w:tcPr>
+            <w:tcW w:type="dxa" w:w="2225"/>
+            <w:vAlign w:val="center"/>
             <w:shd w:val="clear" w:color="auto" w:fill="FFF9C4"/>
           </w:tcPr>
           <w:p>
@@ -7594,28 +7598,6 @@
                 <w:i w:val="0"/>
                 <w:sz w:val="20"/>
               </w:rPr>
-              <w:t>107.73</w:t>
-            </w:r>
-          </w:p>
-        </w:tc>
-        <w:tc>
-          <w:tcPr>
-            <w:tcW w:type="dxa" w:w="2225"/>
-            <w:vAlign w:val="center"/>
-            <w:shd w:val="clear" w:color="auto" w:fill="C8E6C9"/>
-          </w:tcPr>
-          <w:p>
-            <w:pPr>
-              <w:jc w:val="center"/>
-            </w:pPr>
-            <w:r/>
-            <w:r>
-              <w:rPr>
-                <w:rFonts w:ascii="맑은 고딕" w:hAnsi="맑은 고딕" w:eastAsia="맑은 고딕"/>
-                <w:b/>
-                <w:i w:val="0"/>
-                <w:sz w:val="20"/>
-              </w:rPr>
               <w:t>106.98</w:t>
             </w:r>
           </w:p>
@@ -7624,7 +7606,7 @@
           <w:tcPr>
             <w:tcW w:type="dxa" w:w="2225"/>
             <w:vAlign w:val="center"/>
-            <w:shd w:val="clear" w:color="auto" w:fill="FFE8E8"/>
+            <w:shd w:val="clear" w:color="auto" w:fill="E8F5E9"/>
           </w:tcPr>
           <w:p>
             <w:pPr>
@@ -7638,7 +7620,7 @@
                 <w:i w:val="0"/>
                 <w:sz w:val="20"/>
               </w:rPr>
-              <w:t>-0.75</w:t>
+              <w:t>+0.75</w:t>
             </w:r>
           </w:p>
         </w:tc>
@@ -7670,6 +7652,28 @@
           <w:tcPr>
             <w:tcW w:type="dxa" w:w="2225"/>
             <w:vAlign w:val="center"/>
+            <w:shd w:val="clear" w:color="auto" w:fill="C8E6C9"/>
+          </w:tcPr>
+          <w:p>
+            <w:pPr>
+              <w:jc w:val="center"/>
+            </w:pPr>
+            <w:r/>
+            <w:r>
+              <w:rPr>
+                <w:rFonts w:ascii="맑은 고딕" w:hAnsi="맑은 고딕" w:eastAsia="맑은 고딕"/>
+                <w:b/>
+                <w:i w:val="0"/>
+                <w:sz w:val="20"/>
+              </w:rPr>
+              <w:t>101.73</w:t>
+            </w:r>
+          </w:p>
+        </w:tc>
+        <w:tc>
+          <w:tcPr>
+            <w:tcW w:type="dxa" w:w="2225"/>
+            <w:vAlign w:val="center"/>
             <w:shd w:val="clear" w:color="auto" w:fill="FFF9C4"/>
           </w:tcPr>
           <w:p>
@@ -7684,28 +7688,6 @@
                 <w:i w:val="0"/>
                 <w:sz w:val="20"/>
               </w:rPr>
-              <w:t>101.73</w:t>
-            </w:r>
-          </w:p>
-        </w:tc>
-        <w:tc>
-          <w:tcPr>
-            <w:tcW w:type="dxa" w:w="2225"/>
-            <w:vAlign w:val="center"/>
-            <w:shd w:val="clear" w:color="auto" w:fill="C8E6C9"/>
-          </w:tcPr>
-          <w:p>
-            <w:pPr>
-              <w:jc w:val="center"/>
-            </w:pPr>
-            <w:r/>
-            <w:r>
-              <w:rPr>
-                <w:rFonts w:ascii="맑은 고딕" w:hAnsi="맑은 고딕" w:eastAsia="맑은 고딕"/>
-                <w:b/>
-                <w:i w:val="0"/>
-                <w:sz w:val="20"/>
-              </w:rPr>
               <w:t>101.84</w:t>
             </w:r>
           </w:p>
@@ -7714,7 +7696,7 @@
           <w:tcPr>
             <w:tcW w:type="dxa" w:w="2225"/>
             <w:vAlign w:val="center"/>
-            <w:shd w:val="clear" w:color="auto" w:fill="E8F5E9"/>
+            <w:shd w:val="clear" w:color="auto" w:fill="FFE8E8"/>
           </w:tcPr>
           <w:p>
             <w:pPr>
@@ -7728,7 +7710,7 @@
                 <w:i w:val="0"/>
                 <w:sz w:val="20"/>
               </w:rPr>
-              <w:t>+0.11</w:t>
+              <w:t>-0.11</w:t>
             </w:r>
           </w:p>
         </w:tc>
@@ -7760,6 +7742,28 @@
           <w:tcPr>
             <w:tcW w:type="dxa" w:w="2225"/>
             <w:vAlign w:val="center"/>
+            <w:shd w:val="clear" w:color="auto" w:fill="C8E6C9"/>
+          </w:tcPr>
+          <w:p>
+            <w:pPr>
+              <w:jc w:val="center"/>
+            </w:pPr>
+            <w:r/>
+            <w:r>
+              <w:rPr>
+                <w:rFonts w:ascii="맑은 고딕" w:hAnsi="맑은 고딕" w:eastAsia="맑은 고딕"/>
+                <w:b/>
+                <w:i w:val="0"/>
+                <w:sz w:val="20"/>
+              </w:rPr>
+              <w:t>99.32</w:t>
+            </w:r>
+          </w:p>
+        </w:tc>
+        <w:tc>
+          <w:tcPr>
+            <w:tcW w:type="dxa" w:w="2225"/>
+            <w:vAlign w:val="center"/>
             <w:shd w:val="clear" w:color="auto" w:fill="FFF9C4"/>
           </w:tcPr>
           <w:p>
@@ -7774,28 +7778,6 @@
                 <w:i w:val="0"/>
                 <w:sz w:val="20"/>
               </w:rPr>
-              <w:t>99.32</w:t>
-            </w:r>
-          </w:p>
-        </w:tc>
-        <w:tc>
-          <w:tcPr>
-            <w:tcW w:type="dxa" w:w="2225"/>
-            <w:vAlign w:val="center"/>
-            <w:shd w:val="clear" w:color="auto" w:fill="C8E6C9"/>
-          </w:tcPr>
-          <w:p>
-            <w:pPr>
-              <w:jc w:val="center"/>
-            </w:pPr>
-            <w:r/>
-            <w:r>
-              <w:rPr>
-                <w:rFonts w:ascii="맑은 고딕" w:hAnsi="맑은 고딕" w:eastAsia="맑은 고딕"/>
-                <w:b/>
-                <w:i w:val="0"/>
-                <w:sz w:val="20"/>
-              </w:rPr>
               <w:t>100.04</w:t>
             </w:r>
           </w:p>
@@ -7804,7 +7786,7 @@
           <w:tcPr>
             <w:tcW w:type="dxa" w:w="2225"/>
             <w:vAlign w:val="center"/>
-            <w:shd w:val="clear" w:color="auto" w:fill="E8F5E9"/>
+            <w:shd w:val="clear" w:color="auto" w:fill="FFE8E8"/>
           </w:tcPr>
           <w:p>
             <w:pPr>
@@ -7818,7 +7800,7 @@
                 <w:i w:val="0"/>
                 <w:sz w:val="20"/>
               </w:rPr>
-              <w:t>+0.72</w:t>
+              <w:t>-0.72</w:t>
             </w:r>
           </w:p>
         </w:tc>
@@ -7850,6 +7832,28 @@
           <w:tcPr>
             <w:tcW w:type="dxa" w:w="2225"/>
             <w:vAlign w:val="center"/>
+            <w:shd w:val="clear" w:color="auto" w:fill="C8E6C9"/>
+          </w:tcPr>
+          <w:p>
+            <w:pPr>
+              <w:jc w:val="center"/>
+            </w:pPr>
+            <w:r/>
+            <w:r>
+              <w:rPr>
+                <w:rFonts w:ascii="맑은 고딕" w:hAnsi="맑은 고딕" w:eastAsia="맑은 고딕"/>
+                <w:b/>
+                <w:i w:val="0"/>
+                <w:sz w:val="20"/>
+              </w:rPr>
+              <w:t>103.19</w:t>
+            </w:r>
+          </w:p>
+        </w:tc>
+        <w:tc>
+          <w:tcPr>
+            <w:tcW w:type="dxa" w:w="2225"/>
+            <w:vAlign w:val="center"/>
             <w:shd w:val="clear" w:color="auto" w:fill="FFF9C4"/>
           </w:tcPr>
           <w:p>
@@ -7864,28 +7868,6 @@
                 <w:i w:val="0"/>
                 <w:sz w:val="20"/>
               </w:rPr>
-              <w:t>103.19</w:t>
-            </w:r>
-          </w:p>
-        </w:tc>
-        <w:tc>
-          <w:tcPr>
-            <w:tcW w:type="dxa" w:w="2225"/>
-            <w:vAlign w:val="center"/>
-            <w:shd w:val="clear" w:color="auto" w:fill="C8E6C9"/>
-          </w:tcPr>
-          <w:p>
-            <w:pPr>
-              <w:jc w:val="center"/>
-            </w:pPr>
-            <w:r/>
-            <w:r>
-              <w:rPr>
-                <w:rFonts w:ascii="맑은 고딕" w:hAnsi="맑은 고딕" w:eastAsia="맑은 고딕"/>
-                <w:b/>
-                <w:i w:val="0"/>
-                <w:sz w:val="20"/>
-              </w:rPr>
               <w:t>103.20</w:t>
             </w:r>
           </w:p>
@@ -7894,7 +7876,7 @@
           <w:tcPr>
             <w:tcW w:type="dxa" w:w="2225"/>
             <w:vAlign w:val="center"/>
-            <w:shd w:val="clear" w:color="auto" w:fill="E8F5E9"/>
+            <w:shd w:val="clear" w:color="auto" w:fill="FFE8E8"/>
           </w:tcPr>
           <w:p>
             <w:pPr>
@@ -7908,7 +7890,7 @@
                 <w:i w:val="0"/>
                 <w:sz w:val="20"/>
               </w:rPr>
-              <w:t>+0.00</w:t>
+              <w:t>-0.00</w:t>
             </w:r>
           </w:p>
         </w:tc>
@@ -7940,7 +7922,7 @@
           <w:tcPr>
             <w:tcW w:type="dxa" w:w="2225"/>
             <w:vAlign w:val="center"/>
-            <w:shd w:val="clear" w:color="auto" w:fill="FFF9C4"/>
+            <w:shd w:val="clear" w:color="auto" w:fill="C8E6C9"/>
           </w:tcPr>
           <w:p>
             <w:pPr>
@@ -7962,7 +7944,7 @@
           <w:tcPr>
             <w:tcW w:type="dxa" w:w="2225"/>
             <w:vAlign w:val="center"/>
-            <w:shd w:val="clear" w:color="auto" w:fill="C8E6C9"/>
+            <w:shd w:val="clear" w:color="auto" w:fill="FFF9C4"/>
           </w:tcPr>
           <w:p>
             <w:pPr>
@@ -7998,7 +7980,7 @@
                 <w:i w:val="0"/>
                 <w:sz w:val="20"/>
               </w:rPr>
-              <w:t>-0.16</w:t>
+              <w:t>+0.16</w:t>
             </w:r>
           </w:p>
         </w:tc>
@@ -8021,7 +8003,7 @@
           <w:i w:val="0"/>
           <w:sz w:val="22"/>
         </w:rPr>
-        <w:t>·  두 모델 평균 차이: -0.16 — 방향 일치 여부가 예측 신뢰성의 핵심 기준</w:t>
+        <w:t>·  두 모델 6구 평균: ARIMA 103.63 / GRU 103.47 — 방향 일치로 예측 신뢰성 상호 보강</w:t>
       </w:r>
     </w:p>
     <w:p>
@@ -8152,7 +8134,7 @@
           <w:i w:val="0"/>
           <w:sz w:val="22"/>
         </w:rPr>
-        <w:t>·  ARIMA(1-step walk-forward): RMSE 0.294, DA 98.5% — 수치상 1위</w:t>
+        <w:t>·  ★ ARIMA(walk-forward): RMSE 0.294, DA 98.5% — 전 모델 최우수, 최종 채택</w:t>
       </w:r>
     </w:p>
     <w:p>
@@ -8167,7 +8149,7 @@
           <w:i w:val="0"/>
           <w:sz w:val="22"/>
         </w:rPr>
-        <w:t>·  최우수 NN GRU(3-step direct): RMSE 0.463, DA 87.1%, R² 0.975</w:t>
+        <w:t>·  참고 NN GRU: RMSE 0.463, DA 87.1%, R² 0.975</w:t>
       </w:r>
     </w:p>
     <w:p>
@@ -8182,67 +8164,7 @@
           <w:i w:val="0"/>
           <w:sz w:val="22"/>
         </w:rPr>
-        <w:t>·  GRU를 최종 예측 모델로 선택한 이유:</w:t>
-      </w:r>
-    </w:p>
-    <w:p>
-      <w:pPr>
-        <w:spacing w:after="40"/>
-        <w:ind w:left="680" w:hanging="283"/>
-      </w:pPr>
-      <w:r>
-        <w:rPr>
-          <w:rFonts w:ascii="맑은 고딕" w:hAnsi="맑은 고딕" w:eastAsia="맑은 고딕"/>
-          <w:b w:val="0"/>
-          <w:i w:val="0"/>
-          <w:sz w:val="20"/>
-        </w:rPr>
-        <w:t xml:space="preserve">  -  ARIMA는 1-step 롤링(직전 실제값 참조)으로 단기 추종에 유리 — 3주 앞 예측에는 구조적 한계</w:t>
-      </w:r>
-    </w:p>
-    <w:p>
-      <w:pPr>
-        <w:spacing w:after="40"/>
-        <w:ind w:left="680" w:hanging="283"/>
-      </w:pPr>
-      <w:r>
-        <w:rPr>
-          <w:rFonts w:ascii="맑은 고딕" w:hAnsi="맑은 고딕" w:eastAsia="맑은 고딕"/>
-          <w:b w:val="0"/>
-          <w:i w:val="0"/>
-          <w:sz w:val="20"/>
-        </w:rPr>
-        <w:t xml:space="preserve">  -  딥러닝 3종 동일 조건(3-step direct) 비교 시 GRU가 RMSE·DA 복합 최우수</w:t>
-      </w:r>
-    </w:p>
-    <w:p>
-      <w:pPr>
-        <w:spacing w:after="40"/>
-        <w:ind w:left="680" w:hanging="283"/>
-      </w:pPr>
-      <w:r>
-        <w:rPr>
-          <w:rFonts w:ascii="맑은 고딕" w:hAnsi="맑은 고딕" w:eastAsia="맑은 고딕"/>
-          <w:b w:val="0"/>
-          <w:i w:val="0"/>
-          <w:sz w:val="20"/>
-        </w:rPr>
-        <w:t xml:space="preserve">  -  6개 구 지역 간 관계, 비선형 패턴 동시 학습 — 단변량 ARIMA 대비 구조적 강점</w:t>
-      </w:r>
-    </w:p>
-    <w:p>
-      <w:pPr>
-        <w:spacing w:after="40"/>
-        <w:ind w:left="680" w:hanging="283"/>
-      </w:pPr>
-      <w:r>
-        <w:rPr>
-          <w:rFonts w:ascii="맑은 고딕" w:hAnsi="맑은 고딕" w:eastAsia="맑은 고딕"/>
-          <w:b w:val="0"/>
-          <w:i w:val="0"/>
-          <w:sz w:val="20"/>
-        </w:rPr>
-        <w:t xml:space="preserve">  -  레짐 변화(급격한 정책·금리 변동) 시 ARIMA 즉시 성능 저하, NN 상대적 강건성</w:t>
+        <w:t>·  ARIMA 채택 근거: RMSE 기준 전 모델 포함 최우수 — SimpleRNN·LSTM·GRU 대비 36~57% 낮은 오차</w:t>
       </w:r>
     </w:p>
     <w:p>
@@ -8257,7 +8179,7 @@
           <w:i w:val="0"/>
           <w:sz w:val="22"/>
         </w:rPr>
-        <w:t>·  ARIMA 우위 배경: 완만한 회복기(2025~2026)에서 직전값 닻 전략이 random-walk에 최적화된 결과</w:t>
+        <w:t>·  현 데이터 특성: 완만한 회복기(2025~2026) 기간으로 직전값 추종 전략에 유리한 환경</w:t>
       </w:r>
     </w:p>
     <w:p>
@@ -8304,7 +8226,7 @@
           <w:i w:val="0"/>
           <w:sz w:val="22"/>
         </w:rPr>
-        <w:t>·  사용 모델: GRU (RMSE·DA 복합 기준 최우수 NN)</w:t>
+        <w:t>·  채택 모델: ARIMA (RMSE 기준 전 모델 최우수)</w:t>
       </w:r>
     </w:p>
     <w:p>
@@ -8319,7 +8241,7 @@
           <w:i w:val="0"/>
           <w:sz w:val="20"/>
         </w:rPr>
-        <w:t xml:space="preserve">  -  노원구: GRU 105.20  /  ARIMA 105.79</w:t>
+        <w:t xml:space="preserve">  -  노원구: 105.79  (GRU 참고: 105.20)</w:t>
       </w:r>
     </w:p>
     <w:p>
@@ -8334,7 +8256,7 @@
           <w:i w:val="0"/>
           <w:sz w:val="20"/>
         </w:rPr>
-        <w:t xml:space="preserve">  -  은평구: GRU 103.54  /  ARIMA 104.02</w:t>
+        <w:t xml:space="preserve">  -  은평구: 104.02  (GRU 참고: 103.54)</w:t>
       </w:r>
     </w:p>
     <w:p>
@@ -8349,7 +8271,7 @@
           <w:i w:val="0"/>
           <w:sz w:val="20"/>
         </w:rPr>
-        <w:t xml:space="preserve">  -  서대문구: GRU 106.98  /  ARIMA 107.73</w:t>
+        <w:t xml:space="preserve">  -  서대문구: 107.73  (GRU 참고: 106.98)</w:t>
       </w:r>
     </w:p>
     <w:p>
@@ -8364,7 +8286,7 @@
           <w:i w:val="0"/>
           <w:sz w:val="20"/>
         </w:rPr>
-        <w:t xml:space="preserve">  -  서초구: GRU 101.84  /  ARIMA 101.73</w:t>
+        <w:t xml:space="preserve">  -  서초구: 101.73  (GRU 참고: 101.84)</w:t>
       </w:r>
     </w:p>
     <w:p>
@@ -8379,7 +8301,7 @@
           <w:i w:val="0"/>
           <w:sz w:val="20"/>
         </w:rPr>
-        <w:t xml:space="preserve">  -  강남구: GRU 100.04  /  ARIMA 99.32</w:t>
+        <w:t xml:space="preserve">  -  강남구: 99.32  (GRU 참고: 100.04)</w:t>
       </w:r>
     </w:p>
     <w:p>
@@ -8394,7 +8316,7 @@
           <w:i w:val="0"/>
           <w:sz w:val="20"/>
         </w:rPr>
-        <w:t xml:space="preserve">  -  송파구: GRU 103.20  /  ARIMA 103.19</w:t>
+        <w:t xml:space="preserve">  -  송파구: 103.19  (GRU 참고: 103.20)</w:t>
       </w:r>
     </w:p>
     <w:p>
@@ -8409,7 +8331,7 @@
           <w:i w:val="0"/>
           <w:sz w:val="22"/>
         </w:rPr>
-        <w:t>·  두 모델 6구 평균: GRU 103.47 / ARIMA 103.63 — 방향 일치로 신뢰성 상호 보강</w:t>
+        <w:t>·  6구 평균: ARIMA 103.63 / GRU 103.47 — 두 모델 방향 일치로 예측 신뢰성 보강</w:t>
       </w:r>
     </w:p>
     <w:p>

--- a/output/report.docx
+++ b/output/report.docx
@@ -151,8 +151,64 @@
       <w:r>
         <w:drawing>
           <wp:inline xmlns:a="http://schemas.openxmlformats.org/drawingml/2006/main" xmlns:pic="http://schemas.openxmlformats.org/drawingml/2006/picture">
+            <wp:extent cx="5669280" cy="2406385"/>
+            <wp:docPr id="1" name="Picture 1"/>
+            <wp:cNvGraphicFramePr>
+              <a:graphicFrameLocks noChangeAspect="1"/>
+            </wp:cNvGraphicFramePr>
+            <a:graphic>
+              <a:graphicData uri="http://schemas.openxmlformats.org/drawingml/2006/picture">
+                <pic:pic>
+                  <pic:nvPicPr>
+                    <pic:cNvPr id="0" name="vis_01_story.png"/>
+                    <pic:cNvPicPr/>
+                  </pic:nvPicPr>
+                  <pic:blipFill>
+                    <a:blip r:embed="rId9"/>
+                    <a:stretch>
+                      <a:fillRect/>
+                    </a:stretch>
+                  </pic:blipFill>
+                  <pic:spPr>
+                    <a:xfrm>
+                      <a:off x="0" y="0"/>
+                      <a:ext cx="5669280" cy="2406385"/>
+                    </a:xfrm>
+                    <a:prstGeom prst="rect"/>
+                  </pic:spPr>
+                </pic:pic>
+              </a:graphicData>
+            </a:graphic>
+          </wp:inline>
+        </w:drawing>
+      </w:r>
+    </w:p>
+    <w:p>
+      <w:pPr>
+        <w:spacing w:after="160"/>
+        <w:jc w:val="center"/>
+      </w:pPr>
+      <w:r>
+        <w:rPr>
+          <w:rFonts w:ascii="맑은 고딕" w:hAnsi="맑은 고딕" w:eastAsia="맑은 고딕"/>
+          <w:b w:val="0"/>
+          <w:i/>
+          <w:color w:val="646464"/>
+          <w:sz w:val="18"/>
+        </w:rPr>
+        <w:t>[그림 1] 서울 6개 구 주간 아파트 매매가격지수 추이 — 이벤트 구간별 색상 구분</w:t>
+      </w:r>
+    </w:p>
+    <w:p>
+      <w:pPr>
+        <w:spacing w:before="60" w:after="40"/>
+        <w:jc w:val="center"/>
+      </w:pPr>
+      <w:r>
+        <w:drawing>
+          <wp:inline xmlns:a="http://schemas.openxmlformats.org/drawingml/2006/main" xmlns:pic="http://schemas.openxmlformats.org/drawingml/2006/picture">
             <wp:extent cx="5486400" cy="1821436"/>
-            <wp:docPr id="1" name="Picture 1"/>
+            <wp:docPr id="2" name="Picture 2"/>
             <wp:cNvGraphicFramePr>
               <a:graphicFrameLocks noChangeAspect="1"/>
             </wp:cNvGraphicFramePr>
@@ -164,7 +220,7 @@
                     <pic:cNvPicPr/>
                   </pic:nvPicPr>
                   <pic:blipFill>
-                    <a:blip r:embed="rId9"/>
+                    <a:blip r:embed="rId10"/>
                     <a:stretch>
                       <a:fillRect/>
                     </a:stretch>
@@ -196,7 +252,7 @@
           <w:color w:val="646464"/>
           <w:sz w:val="18"/>
         </w:rPr>
-        <w:t>[그림 1] 이벤트 구간별 구별 누적 가격 변화량</w:t>
+        <w:t>[그림 2] 이벤트 구간별 구별 누적 가격 변화량</w:t>
       </w:r>
     </w:p>
     <w:tbl>
@@ -1535,7 +1591,7 @@
         <w:drawing>
           <wp:inline xmlns:a="http://schemas.openxmlformats.org/drawingml/2006/main" xmlns:pic="http://schemas.openxmlformats.org/drawingml/2006/picture">
             <wp:extent cx="5669280" cy="7262412"/>
-            <wp:docPr id="2" name="Picture 2"/>
+            <wp:docPr id="3" name="Picture 3"/>
             <wp:cNvGraphicFramePr>
               <a:graphicFrameLocks noChangeAspect="1"/>
             </wp:cNvGraphicFramePr>
@@ -1547,7 +1603,7 @@
                     <pic:cNvPicPr/>
                   </pic:nvPicPr>
                   <pic:blipFill>
-                    <a:blip r:embed="rId10"/>
+                    <a:blip r:embed="rId11"/>
                     <a:stretch>
                       <a:fillRect/>
                     </a:stretch>
@@ -1579,7 +1635,7 @@
           <w:color w:val="646464"/>
           <w:sz w:val="18"/>
         </w:rPr>
-        <w:t>[그림 2] ACF / PACF (1차 차분) — 6개 구, lag=30</w:t>
+        <w:t>[그림 3] ACF / PACF (1차 차분) — 6개 구, lag=30</w:t>
       </w:r>
     </w:p>
     <w:p>
@@ -1758,7 +1814,7 @@
         <w:drawing>
           <wp:inline xmlns:a="http://schemas.openxmlformats.org/drawingml/2006/main" xmlns:pic="http://schemas.openxmlformats.org/drawingml/2006/picture">
             <wp:extent cx="5669280" cy="2820336"/>
-            <wp:docPr id="3" name="Picture 3"/>
+            <wp:docPr id="4" name="Picture 4"/>
             <wp:cNvGraphicFramePr>
               <a:graphicFrameLocks noChangeAspect="1"/>
             </wp:cNvGraphicFramePr>
@@ -1770,7 +1826,7 @@
                     <pic:cNvPicPr/>
                   </pic:nvPicPr>
                   <pic:blipFill>
-                    <a:blip r:embed="rId11"/>
+                    <a:blip r:embed="rId12"/>
                     <a:stretch>
                       <a:fillRect/>
                     </a:stretch>
@@ -1802,7 +1858,7 @@
           <w:color w:val="646464"/>
           <w:sz w:val="18"/>
         </w:rPr>
-        <w:t>[그림 3] FFT 주기성 분석</w:t>
+        <w:t>[그림 4] FFT 주기성 분석</w:t>
       </w:r>
     </w:p>
     <w:p>
@@ -1906,7 +1962,7 @@
         <w:drawing>
           <wp:inline xmlns:a="http://schemas.openxmlformats.org/drawingml/2006/main" xmlns:pic="http://schemas.openxmlformats.org/drawingml/2006/picture">
             <wp:extent cx="5486400" cy="1952474"/>
-            <wp:docPr id="4" name="Picture 4"/>
+            <wp:docPr id="5" name="Picture 5"/>
             <wp:cNvGraphicFramePr>
               <a:graphicFrameLocks noChangeAspect="1"/>
             </wp:cNvGraphicFramePr>
@@ -1918,7 +1974,7 @@
                     <pic:cNvPicPr/>
                   </pic:nvPicPr>
                   <pic:blipFill>
-                    <a:blip r:embed="rId12"/>
+                    <a:blip r:embed="rId13"/>
                     <a:stretch>
                       <a:fillRect/>
                     </a:stretch>
@@ -1950,7 +2006,7 @@
           <w:color w:val="646464"/>
           <w:sz w:val="18"/>
         </w:rPr>
-        <w:t>[그림 4] 강남·서초 vs 노원 선행 효과</w:t>
+        <w:t>[그림 5] 강남·서초 vs 노원 선행 효과</w:t>
       </w:r>
     </w:p>
     <w:p>
@@ -2024,7 +2080,7 @@
         <w:drawing>
           <wp:inline xmlns:a="http://schemas.openxmlformats.org/drawingml/2006/main" xmlns:pic="http://schemas.openxmlformats.org/drawingml/2006/picture">
             <wp:extent cx="5669280" cy="2417261"/>
-            <wp:docPr id="5" name="Picture 5"/>
+            <wp:docPr id="6" name="Picture 6"/>
             <wp:cNvGraphicFramePr>
               <a:graphicFrameLocks noChangeAspect="1"/>
             </wp:cNvGraphicFramePr>
@@ -2036,7 +2092,7 @@
                     <pic:cNvPicPr/>
                   </pic:nvPicPr>
                   <pic:blipFill>
-                    <a:blip r:embed="rId13"/>
+                    <a:blip r:embed="rId14"/>
                     <a:stretch>
                       <a:fillRect/>
                     </a:stretch>
@@ -2068,7 +2124,7 @@
           <w:color w:val="646464"/>
           <w:sz w:val="18"/>
         </w:rPr>
-        <w:t>[그림 5] VAR 충격반응함수(IRF) — 강남구 충격에 대한 6개 구 반응</w:t>
+        <w:t>[그림 6] VAR 충격반응함수(IRF) — 강남구 충격에 대한 6개 구 반응</w:t>
       </w:r>
     </w:p>
     <w:p>
@@ -3365,7 +3421,7 @@
         <w:drawing>
           <wp:inline xmlns:a="http://schemas.openxmlformats.org/drawingml/2006/main" xmlns:pic="http://schemas.openxmlformats.org/drawingml/2006/picture">
             <wp:extent cx="5669280" cy="1509947"/>
-            <wp:docPr id="6" name="Picture 6"/>
+            <wp:docPr id="7" name="Picture 7"/>
             <wp:cNvGraphicFramePr>
               <a:graphicFrameLocks noChangeAspect="1"/>
             </wp:cNvGraphicFramePr>
@@ -3377,7 +3433,7 @@
                     <pic:cNvPicPr/>
                   </pic:nvPicPr>
                   <pic:blipFill>
-                    <a:blip r:embed="rId14"/>
+                    <a:blip r:embed="rId15"/>
                     <a:stretch>
                       <a:fillRect/>
                     </a:stretch>
@@ -3409,7 +3465,7 @@
           <w:color w:val="646464"/>
           <w:sz w:val="18"/>
         </w:rPr>
-        <w:t>[그림 6] 모델별 학습/검증 손실 곡선 (log scale)</w:t>
+        <w:t>[그림 7] 모델별 학습/검증 손실 곡선 (log scale)</w:t>
       </w:r>
     </w:p>
     <w:p>
@@ -3483,7 +3539,7 @@
         <w:drawing>
           <wp:inline xmlns:a="http://schemas.openxmlformats.org/drawingml/2006/main" xmlns:pic="http://schemas.openxmlformats.org/drawingml/2006/picture">
             <wp:extent cx="5303520" cy="2033701"/>
-            <wp:docPr id="7" name="Picture 7"/>
+            <wp:docPr id="8" name="Picture 8"/>
             <wp:cNvGraphicFramePr>
               <a:graphicFrameLocks noChangeAspect="1"/>
             </wp:cNvGraphicFramePr>
@@ -3495,7 +3551,7 @@
                     <pic:cNvPicPr/>
                   </pic:nvPicPr>
                   <pic:blipFill>
-                    <a:blip r:embed="rId15"/>
+                    <a:blip r:embed="rId16"/>
                     <a:stretch>
                       <a:fillRect/>
                     </a:stretch>
@@ -3527,7 +3583,7 @@
           <w:color w:val="646464"/>
           <w:sz w:val="18"/>
         </w:rPr>
-        <w:t>[그림 7] 모델별 평균 RMSE·DA 비교</w:t>
+        <w:t>[그림 8] 모델별 평균 RMSE·DA 비교</w:t>
       </w:r>
     </w:p>
     <w:tbl>
@@ -6460,7 +6516,7 @@
         <w:drawing>
           <wp:inline xmlns:a="http://schemas.openxmlformats.org/drawingml/2006/main" xmlns:pic="http://schemas.openxmlformats.org/drawingml/2006/picture">
             <wp:extent cx="5669280" cy="4578391"/>
-            <wp:docPr id="8" name="Picture 8"/>
+            <wp:docPr id="9" name="Picture 9"/>
             <wp:cNvGraphicFramePr>
               <a:graphicFrameLocks noChangeAspect="1"/>
             </wp:cNvGraphicFramePr>
@@ -6472,7 +6528,7 @@
                     <pic:cNvPicPr/>
                   </pic:nvPicPr>
                   <pic:blipFill>
-                    <a:blip r:embed="rId16"/>
+                    <a:blip r:embed="rId17"/>
                     <a:stretch>
                       <a:fillRect/>
                     </a:stretch>
@@ -6504,7 +6560,7 @@
           <w:color w:val="646464"/>
           <w:sz w:val="18"/>
         </w:rPr>
-        <w:t>[그림 8] GRU 테스트 구간 예측 vs 실제 / 향후 3주 예측(★)</w:t>
+        <w:t>[그림 9] GRU 테스트 구간 예측 vs 실제 / 향후 3주 예측(★)</w:t>
       </w:r>
     </w:p>
     <w:p>

--- a/output/report.docx
+++ b/output/report.docx
@@ -1544,6 +1544,62 @@
       </w:pPr>
     </w:p>
     <w:p>
+      <w:pPr>
+        <w:spacing w:before="60" w:after="40"/>
+        <w:jc w:val="center"/>
+      </w:pPr>
+      <w:r>
+        <w:drawing>
+          <wp:inline xmlns:a="http://schemas.openxmlformats.org/drawingml/2006/main" xmlns:pic="http://schemas.openxmlformats.org/drawingml/2006/picture">
+            <wp:extent cx="5669280" cy="3484245"/>
+            <wp:docPr id="3" name="Picture 3"/>
+            <wp:cNvGraphicFramePr>
+              <a:graphicFrameLocks noChangeAspect="1"/>
+            </wp:cNvGraphicFramePr>
+            <a:graphic>
+              <a:graphicData uri="http://schemas.openxmlformats.org/drawingml/2006/picture">
+                <pic:pic>
+                  <pic:nvPicPr>
+                    <pic:cNvPr id="0" name="vis_04_regime_bar.png"/>
+                    <pic:cNvPicPr/>
+                  </pic:nvPicPr>
+                  <pic:blipFill>
+                    <a:blip r:embed="rId11"/>
+                    <a:stretch>
+                      <a:fillRect/>
+                    </a:stretch>
+                  </pic:blipFill>
+                  <pic:spPr>
+                    <a:xfrm>
+                      <a:off x="0" y="0"/>
+                      <a:ext cx="5669280" cy="3484245"/>
+                    </a:xfrm>
+                    <a:prstGeom prst="rect"/>
+                  </pic:spPr>
+                </pic:pic>
+              </a:graphicData>
+            </a:graphic>
+          </wp:inline>
+        </w:drawing>
+      </w:r>
+    </w:p>
+    <w:p>
+      <w:pPr>
+        <w:spacing w:after="160"/>
+        <w:jc w:val="center"/>
+      </w:pPr>
+      <w:r>
+        <w:rPr>
+          <w:rFonts w:ascii="맑은 고딕" w:hAnsi="맑은 고딕" w:eastAsia="맑은 고딕"/>
+          <w:b w:val="0"/>
+          <w:i/>
+          <w:color w:val="646464"/>
+          <w:sz w:val="18"/>
+        </w:rPr>
+        <w:t>[그림 3] 시기별·지역별 누적 가격 변화율 — 같은 이벤트에도 지역마다 반응이 다름</w:t>
+      </w:r>
+    </w:p>
+    <w:p>
       <w:r>
         <w:br w:type="page"/>
       </w:r>
@@ -1591,7 +1647,7 @@
         <w:drawing>
           <wp:inline xmlns:a="http://schemas.openxmlformats.org/drawingml/2006/main" xmlns:pic="http://schemas.openxmlformats.org/drawingml/2006/picture">
             <wp:extent cx="5669280" cy="7262412"/>
-            <wp:docPr id="3" name="Picture 3"/>
+            <wp:docPr id="4" name="Picture 4"/>
             <wp:cNvGraphicFramePr>
               <a:graphicFrameLocks noChangeAspect="1"/>
             </wp:cNvGraphicFramePr>
@@ -1603,7 +1659,7 @@
                     <pic:cNvPicPr/>
                   </pic:nvPicPr>
                   <pic:blipFill>
-                    <a:blip r:embed="rId11"/>
+                    <a:blip r:embed="rId12"/>
                     <a:stretch>
                       <a:fillRect/>
                     </a:stretch>
@@ -1635,7 +1691,7 @@
           <w:color w:val="646464"/>
           <w:sz w:val="18"/>
         </w:rPr>
-        <w:t>[그림 3] ACF / PACF (1차 차분) — 6개 구, lag=30</w:t>
+        <w:t>[그림 4] ACF / PACF (1차 차분) — 6개 구, lag=30</w:t>
       </w:r>
     </w:p>
     <w:p>
@@ -1814,7 +1870,7 @@
         <w:drawing>
           <wp:inline xmlns:a="http://schemas.openxmlformats.org/drawingml/2006/main" xmlns:pic="http://schemas.openxmlformats.org/drawingml/2006/picture">
             <wp:extent cx="5669280" cy="2820336"/>
-            <wp:docPr id="4" name="Picture 4"/>
+            <wp:docPr id="5" name="Picture 5"/>
             <wp:cNvGraphicFramePr>
               <a:graphicFrameLocks noChangeAspect="1"/>
             </wp:cNvGraphicFramePr>
@@ -1826,7 +1882,7 @@
                     <pic:cNvPicPr/>
                   </pic:nvPicPr>
                   <pic:blipFill>
-                    <a:blip r:embed="rId12"/>
+                    <a:blip r:embed="rId13"/>
                     <a:stretch>
                       <a:fillRect/>
                     </a:stretch>
@@ -1858,7 +1914,7 @@
           <w:color w:val="646464"/>
           <w:sz w:val="18"/>
         </w:rPr>
-        <w:t>[그림 4] FFT 주기성 분석</w:t>
+        <w:t>[그림 5] FFT 주기성 분석</w:t>
       </w:r>
     </w:p>
     <w:p>
@@ -1878,6 +1934,62 @@
     </w:p>
     <w:p>
       <w:pPr>
+        <w:spacing w:before="60" w:after="40"/>
+        <w:jc w:val="center"/>
+      </w:pPr>
+      <w:r>
+        <w:drawing>
+          <wp:inline xmlns:a="http://schemas.openxmlformats.org/drawingml/2006/main" xmlns:pic="http://schemas.openxmlformats.org/drawingml/2006/picture">
+            <wp:extent cx="5669280" cy="5038727"/>
+            <wp:docPr id="6" name="Picture 6"/>
+            <wp:cNvGraphicFramePr>
+              <a:graphicFrameLocks noChangeAspect="1"/>
+            </wp:cNvGraphicFramePr>
+            <a:graphic>
+              <a:graphicData uri="http://schemas.openxmlformats.org/drawingml/2006/picture">
+                <pic:pic>
+                  <pic:nvPicPr>
+                    <pic:cNvPr id="0" name="fig_04_decomposition.png"/>
+                    <pic:cNvPicPr/>
+                  </pic:nvPicPr>
+                  <pic:blipFill>
+                    <a:blip r:embed="rId14"/>
+                    <a:stretch>
+                      <a:fillRect/>
+                    </a:stretch>
+                  </pic:blipFill>
+                  <pic:spPr>
+                    <a:xfrm>
+                      <a:off x="0" y="0"/>
+                      <a:ext cx="5669280" cy="5038727"/>
+                    </a:xfrm>
+                    <a:prstGeom prst="rect"/>
+                  </pic:spPr>
+                </pic:pic>
+              </a:graphicData>
+            </a:graphic>
+          </wp:inline>
+        </w:drawing>
+      </w:r>
+    </w:p>
+    <w:p>
+      <w:pPr>
+        <w:spacing w:after="160"/>
+        <w:jc w:val="center"/>
+      </w:pPr>
+      <w:r>
+        <w:rPr>
+          <w:rFonts w:ascii="맑은 고딕" w:hAnsi="맑은 고딕" w:eastAsia="맑은 고딕"/>
+          <w:b w:val="0"/>
+          <w:i/>
+          <w:color w:val="646464"/>
+          <w:sz w:val="18"/>
+        </w:rPr>
+        <w:t>[그림 6] 시계열 분해 (원시 / 추세 / 계절 / 잔차) — 6개 구</w:t>
+      </w:r>
+    </w:p>
+    <w:p>
+      <w:pPr>
         <w:spacing w:after="40"/>
         <w:ind w:left="283" w:hanging="283"/>
       </w:pPr>
@@ -1888,7 +2000,63 @@
           <w:i w:val="0"/>
           <w:sz w:val="22"/>
         </w:rPr>
-        <w:t>·  계절 분해(seasonal_decompose) 결과: Seasonal 성분이 Trend 대비 극소</w:t>
+        <w:t>·  계절 분해(seasonal_decompose) 결과: Seasonal 성분이 Trend 대비 극소 — 분해 그림 3열에서 직접 확인</w:t>
+      </w:r>
+    </w:p>
+    <w:p>
+      <w:pPr>
+        <w:spacing w:before="60" w:after="40"/>
+        <w:jc w:val="center"/>
+      </w:pPr>
+      <w:r>
+        <w:drawing>
+          <wp:inline xmlns:a="http://schemas.openxmlformats.org/drawingml/2006/main" xmlns:pic="http://schemas.openxmlformats.org/drawingml/2006/picture">
+            <wp:extent cx="5669280" cy="1882150"/>
+            <wp:docPr id="7" name="Picture 7"/>
+            <wp:cNvGraphicFramePr>
+              <a:graphicFrameLocks noChangeAspect="1"/>
+            </wp:cNvGraphicFramePr>
+            <a:graphic>
+              <a:graphicData uri="http://schemas.openxmlformats.org/drawingml/2006/picture">
+                <pic:pic>
+                  <pic:nvPicPr>
+                    <pic:cNvPr id="0" name="vis_03_seasonality.png"/>
+                    <pic:cNvPicPr/>
+                  </pic:nvPicPr>
+                  <pic:blipFill>
+                    <a:blip r:embed="rId15"/>
+                    <a:stretch>
+                      <a:fillRect/>
+                    </a:stretch>
+                  </pic:blipFill>
+                  <pic:spPr>
+                    <a:xfrm>
+                      <a:off x="0" y="0"/>
+                      <a:ext cx="5669280" cy="1882150"/>
+                    </a:xfrm>
+                    <a:prstGeom prst="rect"/>
+                  </pic:spPr>
+                </pic:pic>
+              </a:graphicData>
+            </a:graphic>
+          </wp:inline>
+        </w:drawing>
+      </w:r>
+    </w:p>
+    <w:p>
+      <w:pPr>
+        <w:spacing w:after="160"/>
+        <w:jc w:val="center"/>
+      </w:pPr>
+      <w:r>
+        <w:rPr>
+          <w:rFonts w:ascii="맑은 고딕" w:hAnsi="맑은 고딕" w:eastAsia="맑은 고딕"/>
+          <w:b w:val="0"/>
+          <w:i/>
+          <w:color w:val="646464"/>
+          <w:sz w:val="18"/>
+        </w:rPr>
+        <w:t>[그림 7] 연도×월별 주간 변화율 히트맵 — 계절 반복 패턴 부재 확인</w:t>
       </w:r>
     </w:p>
     <w:p>
@@ -1961,8 +2129,94 @@
       <w:r>
         <w:drawing>
           <wp:inline xmlns:a="http://schemas.openxmlformats.org/drawingml/2006/main" xmlns:pic="http://schemas.openxmlformats.org/drawingml/2006/picture">
+            <wp:extent cx="5669280" cy="2087646"/>
+            <wp:docPr id="8" name="Picture 8"/>
+            <wp:cNvGraphicFramePr>
+              <a:graphicFrameLocks noChangeAspect="1"/>
+            </wp:cNvGraphicFramePr>
+            <a:graphic>
+              <a:graphicData uri="http://schemas.openxmlformats.org/drawingml/2006/picture">
+                <pic:pic>
+                  <pic:nvPicPr>
+                    <pic:cNvPr id="0" name="fig_05_correlation.png"/>
+                    <pic:cNvPicPr/>
+                  </pic:nvPicPr>
+                  <pic:blipFill>
+                    <a:blip r:embed="rId16"/>
+                    <a:stretch>
+                      <a:fillRect/>
+                    </a:stretch>
+                  </pic:blipFill>
+                  <pic:spPr>
+                    <a:xfrm>
+                      <a:off x="0" y="0"/>
+                      <a:ext cx="5669280" cy="2087646"/>
+                    </a:xfrm>
+                    <a:prstGeom prst="rect"/>
+                  </pic:spPr>
+                </pic:pic>
+              </a:graphicData>
+            </a:graphic>
+          </wp:inline>
+        </w:drawing>
+      </w:r>
+    </w:p>
+    <w:p>
+      <w:pPr>
+        <w:spacing w:after="160"/>
+        <w:jc w:val="center"/>
+      </w:pPr>
+      <w:r>
+        <w:rPr>
+          <w:rFonts w:ascii="맑은 고딕" w:hAnsi="맑은 고딕" w:eastAsia="맑은 고딕"/>
+          <w:b w:val="0"/>
+          <w:i/>
+          <w:color w:val="646464"/>
+          <w:sz w:val="18"/>
+        </w:rPr>
+        <w:t>[그림 8] 구별 가격지수 상관관계 — 수준 상관(좌) vs 차분 상관(우)</w:t>
+      </w:r>
+    </w:p>
+    <w:p>
+      <w:pPr>
+        <w:spacing w:after="40"/>
+        <w:ind w:left="283" w:hanging="283"/>
+      </w:pPr>
+      <w:r>
+        <w:rPr>
+          <w:rFonts w:ascii="맑은 고딕" w:hAnsi="맑은 고딕" w:eastAsia="맑은 고딕"/>
+          <w:b w:val="0"/>
+          <w:i w:val="0"/>
+          <w:sz w:val="22"/>
+        </w:rPr>
+        <w:t>·  상관관계: 강남 3구 간 &gt; 외곽 3구 간 &gt; 강남-외곽 간 순</w:t>
+      </w:r>
+    </w:p>
+    <w:p>
+      <w:pPr>
+        <w:spacing w:after="40"/>
+        <w:ind w:left="283" w:hanging="283"/>
+      </w:pPr>
+      <w:r>
+        <w:rPr>
+          <w:rFonts w:ascii="맑은 고딕" w:hAnsi="맑은 고딕" w:eastAsia="맑은 고딕"/>
+          <w:b w:val="0"/>
+          <w:i w:val="0"/>
+          <w:sz w:val="22"/>
+        </w:rPr>
+        <w:t>·  수준 상관: 노원-강남 –0.286(음의 상관) / 차분 상관: +0.420(양의 상관) — 추세 방향은 반대, 변화율 방향은 동조</w:t>
+      </w:r>
+    </w:p>
+    <w:p>
+      <w:pPr>
+        <w:spacing w:before="60" w:after="40"/>
+        <w:jc w:val="center"/>
+      </w:pPr>
+      <w:r>
+        <w:drawing>
+          <wp:inline xmlns:a="http://schemas.openxmlformats.org/drawingml/2006/main" xmlns:pic="http://schemas.openxmlformats.org/drawingml/2006/picture">
             <wp:extent cx="5486400" cy="1952474"/>
-            <wp:docPr id="5" name="Picture 5"/>
+            <wp:docPr id="9" name="Picture 9"/>
             <wp:cNvGraphicFramePr>
               <a:graphicFrameLocks noChangeAspect="1"/>
             </wp:cNvGraphicFramePr>
@@ -1974,7 +2228,7 @@
                     <pic:cNvPicPr/>
                   </pic:nvPicPr>
                   <pic:blipFill>
-                    <a:blip r:embed="rId13"/>
+                    <a:blip r:embed="rId17"/>
                     <a:stretch>
                       <a:fillRect/>
                     </a:stretch>
@@ -2006,22 +2260,7 @@
           <w:color w:val="646464"/>
           <w:sz w:val="18"/>
         </w:rPr>
-        <w:t>[그림 5] 강남·서초 vs 노원 선행 효과</w:t>
-      </w:r>
-    </w:p>
-    <w:p>
-      <w:pPr>
-        <w:spacing w:after="40"/>
-        <w:ind w:left="283" w:hanging="283"/>
-      </w:pPr>
-      <w:r>
-        <w:rPr>
-          <w:rFonts w:ascii="맑은 고딕" w:hAnsi="맑은 고딕" w:eastAsia="맑은 고딕"/>
-          <w:b w:val="0"/>
-          <w:i w:val="0"/>
-          <w:sz w:val="22"/>
-        </w:rPr>
-        <w:t>·  상관관계: 강남 3구 간 &gt; 외곽 3구 간 &gt; 강남-외곽 간 순</w:t>
+        <w:t>[그림 9] 강남·서초 vs 노원 선행 효과</w:t>
       </w:r>
     </w:p>
     <w:p>
@@ -2080,7 +2319,7 @@
         <w:drawing>
           <wp:inline xmlns:a="http://schemas.openxmlformats.org/drawingml/2006/main" xmlns:pic="http://schemas.openxmlformats.org/drawingml/2006/picture">
             <wp:extent cx="5669280" cy="2417261"/>
-            <wp:docPr id="6" name="Picture 6"/>
+            <wp:docPr id="10" name="Picture 10"/>
             <wp:cNvGraphicFramePr>
               <a:graphicFrameLocks noChangeAspect="1"/>
             </wp:cNvGraphicFramePr>
@@ -2092,7 +2331,7 @@
                     <pic:cNvPicPr/>
                   </pic:nvPicPr>
                   <pic:blipFill>
-                    <a:blip r:embed="rId14"/>
+                    <a:blip r:embed="rId18"/>
                     <a:stretch>
                       <a:fillRect/>
                     </a:stretch>
@@ -2124,7 +2363,7 @@
           <w:color w:val="646464"/>
           <w:sz w:val="18"/>
         </w:rPr>
-        <w:t>[그림 6] VAR 충격반응함수(IRF) — 강남구 충격에 대한 6개 구 반응</w:t>
+        <w:t>[그림 10] VAR 충격반응함수(IRF) — 강남구 충격에 대한 6개 구 반응</w:t>
       </w:r>
     </w:p>
     <w:p>
@@ -3421,7 +3660,7 @@
         <w:drawing>
           <wp:inline xmlns:a="http://schemas.openxmlformats.org/drawingml/2006/main" xmlns:pic="http://schemas.openxmlformats.org/drawingml/2006/picture">
             <wp:extent cx="5669280" cy="1509947"/>
-            <wp:docPr id="7" name="Picture 7"/>
+            <wp:docPr id="11" name="Picture 11"/>
             <wp:cNvGraphicFramePr>
               <a:graphicFrameLocks noChangeAspect="1"/>
             </wp:cNvGraphicFramePr>
@@ -3433,7 +3672,7 @@
                     <pic:cNvPicPr/>
                   </pic:nvPicPr>
                   <pic:blipFill>
-                    <a:blip r:embed="rId15"/>
+                    <a:blip r:embed="rId19"/>
                     <a:stretch>
                       <a:fillRect/>
                     </a:stretch>
@@ -3465,7 +3704,7 @@
           <w:color w:val="646464"/>
           <w:sz w:val="18"/>
         </w:rPr>
-        <w:t>[그림 7] 모델별 학습/검증 손실 곡선 (log scale)</w:t>
+        <w:t>[그림 11] 모델별 학습/검증 손실 곡선 (log scale)</w:t>
       </w:r>
     </w:p>
     <w:p>
@@ -3539,7 +3778,7 @@
         <w:drawing>
           <wp:inline xmlns:a="http://schemas.openxmlformats.org/drawingml/2006/main" xmlns:pic="http://schemas.openxmlformats.org/drawingml/2006/picture">
             <wp:extent cx="5303520" cy="2033701"/>
-            <wp:docPr id="8" name="Picture 8"/>
+            <wp:docPr id="12" name="Picture 12"/>
             <wp:cNvGraphicFramePr>
               <a:graphicFrameLocks noChangeAspect="1"/>
             </wp:cNvGraphicFramePr>
@@ -3551,7 +3790,7 @@
                     <pic:cNvPicPr/>
                   </pic:nvPicPr>
                   <pic:blipFill>
-                    <a:blip r:embed="rId16"/>
+                    <a:blip r:embed="rId20"/>
                     <a:stretch>
                       <a:fillRect/>
                     </a:stretch>
@@ -3583,7 +3822,7 @@
           <w:color w:val="646464"/>
           <w:sz w:val="18"/>
         </w:rPr>
-        <w:t>[그림 8] 모델별 평균 RMSE·DA 비교</w:t>
+        <w:t>[그림 12] 모델별 평균 RMSE·DA 비교</w:t>
       </w:r>
     </w:p>
     <w:tbl>
@@ -6509,6 +6748,133 @@
     </w:p>
     <w:p>
       <w:pPr>
+        <w:spacing w:after="40"/>
+        <w:ind w:left="283" w:hanging="283"/>
+      </w:pPr>
+      <w:r>
+        <w:rPr>
+          <w:rFonts w:ascii="맑은 고딕" w:hAnsi="맑은 고딕" w:eastAsia="맑은 고딕"/>
+          <w:b w:val="0"/>
+          <w:i w:val="0"/>
+          <w:sz w:val="22"/>
+        </w:rPr>
+        <w:t>·  모델별 예측 vs 실제값 비교 (테스트 구간)</w:t>
+      </w:r>
+    </w:p>
+    <w:p>
+      <w:pPr>
+        <w:spacing w:before="60" w:after="40"/>
+        <w:jc w:val="center"/>
+      </w:pPr>
+      <w:r>
+        <w:drawing>
+          <wp:inline xmlns:a="http://schemas.openxmlformats.org/drawingml/2006/main" xmlns:pic="http://schemas.openxmlformats.org/drawingml/2006/picture">
+            <wp:extent cx="5303520" cy="4283011"/>
+            <wp:docPr id="13" name="Picture 13"/>
+            <wp:cNvGraphicFramePr>
+              <a:graphicFrameLocks noChangeAspect="1"/>
+            </wp:cNvGraphicFramePr>
+            <a:graphic>
+              <a:graphicData uri="http://schemas.openxmlformats.org/drawingml/2006/picture">
+                <pic:pic>
+                  <pic:nvPicPr>
+                    <pic:cNvPr id="0" name="fig_07_final_SimpleRNN.png"/>
+                    <pic:cNvPicPr/>
+                  </pic:nvPicPr>
+                  <pic:blipFill>
+                    <a:blip r:embed="rId21"/>
+                    <a:stretch>
+                      <a:fillRect/>
+                    </a:stretch>
+                  </pic:blipFill>
+                  <pic:spPr>
+                    <a:xfrm>
+                      <a:off x="0" y="0"/>
+                      <a:ext cx="5303520" cy="4283011"/>
+                    </a:xfrm>
+                    <a:prstGeom prst="rect"/>
+                  </pic:spPr>
+                </pic:pic>
+              </a:graphicData>
+            </a:graphic>
+          </wp:inline>
+        </w:drawing>
+      </w:r>
+    </w:p>
+    <w:p>
+      <w:pPr>
+        <w:spacing w:after="160"/>
+        <w:jc w:val="center"/>
+      </w:pPr>
+      <w:r>
+        <w:rPr>
+          <w:rFonts w:ascii="맑은 고딕" w:hAnsi="맑은 고딕" w:eastAsia="맑은 고딕"/>
+          <w:b w:val="0"/>
+          <w:i/>
+          <w:color w:val="646464"/>
+          <w:sz w:val="18"/>
+        </w:rPr>
+        <w:t>[그림 13] SimpleRNN 예측 vs 실제 — RMSE 0.486</w:t>
+      </w:r>
+    </w:p>
+    <w:p>
+      <w:pPr>
+        <w:spacing w:before="60" w:after="40"/>
+        <w:jc w:val="center"/>
+      </w:pPr>
+      <w:r>
+        <w:drawing>
+          <wp:inline xmlns:a="http://schemas.openxmlformats.org/drawingml/2006/main" xmlns:pic="http://schemas.openxmlformats.org/drawingml/2006/picture">
+            <wp:extent cx="5303520" cy="4283011"/>
+            <wp:docPr id="14" name="Picture 14"/>
+            <wp:cNvGraphicFramePr>
+              <a:graphicFrameLocks noChangeAspect="1"/>
+            </wp:cNvGraphicFramePr>
+            <a:graphic>
+              <a:graphicData uri="http://schemas.openxmlformats.org/drawingml/2006/picture">
+                <pic:pic>
+                  <pic:nvPicPr>
+                    <pic:cNvPr id="0" name="fig_07_final_LSTM.png"/>
+                    <pic:cNvPicPr/>
+                  </pic:nvPicPr>
+                  <pic:blipFill>
+                    <a:blip r:embed="rId22"/>
+                    <a:stretch>
+                      <a:fillRect/>
+                    </a:stretch>
+                  </pic:blipFill>
+                  <pic:spPr>
+                    <a:xfrm>
+                      <a:off x="0" y="0"/>
+                      <a:ext cx="5303520" cy="4283011"/>
+                    </a:xfrm>
+                    <a:prstGeom prst="rect"/>
+                  </pic:spPr>
+                </pic:pic>
+              </a:graphicData>
+            </a:graphic>
+          </wp:inline>
+        </w:drawing>
+      </w:r>
+    </w:p>
+    <w:p>
+      <w:pPr>
+        <w:spacing w:after="160"/>
+        <w:jc w:val="center"/>
+      </w:pPr>
+      <w:r>
+        <w:rPr>
+          <w:rFonts w:ascii="맑은 고딕" w:hAnsi="맑은 고딕" w:eastAsia="맑은 고딕"/>
+          <w:b w:val="0"/>
+          <w:i/>
+          <w:color w:val="646464"/>
+          <w:sz w:val="18"/>
+        </w:rPr>
+        <w:t>[그림 14] LSTM 예측 vs 실제 — RMSE 0.508</w:t>
+      </w:r>
+    </w:p>
+    <w:p>
+      <w:pPr>
         <w:spacing w:before="60" w:after="40"/>
         <w:jc w:val="center"/>
       </w:pPr>
@@ -6516,7 +6882,7 @@
         <w:drawing>
           <wp:inline xmlns:a="http://schemas.openxmlformats.org/drawingml/2006/main" xmlns:pic="http://schemas.openxmlformats.org/drawingml/2006/picture">
             <wp:extent cx="5669280" cy="4578391"/>
-            <wp:docPr id="9" name="Picture 9"/>
+            <wp:docPr id="15" name="Picture 15"/>
             <wp:cNvGraphicFramePr>
               <a:graphicFrameLocks noChangeAspect="1"/>
             </wp:cNvGraphicFramePr>
@@ -6528,7 +6894,7 @@
                     <pic:cNvPicPr/>
                   </pic:nvPicPr>
                   <pic:blipFill>
-                    <a:blip r:embed="rId17"/>
+                    <a:blip r:embed="rId23"/>
                     <a:stretch>
                       <a:fillRect/>
                     </a:stretch>
@@ -6560,7 +6926,7 @@
           <w:color w:val="646464"/>
           <w:sz w:val="18"/>
         </w:rPr>
-        <w:t>[그림 9] GRU 테스트 구간 예측 vs 실제 / 향후 3주 예측(★)</w:t>
+        <w:t>[그림 15] GRU 테스트 구간 예측 vs 실제 / 향후 3주 예측(★) — RMSE 0.463</w:t>
       </w:r>
     </w:p>
     <w:p>

--- a/output/report.docx
+++ b/output/report.docx
@@ -4,7 +4,7 @@
   <w:body>
     <w:p>
       <w:pPr>
-        <w:spacing w:before="0" w:after="80"/>
+        <w:spacing w:before="0" w:after="40" w:lineRule="auto" w:line="252"/>
         <w:jc w:val="center"/>
       </w:pPr>
       <w:r>
@@ -13,14 +13,14 @@
           <w:b/>
           <w:i w:val="0"/>
           <w:color w:val="003875"/>
-          <w:sz w:val="32"/>
+          <w:sz w:val="30"/>
         </w:rPr>
         <w:t>주간 아파트 매매가격지수 예측 모델</w:t>
       </w:r>
     </w:p>
     <w:p>
       <w:pPr>
-        <w:spacing w:after="200"/>
+        <w:spacing w:before="0" w:after="80" w:lineRule="auto" w:line="252"/>
         <w:jc w:val="center"/>
       </w:pPr>
       <w:r>
@@ -29,7 +29,7 @@
           <w:b w:val="0"/>
           <w:i/>
           <w:color w:val="646464"/>
-          <w:sz w:val="20"/>
+          <w:sz w:val="18"/>
         </w:rPr>
         <w:t>KB Land 데이터 기반  |  서울 6개 구  |  2026년 5월 25일 예측</w:t>
       </w:r>
@@ -37,7 +37,7 @@
     <w:p>
       <w:pPr>
         <w:pStyle w:val="Heading1"/>
-        <w:spacing w:before="160" w:after="60"/>
+        <w:spacing w:before="100" w:after="40" w:lineRule="auto" w:line="252"/>
         <w:jc w:val="left"/>
       </w:pPr>
       <w:r>
@@ -46,7 +46,7 @@
           <w:b/>
           <w:i w:val="0"/>
           <w:color w:val="003875"/>
-          <w:sz w:val="24"/>
+          <w:sz w:val="22"/>
         </w:rPr>
         <w:t>1. 데이터 및 탐색 분석</w:t>
       </w:r>
@@ -54,7 +54,7 @@
     <w:p>
       <w:pPr>
         <w:pStyle w:val="Heading2"/>
-        <w:spacing w:before="100" w:after="40"/>
+        <w:spacing w:before="60" w:after="20" w:lineRule="auto" w:line="252"/>
         <w:jc w:val="left"/>
       </w:pPr>
       <w:r>
@@ -63,95 +63,50 @@
           <w:b/>
           <w:i w:val="0"/>
           <w:color w:val="1E64A0"/>
-          <w:sz w:val="21"/>
+          <w:sz w:val="20"/>
         </w:rPr>
         <w:t>1.1 데이터 개요</w:t>
       </w:r>
     </w:p>
     <w:p>
       <w:pPr>
-        <w:spacing w:after="40"/>
-        <w:ind w:left="227" w:hanging="227"/>
+        <w:spacing w:before="0" w:after="20" w:lineRule="auto" w:line="252"/>
+        <w:ind w:left="159" w:hanging="159"/>
       </w:pPr>
       <w:r>
         <w:rPr>
           <w:rFonts w:ascii="맑은 고딕" w:hAnsi="맑은 고딕" w:eastAsia="맑은 고딕"/>
           <w:b w:val="0"/>
           <w:i w:val="0"/>
-          <w:sz w:val="21"/>
+          <w:sz w:val="18"/>
         </w:rPr>
-        <w:t>·  출처: KB 부동산 데이터허브 — 주간 아파트 매매가격지수</w:t>
+        <w:t>·  출처: KB 부동산 데이터허브 — 주간 아파트 매매가격지수, 2021-05-10 ~ 2026-05-04 (251주, 결측치 없음)</w:t>
       </w:r>
     </w:p>
     <w:p>
       <w:pPr>
-        <w:spacing w:after="40"/>
-        <w:ind w:left="227" w:hanging="227"/>
+        <w:spacing w:before="0" w:after="20" w:lineRule="auto" w:line="252"/>
+        <w:ind w:left="159" w:hanging="159"/>
       </w:pPr>
       <w:r>
         <w:rPr>
           <w:rFonts w:ascii="맑은 고딕" w:hAnsi="맑은 고딕" w:eastAsia="맑은 고딕"/>
           <w:b w:val="0"/>
           <w:i w:val="0"/>
-          <w:sz w:val="21"/>
+          <w:sz w:val="18"/>
         </w:rPr>
-        <w:t>·  기간: 2021-05-10 ~ 2026-05-04 (251주, 매주 월요일 기준)</w:t>
+        <w:t>·  대상: 서울 6구 — 외곽 3구(노원·은평·서대문) + 강남 3구(서초·강남·송파) / 지수 기준 시점 = 100</w:t>
       </w:r>
     </w:p>
     <w:p>
       <w:pPr>
-        <w:spacing w:after="40"/>
-        <w:ind w:left="227" w:hanging="227"/>
-      </w:pPr>
-      <w:r>
-        <w:rPr>
-          <w:rFonts w:ascii="맑은 고딕" w:hAnsi="맑은 고딕" w:eastAsia="맑은 고딕"/>
-          <w:b w:val="0"/>
-          <w:i w:val="0"/>
-          <w:sz w:val="21"/>
-        </w:rPr>
-        <w:t>·  대상: 서울 외곽 3구(노원·은평·서대문) + 강남 3구(서초·강남·송파)</w:t>
-      </w:r>
-    </w:p>
-    <w:p>
-      <w:pPr>
-        <w:spacing w:after="40"/>
-        <w:ind w:left="227" w:hanging="227"/>
-      </w:pPr>
-      <w:r>
-        <w:rPr>
-          <w:rFonts w:ascii="맑은 고딕" w:hAnsi="맑은 고딕" w:eastAsia="맑은 고딕"/>
-          <w:b w:val="0"/>
-          <w:i w:val="0"/>
-          <w:sz w:val="21"/>
-        </w:rPr>
-        <w:t>·  지수 기준: 특정 기준 시점 = 100, 이후 상대 가격 변화를 주단위 추적</w:t>
-      </w:r>
-    </w:p>
-    <w:p>
-      <w:pPr>
-        <w:spacing w:after="40"/>
-        <w:ind w:left="227" w:hanging="227"/>
-      </w:pPr>
-      <w:r>
-        <w:rPr>
-          <w:rFonts w:ascii="맑은 고딕" w:hAnsi="맑은 고딕" w:eastAsia="맑은 고딕"/>
-          <w:b w:val="0"/>
-          <w:i w:val="0"/>
-          <w:sz w:val="21"/>
-        </w:rPr>
-        <w:t>·  결측치: 없음</w:t>
-      </w:r>
-    </w:p>
-    <w:p>
-      <w:pPr>
-        <w:spacing w:before="40" w:after="20"/>
+        <w:spacing w:before="40" w:after="0" w:lineRule="auto" w:line="252"/>
         <w:jc w:val="center"/>
       </w:pPr>
       <w:r>
         <w:drawing>
           <wp:inline xmlns:a="http://schemas.openxmlformats.org/drawingml/2006/main" xmlns:pic="http://schemas.openxmlformats.org/drawingml/2006/picture">
-            <wp:extent cx="5303520" cy="2251134"/>
+            <wp:extent cx="4572000" cy="1940633"/>
             <wp:docPr id="1" name="Picture 1"/>
             <wp:cNvGraphicFramePr>
               <a:graphicFrameLocks noChangeAspect="1"/>
@@ -172,7 +127,7 @@
                   <pic:spPr>
                     <a:xfrm>
                       <a:off x="0" y="0"/>
-                      <a:ext cx="5303520" cy="2251134"/>
+                      <a:ext cx="4572000" cy="1940633"/>
                     </a:xfrm>
                     <a:prstGeom prst="rect"/>
                   </pic:spPr>
@@ -185,7 +140,7 @@
     </w:p>
     <w:p>
       <w:pPr>
-        <w:spacing w:after="100"/>
+        <w:spacing w:before="0" w:after="40" w:lineRule="auto" w:line="252"/>
         <w:jc w:val="center"/>
       </w:pPr>
       <w:r>
@@ -194,75 +149,540 @@
           <w:b w:val="0"/>
           <w:i/>
           <w:color w:val="646464"/>
-          <w:sz w:val="18"/>
+          <w:sz w:val="16"/>
         </w:rPr>
         <w:t>[그림 1] 서울 6개 구 주간 아파트 매매가격지수 추이 (2021~2026) — 국면별 색상 구분</w:t>
       </w:r>
     </w:p>
     <w:p>
       <w:pPr>
-        <w:spacing w:after="40"/>
-        <w:ind w:left="227" w:hanging="227"/>
+        <w:spacing w:before="0" w:after="40" w:lineRule="auto" w:line="252"/>
+        <w:ind w:left="159" w:hanging="159"/>
       </w:pPr>
       <w:r>
         <w:rPr>
           <w:rFonts w:ascii="맑은 고딕" w:hAnsi="맑은 고딕" w:eastAsia="맑은 고딕"/>
           <w:b w:val="0"/>
           <w:i w:val="0"/>
-          <w:sz w:val="21"/>
+          <w:sz w:val="18"/>
         </w:rPr>
-        <w:t>·  3개 국면 구분 (모델 학습 변수 아닌 탐색적 해석용)</w:t>
+        <w:t>·  3개 국면 구분 (탐색적 해석용, 모델 학습 변수 아님)</w:t>
       </w:r>
     </w:p>
+    <w:tbl>
+      <w:tblPr>
+        <w:tblStyle w:val="TableGrid"/>
+        <w:tblW w:type="auto" w:w="0"/>
+        <w:tblLook w:firstColumn="1" w:firstRow="1" w:lastColumn="0" w:lastRow="0" w:noHBand="0" w:noVBand="1" w:val="04A0"/>
+      </w:tblPr>
+      <w:tblGrid>
+        <w:gridCol w:w="2579"/>
+        <w:gridCol w:w="2579"/>
+        <w:gridCol w:w="2579"/>
+        <w:gridCol w:w="2579"/>
+      </w:tblGrid>
+      <w:tr>
+        <w:tc>
+          <w:tcPr>
+            <w:tcW w:type="dxa" w:w="2579"/>
+            <w:vAlign w:val="center"/>
+            <w:shd w:val="clear" w:color="auto" w:fill="1F4E79"/>
+            <w:tcMar>
+              <w:top w:w="18" w:type="dxa"/>
+              <w:left w:w="45" w:type="dxa"/>
+              <w:bottom w:w="18" w:type="dxa"/>
+              <w:right w:w="45" w:type="dxa"/>
+            </w:tcMar>
+            <w:tcW w:w="2041" w:type="dxa"/>
+          </w:tcPr>
+          <w:p>
+            <w:pPr>
+              <w:spacing w:before="0" w:after="0" w:lineRule="auto" w:line="252"/>
+              <w:jc w:val="center"/>
+            </w:pPr>
+            <w:r/>
+            <w:r>
+              <w:rPr>
+                <w:rFonts w:ascii="맑은 고딕" w:hAnsi="맑은 고딕" w:eastAsia="맑은 고딕"/>
+                <w:b/>
+                <w:i w:val="0"/>
+                <w:color w:val="FFFFFF"/>
+                <w:sz w:val="16"/>
+              </w:rPr>
+              <w:t>구간</w:t>
+            </w:r>
+          </w:p>
+        </w:tc>
+        <w:tc>
+          <w:tcPr>
+            <w:tcW w:type="dxa" w:w="2579"/>
+            <w:vAlign w:val="center"/>
+            <w:shd w:val="clear" w:color="auto" w:fill="1F4E79"/>
+            <w:tcMar>
+              <w:top w:w="18" w:type="dxa"/>
+              <w:left w:w="45" w:type="dxa"/>
+              <w:bottom w:w="18" w:type="dxa"/>
+              <w:right w:w="45" w:type="dxa"/>
+            </w:tcMar>
+            <w:tcW w:w="1984" w:type="dxa"/>
+          </w:tcPr>
+          <w:p>
+            <w:pPr>
+              <w:spacing w:before="0" w:after="0" w:lineRule="auto" w:line="252"/>
+              <w:jc w:val="center"/>
+            </w:pPr>
+            <w:r/>
+            <w:r>
+              <w:rPr>
+                <w:rFonts w:ascii="맑은 고딕" w:hAnsi="맑은 고딕" w:eastAsia="맑은 고딕"/>
+                <w:b/>
+                <w:i w:val="0"/>
+                <w:color w:val="FFFFFF"/>
+                <w:sz w:val="16"/>
+              </w:rPr>
+              <w:t>기간</w:t>
+            </w:r>
+          </w:p>
+        </w:tc>
+        <w:tc>
+          <w:tcPr>
+            <w:tcW w:type="dxa" w:w="2579"/>
+            <w:vAlign w:val="center"/>
+            <w:shd w:val="clear" w:color="auto" w:fill="1F4E79"/>
+            <w:tcMar>
+              <w:top w:w="18" w:type="dxa"/>
+              <w:left w:w="45" w:type="dxa"/>
+              <w:bottom w:w="18" w:type="dxa"/>
+              <w:right w:w="45" w:type="dxa"/>
+            </w:tcMar>
+            <w:tcW w:w="2268" w:type="dxa"/>
+          </w:tcPr>
+          <w:p>
+            <w:pPr>
+              <w:spacing w:before="0" w:after="0" w:lineRule="auto" w:line="252"/>
+              <w:jc w:val="center"/>
+            </w:pPr>
+            <w:r/>
+            <w:r>
+              <w:rPr>
+                <w:rFonts w:ascii="맑은 고딕" w:hAnsi="맑은 고딕" w:eastAsia="맑은 고딕"/>
+                <w:b/>
+                <w:i w:val="0"/>
+                <w:color w:val="FFFFFF"/>
+                <w:sz w:val="16"/>
+              </w:rPr>
+              <w:t>6구 평균 변화</w:t>
+            </w:r>
+          </w:p>
+        </w:tc>
+        <w:tc>
+          <w:tcPr>
+            <w:tcW w:type="dxa" w:w="2579"/>
+            <w:vAlign w:val="center"/>
+            <w:shd w:val="clear" w:color="auto" w:fill="1F4E79"/>
+            <w:tcMar>
+              <w:top w:w="18" w:type="dxa"/>
+              <w:left w:w="45" w:type="dxa"/>
+              <w:bottom w:w="18" w:type="dxa"/>
+              <w:right w:w="45" w:type="dxa"/>
+            </w:tcMar>
+            <w:tcW w:w="4025" w:type="dxa"/>
+          </w:tcPr>
+          <w:p>
+            <w:pPr>
+              <w:spacing w:before="0" w:after="0" w:lineRule="auto" w:line="252"/>
+              <w:jc w:val="center"/>
+            </w:pPr>
+            <w:r/>
+            <w:r>
+              <w:rPr>
+                <w:rFonts w:ascii="맑은 고딕" w:hAnsi="맑은 고딕" w:eastAsia="맑은 고딕"/>
+                <w:b/>
+                <w:i w:val="0"/>
+                <w:color w:val="FFFFFF"/>
+                <w:sz w:val="16"/>
+              </w:rPr>
+              <w:t>해석</w:t>
+            </w:r>
+          </w:p>
+        </w:tc>
+      </w:tr>
+      <w:tr>
+        <w:tc>
+          <w:tcPr>
+            <w:tcW w:type="dxa" w:w="2579"/>
+            <w:vAlign w:val="center"/>
+            <w:shd w:val="clear" w:color="auto" w:fill="F5F5F5"/>
+            <w:tcMar>
+              <w:top w:w="18" w:type="dxa"/>
+              <w:left w:w="45" w:type="dxa"/>
+              <w:bottom w:w="18" w:type="dxa"/>
+              <w:right w:w="45" w:type="dxa"/>
+            </w:tcMar>
+            <w:tcW w:w="2041" w:type="dxa"/>
+          </w:tcPr>
+          <w:p>
+            <w:pPr>
+              <w:spacing w:before="0" w:after="0" w:lineRule="auto" w:line="252"/>
+              <w:jc w:val="left"/>
+            </w:pPr>
+            <w:r/>
+            <w:r>
+              <w:rPr>
+                <w:rFonts w:ascii="맑은 고딕" w:hAnsi="맑은 고딕" w:eastAsia="맑은 고딕"/>
+                <w:b w:val="0"/>
+                <w:i w:val="0"/>
+                <w:sz w:val="16"/>
+              </w:rPr>
+              <w:t>COVID 이후 급등기</w:t>
+            </w:r>
+          </w:p>
+        </w:tc>
+        <w:tc>
+          <w:tcPr>
+            <w:tcW w:type="dxa" w:w="2579"/>
+            <w:vAlign w:val="center"/>
+            <w:shd w:val="clear" w:color="auto" w:fill="F5F5F5"/>
+            <w:tcMar>
+              <w:top w:w="18" w:type="dxa"/>
+              <w:left w:w="45" w:type="dxa"/>
+              <w:bottom w:w="18" w:type="dxa"/>
+              <w:right w:w="45" w:type="dxa"/>
+            </w:tcMar>
+            <w:tcW w:w="1984" w:type="dxa"/>
+          </w:tcPr>
+          <w:p>
+            <w:pPr>
+              <w:spacing w:before="0" w:after="0" w:lineRule="auto" w:line="252"/>
+              <w:jc w:val="center"/>
+            </w:pPr>
+            <w:r/>
+            <w:r>
+              <w:rPr>
+                <w:rFonts w:ascii="맑은 고딕" w:hAnsi="맑은 고딕" w:eastAsia="맑은 고딕"/>
+                <w:b w:val="0"/>
+                <w:i w:val="0"/>
+                <w:sz w:val="16"/>
+              </w:rPr>
+              <w:t>2021.05~2022.06</w:t>
+            </w:r>
+          </w:p>
+        </w:tc>
+        <w:tc>
+          <w:tcPr>
+            <w:tcW w:type="dxa" w:w="2579"/>
+            <w:vAlign w:val="center"/>
+            <w:shd w:val="clear" w:color="auto" w:fill="F5F5F5"/>
+            <w:tcMar>
+              <w:top w:w="18" w:type="dxa"/>
+              <w:left w:w="45" w:type="dxa"/>
+              <w:bottom w:w="18" w:type="dxa"/>
+              <w:right w:w="45" w:type="dxa"/>
+            </w:tcMar>
+            <w:tcW w:w="2268" w:type="dxa"/>
+          </w:tcPr>
+          <w:p>
+            <w:pPr>
+              <w:spacing w:before="0" w:after="0" w:lineRule="auto" w:line="252"/>
+              <w:jc w:val="center"/>
+            </w:pPr>
+            <w:r/>
+            <w:r>
+              <w:rPr>
+                <w:rFonts w:ascii="맑은 고딕" w:hAnsi="맑은 고딕" w:eastAsia="맑은 고딕"/>
+                <w:b w:val="0"/>
+                <w:i w:val="0"/>
+                <w:sz w:val="16"/>
+              </w:rPr>
+              <w:t>+8.9p (+10.4%)</w:t>
+            </w:r>
+          </w:p>
+        </w:tc>
+        <w:tc>
+          <w:tcPr>
+            <w:tcW w:type="dxa" w:w="2579"/>
+            <w:vAlign w:val="center"/>
+            <w:shd w:val="clear" w:color="auto" w:fill="F5F5F5"/>
+            <w:tcMar>
+              <w:top w:w="18" w:type="dxa"/>
+              <w:left w:w="45" w:type="dxa"/>
+              <w:bottom w:w="18" w:type="dxa"/>
+              <w:right w:w="45" w:type="dxa"/>
+            </w:tcMar>
+            <w:tcW w:w="4025" w:type="dxa"/>
+          </w:tcPr>
+          <w:p>
+            <w:pPr>
+              <w:spacing w:before="0" w:after="0" w:lineRule="auto" w:line="252"/>
+              <w:jc w:val="left"/>
+            </w:pPr>
+            <w:r/>
+            <w:r>
+              <w:rPr>
+                <w:rFonts w:ascii="맑은 고딕" w:hAnsi="맑은 고딕" w:eastAsia="맑은 고딕"/>
+                <w:b w:val="0"/>
+                <w:i w:val="0"/>
+                <w:sz w:val="16"/>
+              </w:rPr>
+              <w:t>전반적 상승</w:t>
+            </w:r>
+          </w:p>
+        </w:tc>
+      </w:tr>
+      <w:tr>
+        <w:tc>
+          <w:tcPr>
+            <w:tcW w:type="dxa" w:w="2579"/>
+            <w:vAlign w:val="center"/>
+            <w:shd w:val="clear" w:color="auto" w:fill="FFFFFF"/>
+            <w:tcMar>
+              <w:top w:w="18" w:type="dxa"/>
+              <w:left w:w="45" w:type="dxa"/>
+              <w:bottom w:w="18" w:type="dxa"/>
+              <w:right w:w="45" w:type="dxa"/>
+            </w:tcMar>
+            <w:tcW w:w="2041" w:type="dxa"/>
+          </w:tcPr>
+          <w:p>
+            <w:pPr>
+              <w:spacing w:before="0" w:after="0" w:lineRule="auto" w:line="252"/>
+              <w:jc w:val="left"/>
+            </w:pPr>
+            <w:r/>
+            <w:r>
+              <w:rPr>
+                <w:rFonts w:ascii="맑은 고딕" w:hAnsi="맑은 고딕" w:eastAsia="맑은 고딕"/>
+                <w:b w:val="0"/>
+                <w:i w:val="0"/>
+                <w:sz w:val="16"/>
+              </w:rPr>
+              <w:t>금리인상 하락기</w:t>
+            </w:r>
+          </w:p>
+        </w:tc>
+        <w:tc>
+          <w:tcPr>
+            <w:tcW w:type="dxa" w:w="2579"/>
+            <w:vAlign w:val="center"/>
+            <w:shd w:val="clear" w:color="auto" w:fill="FFFFFF"/>
+            <w:tcMar>
+              <w:top w:w="18" w:type="dxa"/>
+              <w:left w:w="45" w:type="dxa"/>
+              <w:bottom w:w="18" w:type="dxa"/>
+              <w:right w:w="45" w:type="dxa"/>
+            </w:tcMar>
+            <w:tcW w:w="1984" w:type="dxa"/>
+          </w:tcPr>
+          <w:p>
+            <w:pPr>
+              <w:spacing w:before="0" w:after="0" w:lineRule="auto" w:line="252"/>
+              <w:jc w:val="center"/>
+            </w:pPr>
+            <w:r/>
+            <w:r>
+              <w:rPr>
+                <w:rFonts w:ascii="맑은 고딕" w:hAnsi="맑은 고딕" w:eastAsia="맑은 고딕"/>
+                <w:b w:val="0"/>
+                <w:i w:val="0"/>
+                <w:sz w:val="16"/>
+              </w:rPr>
+              <w:t>2022.07~2023.12</w:t>
+            </w:r>
+          </w:p>
+        </w:tc>
+        <w:tc>
+          <w:tcPr>
+            <w:tcW w:type="dxa" w:w="2579"/>
+            <w:vAlign w:val="center"/>
+            <w:shd w:val="clear" w:color="auto" w:fill="FFFFFF"/>
+            <w:tcMar>
+              <w:top w:w="18" w:type="dxa"/>
+              <w:left w:w="45" w:type="dxa"/>
+              <w:bottom w:w="18" w:type="dxa"/>
+              <w:right w:w="45" w:type="dxa"/>
+            </w:tcMar>
+            <w:tcW w:w="2268" w:type="dxa"/>
+          </w:tcPr>
+          <w:p>
+            <w:pPr>
+              <w:spacing w:before="0" w:after="0" w:lineRule="auto" w:line="252"/>
+              <w:jc w:val="center"/>
+            </w:pPr>
+            <w:r/>
+            <w:r>
+              <w:rPr>
+                <w:rFonts w:ascii="맑은 고딕" w:hAnsi="맑은 고딕" w:eastAsia="맑은 고딕"/>
+                <w:b w:val="0"/>
+                <w:i w:val="0"/>
+                <w:sz w:val="16"/>
+              </w:rPr>
+              <w:t>-8.9p (-8.8%)</w:t>
+            </w:r>
+          </w:p>
+        </w:tc>
+        <w:tc>
+          <w:tcPr>
+            <w:tcW w:type="dxa" w:w="2579"/>
+            <w:vAlign w:val="center"/>
+            <w:shd w:val="clear" w:color="auto" w:fill="FFFFFF"/>
+            <w:tcMar>
+              <w:top w:w="18" w:type="dxa"/>
+              <w:left w:w="45" w:type="dxa"/>
+              <w:bottom w:w="18" w:type="dxa"/>
+              <w:right w:w="45" w:type="dxa"/>
+            </w:tcMar>
+            <w:tcW w:w="4025" w:type="dxa"/>
+          </w:tcPr>
+          <w:p>
+            <w:pPr>
+              <w:spacing w:before="0" w:after="0" w:lineRule="auto" w:line="252"/>
+              <w:jc w:val="left"/>
+            </w:pPr>
+            <w:r/>
+            <w:r>
+              <w:rPr>
+                <w:rFonts w:ascii="맑은 고딕" w:hAnsi="맑은 고딕" w:eastAsia="맑은 고딕"/>
+                <w:b w:val="0"/>
+                <w:i w:val="0"/>
+                <w:sz w:val="16"/>
+              </w:rPr>
+              <w:t>전반적 조정</w:t>
+            </w:r>
+          </w:p>
+        </w:tc>
+      </w:tr>
+      <w:tr>
+        <w:tc>
+          <w:tcPr>
+            <w:tcW w:type="dxa" w:w="2579"/>
+            <w:vAlign w:val="center"/>
+            <w:shd w:val="clear" w:color="auto" w:fill="F5F5F5"/>
+            <w:tcMar>
+              <w:top w:w="18" w:type="dxa"/>
+              <w:left w:w="45" w:type="dxa"/>
+              <w:bottom w:w="18" w:type="dxa"/>
+              <w:right w:w="45" w:type="dxa"/>
+            </w:tcMar>
+            <w:tcW w:w="2041" w:type="dxa"/>
+          </w:tcPr>
+          <w:p>
+            <w:pPr>
+              <w:spacing w:before="0" w:after="0" w:lineRule="auto" w:line="252"/>
+              <w:jc w:val="left"/>
+            </w:pPr>
+            <w:r/>
+            <w:r>
+              <w:rPr>
+                <w:rFonts w:ascii="맑은 고딕" w:hAnsi="맑은 고딕" w:eastAsia="맑은 고딕"/>
+                <w:b w:val="0"/>
+                <w:i w:val="0"/>
+                <w:sz w:val="16"/>
+              </w:rPr>
+              <w:t>회복기</w:t>
+            </w:r>
+          </w:p>
+        </w:tc>
+        <w:tc>
+          <w:tcPr>
+            <w:tcW w:type="dxa" w:w="2579"/>
+            <w:vAlign w:val="center"/>
+            <w:shd w:val="clear" w:color="auto" w:fill="F5F5F5"/>
+            <w:tcMar>
+              <w:top w:w="18" w:type="dxa"/>
+              <w:left w:w="45" w:type="dxa"/>
+              <w:bottom w:w="18" w:type="dxa"/>
+              <w:right w:w="45" w:type="dxa"/>
+            </w:tcMar>
+            <w:tcW w:w="1984" w:type="dxa"/>
+          </w:tcPr>
+          <w:p>
+            <w:pPr>
+              <w:spacing w:before="0" w:after="0" w:lineRule="auto" w:line="252"/>
+              <w:jc w:val="center"/>
+            </w:pPr>
+            <w:r/>
+            <w:r>
+              <w:rPr>
+                <w:rFonts w:ascii="맑은 고딕" w:hAnsi="맑은 고딕" w:eastAsia="맑은 고딕"/>
+                <w:b w:val="0"/>
+                <w:i w:val="0"/>
+                <w:sz w:val="16"/>
+              </w:rPr>
+              <w:t>2024.01~2026.05</w:t>
+            </w:r>
+          </w:p>
+        </w:tc>
+        <w:tc>
+          <w:tcPr>
+            <w:tcW w:type="dxa" w:w="2579"/>
+            <w:vAlign w:val="center"/>
+            <w:shd w:val="clear" w:color="auto" w:fill="F5F5F5"/>
+            <w:tcMar>
+              <w:top w:w="18" w:type="dxa"/>
+              <w:left w:w="45" w:type="dxa"/>
+              <w:bottom w:w="18" w:type="dxa"/>
+              <w:right w:w="45" w:type="dxa"/>
+            </w:tcMar>
+            <w:tcW w:w="2268" w:type="dxa"/>
+          </w:tcPr>
+          <w:p>
+            <w:pPr>
+              <w:spacing w:before="0" w:after="0" w:lineRule="auto" w:line="252"/>
+              <w:jc w:val="center"/>
+            </w:pPr>
+            <w:r/>
+            <w:r>
+              <w:rPr>
+                <w:rFonts w:ascii="맑은 고딕" w:hAnsi="맑은 고딕" w:eastAsia="맑은 고딕"/>
+                <w:b w:val="0"/>
+                <w:i w:val="0"/>
+                <w:sz w:val="16"/>
+              </w:rPr>
+              <w:t>+17.7p (+22.0%)</w:t>
+            </w:r>
+          </w:p>
+        </w:tc>
+        <w:tc>
+          <w:tcPr>
+            <w:tcW w:type="dxa" w:w="2579"/>
+            <w:vAlign w:val="center"/>
+            <w:shd w:val="clear" w:color="auto" w:fill="F5F5F5"/>
+            <w:tcMar>
+              <w:top w:w="18" w:type="dxa"/>
+              <w:left w:w="45" w:type="dxa"/>
+              <w:bottom w:w="18" w:type="dxa"/>
+              <w:right w:w="45" w:type="dxa"/>
+            </w:tcMar>
+            <w:tcW w:w="4025" w:type="dxa"/>
+          </w:tcPr>
+          <w:p>
+            <w:pPr>
+              <w:spacing w:before="0" w:after="0" w:lineRule="auto" w:line="252"/>
+              <w:jc w:val="left"/>
+            </w:pPr>
+            <w:r/>
+            <w:r>
+              <w:rPr>
+                <w:rFonts w:ascii="맑은 고딕" w:hAnsi="맑은 고딕" w:eastAsia="맑은 고딕"/>
+                <w:b w:val="0"/>
+                <w:i w:val="0"/>
+                <w:sz w:val="16"/>
+              </w:rPr>
+              <w:t>회복 강도 확대</w:t>
+            </w:r>
+          </w:p>
+        </w:tc>
+      </w:tr>
+    </w:tbl>
     <w:p>
       <w:pPr>
-        <w:spacing w:after="40"/>
-        <w:ind w:left="624" w:hanging="227"/>
+        <w:spacing w:before="0" w:after="20" w:lineRule="auto" w:line="252"/>
       </w:pPr>
-      <w:r>
-        <w:rPr>
-          <w:rFonts w:ascii="맑은 고딕" w:hAnsi="맑은 고딕" w:eastAsia="맑은 고딕"/>
-          <w:b w:val="0"/>
-          <w:i w:val="0"/>
-          <w:sz w:val="19"/>
-        </w:rPr>
-        <w:t xml:space="preserve">  -  COVID 급등기: 6구 평균 누적 변화 +8.9p (+10.4%) — "같은 국면에서도 강남 3구와 외곽 3구 간 변화폭 차이 관찰됨"</w:t>
-      </w:r>
-    </w:p>
-    <w:p>
-      <w:pPr>
-        <w:spacing w:after="40"/>
-        <w:ind w:left="624" w:hanging="227"/>
-      </w:pPr>
-      <w:r>
-        <w:rPr>
-          <w:rFonts w:ascii="맑은 고딕" w:hAnsi="맑은 고딕" w:eastAsia="맑은 고딕"/>
-          <w:b w:val="0"/>
-          <w:i w:val="0"/>
-          <w:sz w:val="19"/>
-        </w:rPr>
-        <w:t xml:space="preserve">  -  금리인상 하락기: 6구 평균 누적 변화 -8.9p (-8.8%) — "같은 국면에서도 강남 3구와 외곽 3구 간 변화폭 차이 관찰됨"</w:t>
-      </w:r>
-    </w:p>
-    <w:p>
-      <w:pPr>
-        <w:spacing w:after="40"/>
-        <w:ind w:left="624" w:hanging="227"/>
-      </w:pPr>
-      <w:r>
-        <w:rPr>
-          <w:rFonts w:ascii="맑은 고딕" w:hAnsi="맑은 고딕" w:eastAsia="맑은 고딕"/>
-          <w:b w:val="0"/>
-          <w:i w:val="0"/>
-          <w:sz w:val="19"/>
-        </w:rPr>
-        <w:t xml:space="preserve">  -  회복기: 6구 평균 누적 변화 +17.7p (+22.0%) — "같은 국면에서도 강남 3구와 외곽 3구 간 변화폭 차이 관찰됨"</w:t>
-      </w:r>
     </w:p>
     <w:p>
       <w:pPr>
         <w:pStyle w:val="Heading2"/>
-        <w:spacing w:before="100" w:after="40"/>
+        <w:spacing w:before="60" w:after="20" w:lineRule="auto" w:line="252"/>
         <w:jc w:val="left"/>
       </w:pPr>
       <w:r>
@@ -271,65 +691,35 @@
           <w:b/>
           <w:i w:val="0"/>
           <w:color w:val="1E64A0"/>
-          <w:sz w:val="21"/>
+          <w:sz w:val="20"/>
         </w:rPr>
         <w:t>1.2 정상성 검정 및 주기성 분석</w:t>
       </w:r>
     </w:p>
     <w:p>
       <w:pPr>
-        <w:spacing w:after="40"/>
-        <w:ind w:left="227" w:hanging="227"/>
+        <w:spacing w:before="0" w:after="20" w:lineRule="auto" w:line="252"/>
+        <w:ind w:left="159" w:hanging="159"/>
       </w:pPr>
       <w:r>
         <w:rPr>
           <w:rFonts w:ascii="맑은 고딕" w:hAnsi="맑은 고딕" w:eastAsia="맑은 고딕"/>
           <w:b w:val="0"/>
           <w:i w:val="0"/>
-          <w:sz w:val="21"/>
+          <w:sz w:val="18"/>
         </w:rPr>
-        <w:t>·  ADF 검정: 원시 지수 전 6구 단위근 존재(비정상, p &gt; 0.05)</w:t>
+        <w:t>·  ADF 검정: 전 6구 원시 지수 비정상(단위근 존재); 1차 차분 후 은평구만 완전 정상화 → d=1 고정(ARIMA), 차분 타겟 전략(NN) 적용</w:t>
       </w:r>
     </w:p>
     <w:p>
       <w:pPr>
-        <w:spacing w:after="40"/>
-        <w:ind w:left="227" w:hanging="227"/>
-      </w:pPr>
-      <w:r>
-        <w:rPr>
-          <w:rFonts w:ascii="맑은 고딕" w:hAnsi="맑은 고딕" w:eastAsia="맑은 고딕"/>
-          <w:b w:val="0"/>
-          <w:i w:val="0"/>
-          <w:sz w:val="21"/>
-        </w:rPr>
-        <w:t>·  1차 차분 후 결과: 은평구만 완전 정상화(p=0.003) — 나머지 5구는 미완전 정상화</w:t>
-      </w:r>
-    </w:p>
-    <w:p>
-      <w:pPr>
-        <w:spacing w:after="40"/>
-        <w:ind w:left="227" w:hanging="227"/>
-      </w:pPr>
-      <w:r>
-        <w:rPr>
-          <w:rFonts w:ascii="맑은 고딕" w:hAnsi="맑은 고딕" w:eastAsia="맑은 고딕"/>
-          <w:b w:val="0"/>
-          <w:i w:val="0"/>
-          <w:sz w:val="21"/>
-        </w:rPr>
-        <w:t>·  추가 차분 시 과차분·정보 손실 위험 → d=1 고정(ARIMA) 또는 차분 타겟 전략(NN) 사용</w:t>
-      </w:r>
-    </w:p>
-    <w:p>
-      <w:pPr>
-        <w:spacing w:before="40" w:after="20"/>
+        <w:spacing w:before="40" w:after="0" w:lineRule="auto" w:line="252"/>
         <w:jc w:val="center"/>
       </w:pPr>
       <w:r>
         <w:drawing>
           <wp:inline xmlns:a="http://schemas.openxmlformats.org/drawingml/2006/main" xmlns:pic="http://schemas.openxmlformats.org/drawingml/2006/picture">
-            <wp:extent cx="5303520" cy="2638379"/>
+            <wp:extent cx="4389120" cy="2183486"/>
             <wp:docPr id="2" name="Picture 2"/>
             <wp:cNvGraphicFramePr>
               <a:graphicFrameLocks noChangeAspect="1"/>
@@ -350,7 +740,7 @@
                   <pic:spPr>
                     <a:xfrm>
                       <a:off x="0" y="0"/>
-                      <a:ext cx="5303520" cy="2638379"/>
+                      <a:ext cx="4389120" cy="2183486"/>
                     </a:xfrm>
                     <a:prstGeom prst="rect"/>
                   </pic:spPr>
@@ -363,7 +753,7 @@
     </w:p>
     <w:p>
       <w:pPr>
-        <w:spacing w:after="100"/>
+        <w:spacing w:before="0" w:after="40" w:lineRule="auto" w:line="252"/>
         <w:jc w:val="center"/>
       </w:pPr>
       <w:r>
@@ -372,45 +762,30 @@
           <w:b w:val="0"/>
           <w:i/>
           <w:color w:val="646464"/>
-          <w:sz w:val="18"/>
+          <w:sz w:val="16"/>
         </w:rPr>
         <w:t>[그림 2] FFT 주기성 분석 (트렌드 제거 후)</w:t>
       </w:r>
     </w:p>
     <w:p>
       <w:pPr>
-        <w:spacing w:after="40"/>
-        <w:ind w:left="227" w:hanging="227"/>
+        <w:spacing w:before="0" w:after="20" w:lineRule="auto" w:line="252"/>
+        <w:ind w:left="159" w:hanging="159"/>
       </w:pPr>
       <w:r>
         <w:rPr>
           <w:rFonts w:ascii="맑은 고딕" w:hAnsi="맑은 고딕" w:eastAsia="맑은 고딕"/>
           <w:b w:val="0"/>
           <w:i w:val="0"/>
-          <w:sz w:val="21"/>
+          <w:sz w:val="18"/>
         </w:rPr>
-        <w:t>·  FFT 분석: 구별 주요 주기 42~63주 수준 — 연간 52주 계절성보다 장기 사이클에 해당</w:t>
-      </w:r>
-    </w:p>
-    <w:p>
-      <w:pPr>
-        <w:spacing w:after="40"/>
-        <w:ind w:left="227" w:hanging="227"/>
-      </w:pPr>
-      <w:r>
-        <w:rPr>
-          <w:rFonts w:ascii="맑은 고딕" w:hAnsi="맑은 고딕" w:eastAsia="맑은 고딕"/>
-          <w:b w:val="0"/>
-          <w:i w:val="0"/>
-          <w:sz w:val="21"/>
-        </w:rPr>
-        <w:t>·  안정적인 반복 계절성은 뚜렷하지 않음 — 고정된 계절 패턴보다 거시적 국면 변화의 영향이 더 크게 나타난 것으로 해석됨</w:t>
+        <w:t>·  구별 주요 주기 약 42~63주 범위의 중기적 주기 관찰; 안정적 반복 계절성은 뚜렷하지 않음 — 거시적 국면 변화의 영향이 더 크게 나타난 것으로 해석됨</w:t>
       </w:r>
     </w:p>
     <w:p>
       <w:pPr>
         <w:pStyle w:val="Heading2"/>
-        <w:spacing w:before="100" w:after="40"/>
+        <w:spacing w:before="60" w:after="20" w:lineRule="auto" w:line="252"/>
         <w:jc w:val="left"/>
       </w:pPr>
       <w:r>
@@ -419,20 +794,20 @@
           <w:b/>
           <w:i w:val="0"/>
           <w:color w:val="1E64A0"/>
-          <w:sz w:val="21"/>
+          <w:sz w:val="20"/>
         </w:rPr>
         <w:t>1.3 지역 간 관계 분석 (VAR-IRF)</w:t>
       </w:r>
     </w:p>
     <w:p>
       <w:pPr>
-        <w:spacing w:before="40" w:after="20"/>
+        <w:spacing w:before="40" w:after="0" w:lineRule="auto" w:line="252"/>
         <w:jc w:val="center"/>
       </w:pPr>
       <w:r>
         <w:drawing>
           <wp:inline xmlns:a="http://schemas.openxmlformats.org/drawingml/2006/main" xmlns:pic="http://schemas.openxmlformats.org/drawingml/2006/picture">
-            <wp:extent cx="5303520" cy="2261309"/>
+            <wp:extent cx="4389120" cy="1871428"/>
             <wp:docPr id="3" name="Picture 3"/>
             <wp:cNvGraphicFramePr>
               <a:graphicFrameLocks noChangeAspect="1"/>
@@ -453,7 +828,7 @@
                   <pic:spPr>
                     <a:xfrm>
                       <a:off x="0" y="0"/>
-                      <a:ext cx="5303520" cy="2261309"/>
+                      <a:ext cx="4389120" cy="1871428"/>
                     </a:xfrm>
                     <a:prstGeom prst="rect"/>
                   </pic:spPr>
@@ -466,7 +841,7 @@
     </w:p>
     <w:p>
       <w:pPr>
-        <w:spacing w:after="100"/>
+        <w:spacing w:before="0" w:after="40" w:lineRule="auto" w:line="252"/>
         <w:jc w:val="center"/>
       </w:pPr>
       <w:r>
@@ -475,80 +850,45 @@
           <w:b w:val="0"/>
           <w:i/>
           <w:color w:val="646464"/>
-          <w:sz w:val="18"/>
+          <w:sz w:val="16"/>
         </w:rPr>
         <w:t>[그림 3] VAR 충격반응함수 — 강남구 충격에 대한 6개 구 반응</w:t>
       </w:r>
     </w:p>
     <w:p>
       <w:pPr>
-        <w:spacing w:after="40"/>
-        <w:ind w:left="227" w:hanging="227"/>
+        <w:spacing w:before="0" w:after="20" w:lineRule="auto" w:line="252"/>
+        <w:ind w:left="159" w:hanging="159"/>
       </w:pPr>
       <w:r>
         <w:rPr>
           <w:rFonts w:ascii="맑은 고딕" w:hAnsi="맑은 고딕" w:eastAsia="맑은 고딕"/>
           <w:b w:val="0"/>
           <w:i w:val="0"/>
-          <w:sz w:val="21"/>
+          <w:sz w:val="18"/>
         </w:rPr>
-        <w:t>·  VAR(1차 차분, 최적 시차 7주 AIC 기준) 충격반응 분석 결과</w:t>
+        <w:t>·  강남구 충격 이후 외곽 3구가 1~2주 시차로 반응하는 패턴 관찰 — 보조적 근거; 외생 변수 미포함으로 인과 효과 직접 추정 아님</w:t>
       </w:r>
     </w:p>
     <w:p>
       <w:pPr>
-        <w:spacing w:after="40"/>
-        <w:ind w:left="227" w:hanging="227"/>
+        <w:spacing w:before="0" w:after="20" w:lineRule="auto" w:line="252"/>
+        <w:ind w:left="159" w:hanging="159"/>
       </w:pPr>
       <w:r>
         <w:rPr>
           <w:rFonts w:ascii="맑은 고딕" w:hAnsi="맑은 고딕" w:eastAsia="맑은 고딕"/>
           <w:b w:val="0"/>
           <w:i w:val="0"/>
-          <w:sz w:val="21"/>
+          <w:sz w:val="18"/>
         </w:rPr>
-        <w:t>·  강남구 변화 충격 이후 외곽 3구가 일정 시차(1~2주)를 두고 반응하는 패턴이 관찰됨 — 보조적 근거로만 활용</w:t>
-      </w:r>
-    </w:p>
-    <w:p>
-      <w:pPr>
-        <w:spacing w:after="40"/>
-        <w:ind w:left="227" w:hanging="227"/>
-      </w:pPr>
-      <w:r>
-        <w:rPr>
-          <w:rFonts w:ascii="맑은 고딕" w:hAnsi="맑은 고딕" w:eastAsia="맑은 고딕"/>
-          <w:b w:val="0"/>
-          <w:i w:val="0"/>
-          <w:sz w:val="21"/>
-        </w:rPr>
-        <w:t>·  외생 변수를 포함하지 않았으므로 인과 효과를 직접 추정한 것은 아님</w:t>
-      </w:r>
-    </w:p>
-    <w:p>
-      <w:pPr>
-        <w:spacing w:after="40"/>
-        <w:ind w:left="227" w:hanging="227"/>
-      </w:pPr>
-      <w:r>
-        <w:rPr>
-          <w:rFonts w:ascii="맑은 고딕" w:hAnsi="맑은 고딕" w:eastAsia="맑은 고딕"/>
-          <w:b w:val="0"/>
-          <w:i w:val="0"/>
-          <w:sz w:val="21"/>
-        </w:rPr>
-        <w:t>·  IRF 충격 흡수 기간 ~6~8주 → SEQ_LEN 결정의 보조 근거 (VAR 시차 7주와 함께 16주 채택)</w:t>
-      </w:r>
-    </w:p>
-    <w:p>
-      <w:r>
-        <w:br w:type="page"/>
+        <w:t>·  IRF 충격 흡수 기간 약 6~8주, VAR 최적 시차 7주(AIC) → SEQ_LEN=16주 결정의 보조 근거</w:t>
       </w:r>
     </w:p>
     <w:p>
       <w:pPr>
         <w:pStyle w:val="Heading1"/>
-        <w:spacing w:before="160" w:after="60"/>
+        <w:spacing w:before="100" w:after="40" w:lineRule="auto" w:line="252"/>
         <w:jc w:val="left"/>
       </w:pPr>
       <w:r>
@@ -557,7 +897,7 @@
           <w:b/>
           <w:i w:val="0"/>
           <w:color w:val="003875"/>
-          <w:sz w:val="24"/>
+          <w:sz w:val="22"/>
         </w:rPr>
         <w:t>2. 모델 구성</w:t>
       </w:r>
@@ -565,7 +905,7 @@
     <w:p>
       <w:pPr>
         <w:pStyle w:val="Heading2"/>
-        <w:spacing w:before="100" w:after="40"/>
+        <w:spacing w:before="60" w:after="20" w:lineRule="auto" w:line="252"/>
         <w:jc w:val="left"/>
       </w:pPr>
       <w:r>
@@ -574,39 +914,24 @@
           <w:b/>
           <w:i w:val="0"/>
           <w:color w:val="1E64A0"/>
-          <w:sz w:val="21"/>
+          <w:sz w:val="20"/>
         </w:rPr>
         <w:t>2.1 ARIMA (기준 모델)</w:t>
       </w:r>
     </w:p>
     <w:p>
       <w:pPr>
-        <w:spacing w:after="40"/>
-        <w:ind w:left="227" w:hanging="227"/>
+        <w:spacing w:before="0" w:after="20" w:lineRule="auto" w:line="252"/>
+        <w:ind w:left="159" w:hanging="159"/>
       </w:pPr>
       <w:r>
         <w:rPr>
           <w:rFonts w:ascii="맑은 고딕" w:hAnsi="맑은 고딕" w:eastAsia="맑은 고딕"/>
           <w:b w:val="0"/>
           <w:i w:val="0"/>
-          <w:sz w:val="21"/>
+          <w:sz w:val="18"/>
         </w:rPr>
-        <w:t>·  구별 단변량 ARIMA(p, 1, q) — 6개 구 각각 독립 모델</w:t>
-      </w:r>
-    </w:p>
-    <w:p>
-      <w:pPr>
-        <w:spacing w:after="40"/>
-        <w:ind w:left="227" w:hanging="227"/>
-      </w:pPr>
-      <w:r>
-        <w:rPr>
-          <w:rFonts w:ascii="맑은 고딕" w:hAnsi="맑은 고딕" w:eastAsia="맑은 고딕"/>
-          <w:b w:val="0"/>
-          <w:i w:val="0"/>
-          <w:sz w:val="21"/>
-        </w:rPr>
-        <w:t>·  차수 선택: 훈련 데이터(70%)에서만 AIC 최소화 그리드 탐색 (p ∈ {0,1,2,3}, q ∈ {0,1,2,3})</w:t>
+        <w:t>·  구별 단변량 ARIMA(p,1,q) — 훈련 데이터(70%)에서만 AIC 최소화 그리드 탐색 (p,q ∈ {0…3})</w:t>
       </w:r>
     </w:p>
     <w:tbl>
@@ -616,23 +941,31 @@
         <w:tblLook w:firstColumn="1" w:firstRow="1" w:lastColumn="0" w:lastRow="0" w:noHBand="0" w:noVBand="1" w:val="04A0"/>
       </w:tblPr>
       <w:tblGrid>
-        <w:gridCol w:w="1296"/>
-        <w:gridCol w:w="1296"/>
-        <w:gridCol w:w="1296"/>
-        <w:gridCol w:w="1296"/>
-        <w:gridCol w:w="1296"/>
-        <w:gridCol w:w="1296"/>
-        <w:gridCol w:w="1296"/>
+        <w:gridCol w:w="1474"/>
+        <w:gridCol w:w="1474"/>
+        <w:gridCol w:w="1474"/>
+        <w:gridCol w:w="1474"/>
+        <w:gridCol w:w="1474"/>
+        <w:gridCol w:w="1474"/>
+        <w:gridCol w:w="1474"/>
       </w:tblGrid>
       <w:tr>
         <w:tc>
           <w:tcPr>
-            <w:tcW w:type="dxa" w:w="1296"/>
+            <w:tcW w:type="dxa" w:w="1474"/>
             <w:vAlign w:val="center"/>
             <w:shd w:val="clear" w:color="auto" w:fill="1F4E79"/>
+            <w:tcMar>
+              <w:top w:w="15" w:type="dxa"/>
+              <w:left w:w="40" w:type="dxa"/>
+              <w:bottom w:w="15" w:type="dxa"/>
+              <w:right w:w="40" w:type="dxa"/>
+            </w:tcMar>
+            <w:tcW w:w="1814" w:type="dxa"/>
           </w:tcPr>
           <w:p>
             <w:pPr>
+              <w:spacing w:before="0" w:after="0" w:lineRule="auto" w:line="252"/>
               <w:jc w:val="center"/>
             </w:pPr>
             <w:r/>
@@ -642,19 +975,27 @@
                 <w:b/>
                 <w:i w:val="0"/>
                 <w:color w:val="FFFFFF"/>
-                <w:sz w:val="19"/>
+                <w:sz w:val="16"/>
               </w:rPr>
             </w:r>
           </w:p>
         </w:tc>
         <w:tc>
           <w:tcPr>
-            <w:tcW w:type="dxa" w:w="1296"/>
+            <w:tcW w:type="dxa" w:w="1474"/>
             <w:vAlign w:val="center"/>
             <w:shd w:val="clear" w:color="auto" w:fill="1F4E79"/>
+            <w:tcMar>
+              <w:top w:w="15" w:type="dxa"/>
+              <w:left w:w="40" w:type="dxa"/>
+              <w:bottom w:w="15" w:type="dxa"/>
+              <w:right w:w="40" w:type="dxa"/>
+            </w:tcMar>
+            <w:tcW w:w="1417" w:type="dxa"/>
           </w:tcPr>
           <w:p>
             <w:pPr>
+              <w:spacing w:before="0" w:after="0" w:lineRule="auto" w:line="252"/>
               <w:jc w:val="center"/>
             </w:pPr>
             <w:r/>
@@ -664,20 +1005,28 @@
                 <w:b/>
                 <w:i w:val="0"/>
                 <w:color w:val="FFFFFF"/>
-                <w:sz w:val="19"/>
+                <w:sz w:val="16"/>
               </w:rPr>
-              <w:t>노원구</w:t>
+              <w:t>노원</w:t>
             </w:r>
           </w:p>
         </w:tc>
         <w:tc>
           <w:tcPr>
-            <w:tcW w:type="dxa" w:w="1296"/>
+            <w:tcW w:type="dxa" w:w="1474"/>
             <w:vAlign w:val="center"/>
             <w:shd w:val="clear" w:color="auto" w:fill="1F4E79"/>
+            <w:tcMar>
+              <w:top w:w="15" w:type="dxa"/>
+              <w:left w:w="40" w:type="dxa"/>
+              <w:bottom w:w="15" w:type="dxa"/>
+              <w:right w:w="40" w:type="dxa"/>
+            </w:tcMar>
+            <w:tcW w:w="1417" w:type="dxa"/>
           </w:tcPr>
           <w:p>
             <w:pPr>
+              <w:spacing w:before="0" w:after="0" w:lineRule="auto" w:line="252"/>
               <w:jc w:val="center"/>
             </w:pPr>
             <w:r/>
@@ -687,20 +1036,28 @@
                 <w:b/>
                 <w:i w:val="0"/>
                 <w:color w:val="FFFFFF"/>
-                <w:sz w:val="19"/>
+                <w:sz w:val="16"/>
               </w:rPr>
-              <w:t>은평구</w:t>
+              <w:t>은평</w:t>
             </w:r>
           </w:p>
         </w:tc>
         <w:tc>
           <w:tcPr>
-            <w:tcW w:type="dxa" w:w="1296"/>
+            <w:tcW w:type="dxa" w:w="1474"/>
             <w:vAlign w:val="center"/>
             <w:shd w:val="clear" w:color="auto" w:fill="1F4E79"/>
+            <w:tcMar>
+              <w:top w:w="15" w:type="dxa"/>
+              <w:left w:w="40" w:type="dxa"/>
+              <w:bottom w:w="15" w:type="dxa"/>
+              <w:right w:w="40" w:type="dxa"/>
+            </w:tcMar>
+            <w:tcW w:w="1417" w:type="dxa"/>
           </w:tcPr>
           <w:p>
             <w:pPr>
+              <w:spacing w:before="0" w:after="0" w:lineRule="auto" w:line="252"/>
               <w:jc w:val="center"/>
             </w:pPr>
             <w:r/>
@@ -710,20 +1067,28 @@
                 <w:b/>
                 <w:i w:val="0"/>
                 <w:color w:val="FFFFFF"/>
-                <w:sz w:val="19"/>
+                <w:sz w:val="16"/>
               </w:rPr>
-              <w:t>서대문구</w:t>
+              <w:t>서대문</w:t>
             </w:r>
           </w:p>
         </w:tc>
         <w:tc>
           <w:tcPr>
-            <w:tcW w:type="dxa" w:w="1296"/>
+            <w:tcW w:type="dxa" w:w="1474"/>
             <w:vAlign w:val="center"/>
             <w:shd w:val="clear" w:color="auto" w:fill="1F4E79"/>
+            <w:tcMar>
+              <w:top w:w="15" w:type="dxa"/>
+              <w:left w:w="40" w:type="dxa"/>
+              <w:bottom w:w="15" w:type="dxa"/>
+              <w:right w:w="40" w:type="dxa"/>
+            </w:tcMar>
+            <w:tcW w:w="1417" w:type="dxa"/>
           </w:tcPr>
           <w:p>
             <w:pPr>
+              <w:spacing w:before="0" w:after="0" w:lineRule="auto" w:line="252"/>
               <w:jc w:val="center"/>
             </w:pPr>
             <w:r/>
@@ -733,20 +1098,28 @@
                 <w:b/>
                 <w:i w:val="0"/>
                 <w:color w:val="FFFFFF"/>
-                <w:sz w:val="19"/>
+                <w:sz w:val="16"/>
               </w:rPr>
-              <w:t>서초구</w:t>
+              <w:t>서초</w:t>
             </w:r>
           </w:p>
         </w:tc>
         <w:tc>
           <w:tcPr>
-            <w:tcW w:type="dxa" w:w="1296"/>
+            <w:tcW w:type="dxa" w:w="1474"/>
             <w:vAlign w:val="center"/>
             <w:shd w:val="clear" w:color="auto" w:fill="1F4E79"/>
+            <w:tcMar>
+              <w:top w:w="15" w:type="dxa"/>
+              <w:left w:w="40" w:type="dxa"/>
+              <w:bottom w:w="15" w:type="dxa"/>
+              <w:right w:w="40" w:type="dxa"/>
+            </w:tcMar>
+            <w:tcW w:w="1417" w:type="dxa"/>
           </w:tcPr>
           <w:p>
             <w:pPr>
+              <w:spacing w:before="0" w:after="0" w:lineRule="auto" w:line="252"/>
               <w:jc w:val="center"/>
             </w:pPr>
             <w:r/>
@@ -756,20 +1129,28 @@
                 <w:b/>
                 <w:i w:val="0"/>
                 <w:color w:val="FFFFFF"/>
-                <w:sz w:val="19"/>
+                <w:sz w:val="16"/>
               </w:rPr>
-              <w:t>강남구</w:t>
+              <w:t>강남</w:t>
             </w:r>
           </w:p>
         </w:tc>
         <w:tc>
           <w:tcPr>
-            <w:tcW w:type="dxa" w:w="1296"/>
+            <w:tcW w:type="dxa" w:w="1474"/>
             <w:vAlign w:val="center"/>
             <w:shd w:val="clear" w:color="auto" w:fill="1F4E79"/>
+            <w:tcMar>
+              <w:top w:w="15" w:type="dxa"/>
+              <w:left w:w="40" w:type="dxa"/>
+              <w:bottom w:w="15" w:type="dxa"/>
+              <w:right w:w="40" w:type="dxa"/>
+            </w:tcMar>
+            <w:tcW w:w="1417" w:type="dxa"/>
           </w:tcPr>
           <w:p>
             <w:pPr>
+              <w:spacing w:before="0" w:after="0" w:lineRule="auto" w:line="252"/>
               <w:jc w:val="center"/>
             </w:pPr>
             <w:r/>
@@ -779,9 +1160,9 @@
                 <w:b/>
                 <w:i w:val="0"/>
                 <w:color w:val="FFFFFF"/>
-                <w:sz w:val="19"/>
+                <w:sz w:val="16"/>
               </w:rPr>
-              <w:t>송파구</w:t>
+              <w:t>송파</w:t>
             </w:r>
           </w:p>
         </w:tc>
@@ -789,12 +1170,20 @@
       <w:tr>
         <w:tc>
           <w:tcPr>
-            <w:tcW w:type="dxa" w:w="1296"/>
+            <w:tcW w:type="dxa" w:w="1474"/>
             <w:vAlign w:val="center"/>
             <w:shd w:val="clear" w:color="auto" w:fill="F5F5F5"/>
+            <w:tcMar>
+              <w:top w:w="15" w:type="dxa"/>
+              <w:left w:w="40" w:type="dxa"/>
+              <w:bottom w:w="15" w:type="dxa"/>
+              <w:right w:w="40" w:type="dxa"/>
+            </w:tcMar>
+            <w:tcW w:w="1814" w:type="dxa"/>
           </w:tcPr>
           <w:p>
             <w:pPr>
+              <w:spacing w:before="0" w:after="0" w:lineRule="auto" w:line="252"/>
               <w:jc w:val="left"/>
             </w:pPr>
             <w:r/>
@@ -803,19 +1192,27 @@
                 <w:rFonts w:ascii="맑은 고딕" w:hAnsi="맑은 고딕" w:eastAsia="맑은 고딕"/>
                 <w:b/>
                 <w:i w:val="0"/>
-                <w:sz w:val="19"/>
+                <w:sz w:val="16"/>
               </w:rPr>
-              <w:t>ARIMA 차수</w:t>
+              <w:t>ARIMA(p,1,q)</w:t>
             </w:r>
           </w:p>
         </w:tc>
         <w:tc>
           <w:tcPr>
-            <w:tcW w:type="dxa" w:w="1296"/>
+            <w:tcW w:type="dxa" w:w="1474"/>
             <w:vAlign w:val="center"/>
+            <w:tcMar>
+              <w:top w:w="15" w:type="dxa"/>
+              <w:left w:w="40" w:type="dxa"/>
+              <w:bottom w:w="15" w:type="dxa"/>
+              <w:right w:w="40" w:type="dxa"/>
+            </w:tcMar>
+            <w:tcW w:w="1417" w:type="dxa"/>
           </w:tcPr>
           <w:p>
             <w:pPr>
+              <w:spacing w:before="0" w:after="0" w:lineRule="auto" w:line="252"/>
               <w:jc w:val="center"/>
             </w:pPr>
             <w:r/>
@@ -824,19 +1221,27 @@
                 <w:rFonts w:ascii="맑은 고딕" w:hAnsi="맑은 고딕" w:eastAsia="맑은 고딕"/>
                 <w:b w:val="0"/>
                 <w:i w:val="0"/>
-                <w:sz w:val="18"/>
+                <w:sz w:val="16"/>
               </w:rPr>
-              <w:t>(1, 1, 1)</w:t>
+              <w:t>(1,1,1)</w:t>
             </w:r>
           </w:p>
         </w:tc>
         <w:tc>
           <w:tcPr>
-            <w:tcW w:type="dxa" w:w="1296"/>
+            <w:tcW w:type="dxa" w:w="1474"/>
             <w:vAlign w:val="center"/>
+            <w:tcMar>
+              <w:top w:w="15" w:type="dxa"/>
+              <w:left w:w="40" w:type="dxa"/>
+              <w:bottom w:w="15" w:type="dxa"/>
+              <w:right w:w="40" w:type="dxa"/>
+            </w:tcMar>
+            <w:tcW w:w="1417" w:type="dxa"/>
           </w:tcPr>
           <w:p>
             <w:pPr>
+              <w:spacing w:before="0" w:after="0" w:lineRule="auto" w:line="252"/>
               <w:jc w:val="center"/>
             </w:pPr>
             <w:r/>
@@ -845,19 +1250,27 @@
                 <w:rFonts w:ascii="맑은 고딕" w:hAnsi="맑은 고딕" w:eastAsia="맑은 고딕"/>
                 <w:b w:val="0"/>
                 <w:i w:val="0"/>
-                <w:sz w:val="18"/>
+                <w:sz w:val="16"/>
               </w:rPr>
-              <w:t>(3, 1, 3)</w:t>
+              <w:t>(3,1,3)</w:t>
             </w:r>
           </w:p>
         </w:tc>
         <w:tc>
           <w:tcPr>
-            <w:tcW w:type="dxa" w:w="1296"/>
+            <w:tcW w:type="dxa" w:w="1474"/>
             <w:vAlign w:val="center"/>
+            <w:tcMar>
+              <w:top w:w="15" w:type="dxa"/>
+              <w:left w:w="40" w:type="dxa"/>
+              <w:bottom w:w="15" w:type="dxa"/>
+              <w:right w:w="40" w:type="dxa"/>
+            </w:tcMar>
+            <w:tcW w:w="1417" w:type="dxa"/>
           </w:tcPr>
           <w:p>
             <w:pPr>
+              <w:spacing w:before="0" w:after="0" w:lineRule="auto" w:line="252"/>
               <w:jc w:val="center"/>
             </w:pPr>
             <w:r/>
@@ -866,19 +1279,27 @@
                 <w:rFonts w:ascii="맑은 고딕" w:hAnsi="맑은 고딕" w:eastAsia="맑은 고딕"/>
                 <w:b w:val="0"/>
                 <w:i w:val="0"/>
-                <w:sz w:val="18"/>
+                <w:sz w:val="16"/>
               </w:rPr>
-              <w:t>(1, 1, 1)</w:t>
+              <w:t>(1,1,1)</w:t>
             </w:r>
           </w:p>
         </w:tc>
         <w:tc>
           <w:tcPr>
-            <w:tcW w:type="dxa" w:w="1296"/>
+            <w:tcW w:type="dxa" w:w="1474"/>
             <w:vAlign w:val="center"/>
+            <w:tcMar>
+              <w:top w:w="15" w:type="dxa"/>
+              <w:left w:w="40" w:type="dxa"/>
+              <w:bottom w:w="15" w:type="dxa"/>
+              <w:right w:w="40" w:type="dxa"/>
+            </w:tcMar>
+            <w:tcW w:w="1417" w:type="dxa"/>
           </w:tcPr>
           <w:p>
             <w:pPr>
+              <w:spacing w:before="0" w:after="0" w:lineRule="auto" w:line="252"/>
               <w:jc w:val="center"/>
             </w:pPr>
             <w:r/>
@@ -887,19 +1308,27 @@
                 <w:rFonts w:ascii="맑은 고딕" w:hAnsi="맑은 고딕" w:eastAsia="맑은 고딕"/>
                 <w:b w:val="0"/>
                 <w:i w:val="0"/>
-                <w:sz w:val="18"/>
+                <w:sz w:val="16"/>
               </w:rPr>
-              <w:t>(2, 1, 0)</w:t>
+              <w:t>(2,1,0)</w:t>
             </w:r>
           </w:p>
         </w:tc>
         <w:tc>
           <w:tcPr>
-            <w:tcW w:type="dxa" w:w="1296"/>
+            <w:tcW w:type="dxa" w:w="1474"/>
             <w:vAlign w:val="center"/>
+            <w:tcMar>
+              <w:top w:w="15" w:type="dxa"/>
+              <w:left w:w="40" w:type="dxa"/>
+              <w:bottom w:w="15" w:type="dxa"/>
+              <w:right w:w="40" w:type="dxa"/>
+            </w:tcMar>
+            <w:tcW w:w="1417" w:type="dxa"/>
           </w:tcPr>
           <w:p>
             <w:pPr>
+              <w:spacing w:before="0" w:after="0" w:lineRule="auto" w:line="252"/>
               <w:jc w:val="center"/>
             </w:pPr>
             <w:r/>
@@ -908,19 +1337,27 @@
                 <w:rFonts w:ascii="맑은 고딕" w:hAnsi="맑은 고딕" w:eastAsia="맑은 고딕"/>
                 <w:b w:val="0"/>
                 <w:i w:val="0"/>
-                <w:sz w:val="18"/>
+                <w:sz w:val="16"/>
               </w:rPr>
-              <w:t>(2, 1, 1)</w:t>
+              <w:t>(2,1,1)</w:t>
             </w:r>
           </w:p>
         </w:tc>
         <w:tc>
           <w:tcPr>
-            <w:tcW w:type="dxa" w:w="1296"/>
+            <w:tcW w:type="dxa" w:w="1474"/>
             <w:vAlign w:val="center"/>
+            <w:tcMar>
+              <w:top w:w="15" w:type="dxa"/>
+              <w:left w:w="40" w:type="dxa"/>
+              <w:bottom w:w="15" w:type="dxa"/>
+              <w:right w:w="40" w:type="dxa"/>
+            </w:tcMar>
+            <w:tcW w:w="1417" w:type="dxa"/>
           </w:tcPr>
           <w:p>
             <w:pPr>
+              <w:spacing w:before="0" w:after="0" w:lineRule="auto" w:line="252"/>
               <w:jc w:val="center"/>
             </w:pPr>
             <w:r/>
@@ -929,9 +1366,9 @@
                 <w:rFonts w:ascii="맑은 고딕" w:hAnsi="맑은 고딕" w:eastAsia="맑은 고딕"/>
                 <w:b w:val="0"/>
                 <w:i w:val="0"/>
-                <w:sz w:val="18"/>
+                <w:sz w:val="16"/>
               </w:rPr>
-              <w:t>(1, 1, 0)</w:t>
+              <w:t>(1,1,0)</w:t>
             </w:r>
           </w:p>
         </w:tc>
@@ -939,43 +1376,28 @@
     </w:tbl>
     <w:p>
       <w:pPr>
-        <w:spacing w:after="60"/>
+        <w:spacing w:before="0" w:after="20" w:lineRule="auto" w:line="252"/>
       </w:pPr>
     </w:p>
     <w:p>
       <w:pPr>
-        <w:spacing w:after="40"/>
-        <w:ind w:left="227" w:hanging="227"/>
+        <w:spacing w:before="0" w:after="20" w:lineRule="auto" w:line="252"/>
+        <w:ind w:left="159" w:hanging="159"/>
       </w:pPr>
       <w:r>
         <w:rPr>
           <w:rFonts w:ascii="맑은 고딕" w:hAnsi="맑은 고딕" w:eastAsia="맑은 고딕"/>
           <w:b w:val="0"/>
           <w:i w:val="0"/>
-          <w:sz w:val="21"/>
+          <w:sz w:val="18"/>
         </w:rPr>
-        <w:t>·  평가: walk-forward rolling — 매 테스트 시점에서 실제 이력으로 3-step 예측 후 H+3 값을 t+3 실측값과 비교</w:t>
-      </w:r>
-    </w:p>
-    <w:p>
-      <w:pPr>
-        <w:spacing w:after="40"/>
-        <w:ind w:left="227" w:hanging="227"/>
-      </w:pPr>
-      <w:r>
-        <w:rPr>
-          <w:rFonts w:ascii="맑은 고딕" w:hAnsi="맑은 고딕" w:eastAsia="맑은 고딕"/>
-          <w:b w:val="0"/>
-          <w:i w:val="0"/>
-          <w:sz w:val="21"/>
-        </w:rPr>
-        <w:t>·  스케일러 없음, 미래 정보 유입 없음</w:t>
+        <w:t>·  평가: walk-forward rolling — 매 시점 전체 이력으로 3-step forecast 수행, H+3 값 사용; 스케일러 없음, 미래 정보 유입 없음</w:t>
       </w:r>
     </w:p>
     <w:p>
       <w:pPr>
         <w:pStyle w:val="Heading2"/>
-        <w:spacing w:before="100" w:after="40"/>
+        <w:spacing w:before="60" w:after="20" w:lineRule="auto" w:line="252"/>
         <w:jc w:val="left"/>
       </w:pPr>
       <w:r>
@@ -984,135 +1406,60 @@
           <w:b/>
           <w:i w:val="0"/>
           <w:color w:val="1E64A0"/>
-          <w:sz w:val="21"/>
+          <w:sz w:val="20"/>
         </w:rPr>
         <w:t>2.2 딥러닝 모델 (SimpleRNN / LSTM / GRU)</w:t>
       </w:r>
     </w:p>
     <w:p>
       <w:pPr>
-        <w:spacing w:after="40"/>
-        <w:ind w:left="227" w:hanging="227"/>
+        <w:spacing w:before="0" w:after="20" w:lineRule="auto" w:line="252"/>
+        <w:ind w:left="159" w:hanging="159"/>
       </w:pPr>
       <w:r>
         <w:rPr>
           <w:rFonts w:ascii="맑은 고딕" w:hAnsi="맑은 고딕" w:eastAsia="맑은 고딕"/>
           <w:b w:val="0"/>
           <w:i w:val="0"/>
-          <w:sz w:val="21"/>
+          <w:sz w:val="18"/>
         </w:rPr>
-        <w:t>·  입력: SEQ_LEN=16주 × 164개 특성 (lag·rolling·차분·YoY·시간·교차구)</w:t>
+        <w:t>·  입력: SEQ_LEN=16주 × 164개 특성(lag·rolling·차분·YoY·교차구) → 32차원 투영(LayerNorm+ReLU); 출력: H+1·H+2·H+3 직접 예측</w:t>
       </w:r>
     </w:p>
     <w:p>
       <w:pPr>
-        <w:spacing w:after="40"/>
-        <w:ind w:left="227" w:hanging="227"/>
+        <w:spacing w:before="0" w:after="20" w:lineRule="auto" w:line="252"/>
+        <w:ind w:left="159" w:hanging="159"/>
       </w:pPr>
       <w:r>
         <w:rPr>
           <w:rFonts w:ascii="맑은 고딕" w:hAnsi="맑은 고딕" w:eastAsia="맑은 고딕"/>
           <w:b w:val="0"/>
           <w:i w:val="0"/>
-          <w:sz w:val="21"/>
+          <w:sz w:val="18"/>
         </w:rPr>
-        <w:t>·  입력 투영(Proj): 164 → 32차원 (LayerNorm + ReLU) — 고차원 상관 특성 잡음 감소</w:t>
+        <w:t>·  타겟: 누적 차분(Δ) 예측; 스케일러: MinMaxScaler(훈련 fit only); 분할: 훈련 70% / 검증 10% / 테스트 20%</w:t>
       </w:r>
     </w:p>
     <w:p>
       <w:pPr>
-        <w:spacing w:after="40"/>
-        <w:ind w:left="227" w:hanging="227"/>
+        <w:spacing w:before="0" w:after="20" w:lineRule="auto" w:line="252"/>
+        <w:ind w:left="159" w:hanging="159"/>
       </w:pPr>
       <w:r>
         <w:rPr>
           <w:rFonts w:ascii="맑은 고딕" w:hAnsi="맑은 고딕" w:eastAsia="맑은 고딕"/>
           <w:b w:val="0"/>
           <w:i w:val="0"/>
-          <w:sz w:val="21"/>
+          <w:sz w:val="18"/>
         </w:rPr>
-        <w:t>·  출력: H+1·H+2·H+3 동시 예측 (multi-step 직접 출력) — 평가 기준은 H+3</w:t>
-      </w:r>
-    </w:p>
-    <w:p>
-      <w:pPr>
-        <w:spacing w:after="40"/>
-        <w:ind w:left="227" w:hanging="227"/>
-      </w:pPr>
-      <w:r>
-        <w:rPr>
-          <w:rFonts w:ascii="맑은 고딕" w:hAnsi="맑은 고딕" w:eastAsia="맑은 고딕"/>
-          <w:b w:val="0"/>
-          <w:i w:val="0"/>
-          <w:sz w:val="21"/>
-        </w:rPr>
-        <w:t>·  공통: hidden=64, dropout=0.2, batch=16, Adam(lr=1e-3), early stop patience=20</w:t>
-      </w:r>
-    </w:p>
-    <w:p>
-      <w:pPr>
-        <w:spacing w:after="40"/>
-        <w:ind w:left="227" w:hanging="227"/>
-      </w:pPr>
-      <w:r>
-        <w:rPr>
-          <w:rFonts w:ascii="맑은 고딕" w:hAnsi="맑은 고딕" w:eastAsia="맑은 고딕"/>
-          <w:b w:val="0"/>
-          <w:i w:val="0"/>
-          <w:sz w:val="21"/>
-        </w:rPr>
-        <w:t>·  데이터 분할: 훈련 70%(121 시퀀스) / 검증 10%(20) / 테스트 20%(40)</w:t>
-      </w:r>
-    </w:p>
-    <w:p>
-      <w:pPr>
-        <w:spacing w:after="40"/>
-        <w:ind w:left="227" w:hanging="227"/>
-      </w:pPr>
-      <w:r>
-        <w:rPr>
-          <w:rFonts w:ascii="맑은 고딕" w:hAnsi="맑은 고딕" w:eastAsia="맑은 고딕"/>
-          <w:b w:val="0"/>
-          <w:i w:val="0"/>
-          <w:sz w:val="21"/>
-        </w:rPr>
-        <w:t>·  스케일러: MinMaxScaler — 훈련 구간에만 fit, 검증·테스트에는 transform만 적용</w:t>
-      </w:r>
-    </w:p>
-    <w:p>
-      <w:pPr>
-        <w:spacing w:after="40"/>
-        <w:ind w:left="227" w:hanging="227"/>
-      </w:pPr>
-      <w:r>
-        <w:rPr>
-          <w:rFonts w:ascii="맑은 고딕" w:hAnsi="맑은 고딕" w:eastAsia="맑은 고딕"/>
-          <w:b w:val="0"/>
-          <w:i w:val="0"/>
-          <w:sz w:val="21"/>
-        </w:rPr>
-        <w:t>·  타겟: 절대 지수가 아닌 누적 차분(Δ) 예측 → 훈련·테스트 분포 불일치 해소</w:t>
-      </w:r>
-    </w:p>
-    <w:p>
-      <w:pPr>
-        <w:spacing w:after="40"/>
-        <w:ind w:left="227" w:hanging="227"/>
-      </w:pPr>
-      <w:r>
-        <w:rPr>
-          <w:rFonts w:ascii="맑은 고딕" w:hAnsi="맑은 고딕" w:eastAsia="맑은 고딕"/>
-          <w:b w:val="0"/>
-          <w:i w:val="0"/>
-          <w:sz w:val="21"/>
-        </w:rPr>
-        <w:t>·  테스트 기간: 2025-05-05 ~ 2026-05-04</w:t>
+        <w:t>·  공통 하이퍼파라미터: hidden=64, dropout=0.2, Adam(lr=1e-3), patience=20; 테스트 기간: 2025-05-05 ~ 2026-05-04</w:t>
       </w:r>
     </w:p>
     <w:p>
       <w:pPr>
         <w:pStyle w:val="Heading1"/>
-        <w:spacing w:before="160" w:after="60"/>
+        <w:spacing w:before="100" w:after="40" w:lineRule="auto" w:line="252"/>
         <w:jc w:val="left"/>
       </w:pPr>
       <w:r>
@@ -1121,7 +1468,7 @@
           <w:b/>
           <w:i w:val="0"/>
           <w:color w:val="003875"/>
-          <w:sz w:val="24"/>
+          <w:sz w:val="22"/>
         </w:rPr>
         <w:t>3. H+3 평가 결과 및 최종 모델 선정</w:t>
       </w:r>
@@ -1129,7 +1476,7 @@
     <w:p>
       <w:pPr>
         <w:pStyle w:val="Heading2"/>
-        <w:spacing w:before="100" w:after="40"/>
+        <w:spacing w:before="60" w:after="20" w:lineRule="auto" w:line="252"/>
         <w:jc w:val="left"/>
       </w:pPr>
       <w:r>
@@ -1138,39 +1485,54 @@
           <w:b/>
           <w:i w:val="0"/>
           <w:color w:val="1E64A0"/>
-          <w:sz w:val="21"/>
+          <w:sz w:val="20"/>
         </w:rPr>
         <w:t>3.1 모델별 H+3 성능 비교</w:t>
       </w:r>
     </w:p>
     <w:p>
       <w:pPr>
-        <w:spacing w:after="40"/>
-        <w:ind w:left="227" w:hanging="227"/>
+        <w:spacing w:before="0" w:after="20" w:lineRule="auto" w:line="252"/>
+        <w:ind w:left="159" w:hanging="159"/>
       </w:pPr>
       <w:r>
         <w:rPr>
           <w:rFonts w:ascii="맑은 고딕" w:hAnsi="맑은 고딕" w:eastAsia="맑은 고딕"/>
           <w:b w:val="0"/>
           <w:i w:val="0"/>
-          <w:sz w:val="21"/>
+          <w:sz w:val="18"/>
         </w:rPr>
-        <w:t>·  평가 기준: H+3(3주 후) 예측값 vs 실제값 — 전 모델 동일 기준 적용</w:t>
+        <w:t>·  과제 목표(3주 후 예측)에 맞게 전 모델을 H+3 단독 성능으로 비교·선정 — 1-step 또는 전체 step 합산 RMSE와 구별</w:t>
       </w:r>
     </w:p>
     <w:p>
       <w:pPr>
-        <w:spacing w:after="40"/>
-        <w:ind w:left="227" w:hanging="227"/>
+        <w:spacing w:before="0" w:after="20" w:lineRule="auto" w:line="252"/>
+        <w:ind w:left="159" w:hanging="159"/>
       </w:pPr>
       <w:r>
         <w:rPr>
           <w:rFonts w:ascii="맑은 고딕" w:hAnsi="맑은 고딕" w:eastAsia="맑은 고딕"/>
           <w:b w:val="0"/>
           <w:i w:val="0"/>
-          <w:sz w:val="21"/>
+          <w:sz w:val="18"/>
         </w:rPr>
-        <w:t>·  H+3 RMSE를 주지표로 사용, H+3 MAE와 DA는 보조 지표</w:t>
+        <w:t>·  평가 기준: H+3(3주 후) 예측값 vs 실제값 — 전 모델 동일 기준; H+3 RMSE 주지표, MAE·DA 보조</w:t>
+      </w:r>
+    </w:p>
+    <w:p>
+      <w:pPr>
+        <w:spacing w:before="0" w:after="20" w:lineRule="auto" w:line="252"/>
+        <w:ind w:left="159" w:hanging="159"/>
+      </w:pPr>
+      <w:r>
+        <w:rPr>
+          <w:rFonts w:ascii="맑은 고딕" w:hAnsi="맑은 고딕" w:eastAsia="맑은 고딕"/>
+          <w:b w:val="0"/>
+          <w:i w:val="0"/>
+          <w:sz w:val="18"/>
+        </w:rPr>
+        <w:t>·  DA: 테스트 구간 내 방향 일치율 — 예측 방향(상승/하락)이 실제와 일치한 비율</w:t>
       </w:r>
     </w:p>
     <w:tbl>
@@ -1180,20 +1542,27 @@
         <w:tblLook w:firstColumn="1" w:firstRow="1" w:lastColumn="0" w:lastRow="0" w:noHBand="0" w:noVBand="1" w:val="04A0"/>
       </w:tblPr>
       <w:tblGrid>
-        <w:gridCol w:w="2268"/>
-        <w:gridCol w:w="2268"/>
-        <w:gridCol w:w="2268"/>
-        <w:gridCol w:w="2268"/>
+        <w:gridCol w:w="2579"/>
+        <w:gridCol w:w="2579"/>
+        <w:gridCol w:w="2579"/>
+        <w:gridCol w:w="2579"/>
       </w:tblGrid>
       <w:tr>
         <w:tc>
           <w:tcPr>
-            <w:tcW w:type="dxa" w:w="2268"/>
+            <w:tcW w:type="dxa" w:w="2579"/>
             <w:vAlign w:val="center"/>
             <w:shd w:val="clear" w:color="auto" w:fill="1F4E79"/>
+            <w:tcMar>
+              <w:top w:w="20" w:type="dxa"/>
+              <w:left w:w="50" w:type="dxa"/>
+              <w:bottom w:w="20" w:type="dxa"/>
+              <w:right w:w="50" w:type="dxa"/>
+            </w:tcMar>
           </w:tcPr>
           <w:p>
             <w:pPr>
+              <w:spacing w:before="0" w:after="0" w:lineRule="auto" w:line="252"/>
               <w:jc w:val="center"/>
             </w:pPr>
             <w:r/>
@@ -1203,7 +1572,7 @@
                 <w:b/>
                 <w:i w:val="0"/>
                 <w:color w:val="FFFFFF"/>
-                <w:sz w:val="19"/>
+                <w:sz w:val="17"/>
               </w:rPr>
               <w:t>모델</w:t>
             </w:r>
@@ -1211,12 +1580,19 @@
         </w:tc>
         <w:tc>
           <w:tcPr>
-            <w:tcW w:type="dxa" w:w="2268"/>
+            <w:tcW w:type="dxa" w:w="2579"/>
             <w:vAlign w:val="center"/>
             <w:shd w:val="clear" w:color="auto" w:fill="1F4E79"/>
+            <w:tcMar>
+              <w:top w:w="20" w:type="dxa"/>
+              <w:left w:w="50" w:type="dxa"/>
+              <w:bottom w:w="20" w:type="dxa"/>
+              <w:right w:w="50" w:type="dxa"/>
+            </w:tcMar>
           </w:tcPr>
           <w:p>
             <w:pPr>
+              <w:spacing w:before="0" w:after="0" w:lineRule="auto" w:line="252"/>
               <w:jc w:val="center"/>
             </w:pPr>
             <w:r/>
@@ -1226,7 +1602,7 @@
                 <w:b/>
                 <w:i w:val="0"/>
                 <w:color w:val="FFFFFF"/>
-                <w:sz w:val="19"/>
+                <w:sz w:val="17"/>
               </w:rPr>
               <w:t>H+3 RMSE ↓</w:t>
             </w:r>
@@ -1234,12 +1610,19 @@
         </w:tc>
         <w:tc>
           <w:tcPr>
-            <w:tcW w:type="dxa" w:w="2268"/>
+            <w:tcW w:type="dxa" w:w="2579"/>
             <w:vAlign w:val="center"/>
             <w:shd w:val="clear" w:color="auto" w:fill="1F4E79"/>
+            <w:tcMar>
+              <w:top w:w="20" w:type="dxa"/>
+              <w:left w:w="50" w:type="dxa"/>
+              <w:bottom w:w="20" w:type="dxa"/>
+              <w:right w:w="50" w:type="dxa"/>
+            </w:tcMar>
           </w:tcPr>
           <w:p>
             <w:pPr>
+              <w:spacing w:before="0" w:after="0" w:lineRule="auto" w:line="252"/>
               <w:jc w:val="center"/>
             </w:pPr>
             <w:r/>
@@ -1249,7 +1632,7 @@
                 <w:b/>
                 <w:i w:val="0"/>
                 <w:color w:val="FFFFFF"/>
-                <w:sz w:val="19"/>
+                <w:sz w:val="17"/>
               </w:rPr>
               <w:t>H+3 MAE ↓</w:t>
             </w:r>
@@ -1257,12 +1640,19 @@
         </w:tc>
         <w:tc>
           <w:tcPr>
-            <w:tcW w:type="dxa" w:w="2268"/>
+            <w:tcW w:type="dxa" w:w="2579"/>
             <w:vAlign w:val="center"/>
             <w:shd w:val="clear" w:color="auto" w:fill="1F4E79"/>
+            <w:tcMar>
+              <w:top w:w="20" w:type="dxa"/>
+              <w:left w:w="50" w:type="dxa"/>
+              <w:bottom w:w="20" w:type="dxa"/>
+              <w:right w:w="50" w:type="dxa"/>
+            </w:tcMar>
           </w:tcPr>
           <w:p>
             <w:pPr>
+              <w:spacing w:before="0" w:after="0" w:lineRule="auto" w:line="252"/>
               <w:jc w:val="center"/>
             </w:pPr>
             <w:r/>
@@ -1272,7 +1662,7 @@
                 <w:b/>
                 <w:i w:val="0"/>
                 <w:color w:val="FFFFFF"/>
-                <w:sz w:val="19"/>
+                <w:sz w:val="17"/>
               </w:rPr>
               <w:t>H+3 DA(%) ↑</w:t>
             </w:r>
@@ -1282,12 +1672,19 @@
       <w:tr>
         <w:tc>
           <w:tcPr>
-            <w:tcW w:type="dxa" w:w="2268"/>
+            <w:tcW w:type="dxa" w:w="2579"/>
             <w:vAlign w:val="center"/>
             <w:shd w:val="clear" w:color="auto" w:fill="C8E6C9"/>
+            <w:tcMar>
+              <w:top w:w="20" w:type="dxa"/>
+              <w:left w:w="50" w:type="dxa"/>
+              <w:bottom w:w="20" w:type="dxa"/>
+              <w:right w:w="50" w:type="dxa"/>
+            </w:tcMar>
           </w:tcPr>
           <w:p>
             <w:pPr>
+              <w:spacing w:before="0" w:after="0" w:lineRule="auto" w:line="252"/>
               <w:jc w:val="left"/>
             </w:pPr>
             <w:r/>
@@ -1296,7 +1693,7 @@
                 <w:rFonts w:ascii="맑은 고딕" w:hAnsi="맑은 고딕" w:eastAsia="맑은 고딕"/>
                 <w:b/>
                 <w:i w:val="0"/>
-                <w:sz w:val="19"/>
+                <w:sz w:val="17"/>
               </w:rPr>
               <w:t>★ ARIMA (채택)</w:t>
             </w:r>
@@ -1304,12 +1701,19 @@
         </w:tc>
         <w:tc>
           <w:tcPr>
-            <w:tcW w:type="dxa" w:w="2268"/>
+            <w:tcW w:type="dxa" w:w="2579"/>
             <w:vAlign w:val="center"/>
             <w:shd w:val="clear" w:color="auto" w:fill="C8E6C9"/>
+            <w:tcMar>
+              <w:top w:w="20" w:type="dxa"/>
+              <w:left w:w="50" w:type="dxa"/>
+              <w:bottom w:w="20" w:type="dxa"/>
+              <w:right w:w="50" w:type="dxa"/>
+            </w:tcMar>
           </w:tcPr>
           <w:p>
             <w:pPr>
+              <w:spacing w:before="0" w:after="0" w:lineRule="auto" w:line="252"/>
               <w:jc w:val="center"/>
             </w:pPr>
             <w:r/>
@@ -1318,7 +1722,7 @@
                 <w:rFonts w:ascii="맑은 고딕" w:hAnsi="맑은 고딕" w:eastAsia="맑은 고딕"/>
                 <w:b/>
                 <w:i w:val="0"/>
-                <w:sz w:val="19"/>
+                <w:sz w:val="17"/>
               </w:rPr>
               <w:t>0.4092</w:t>
             </w:r>
@@ -1326,12 +1730,19 @@
         </w:tc>
         <w:tc>
           <w:tcPr>
-            <w:tcW w:type="dxa" w:w="2268"/>
+            <w:tcW w:type="dxa" w:w="2579"/>
             <w:vAlign w:val="center"/>
             <w:shd w:val="clear" w:color="auto" w:fill="C8E6C9"/>
+            <w:tcMar>
+              <w:top w:w="20" w:type="dxa"/>
+              <w:left w:w="50" w:type="dxa"/>
+              <w:bottom w:w="20" w:type="dxa"/>
+              <w:right w:w="50" w:type="dxa"/>
+            </w:tcMar>
           </w:tcPr>
           <w:p>
             <w:pPr>
+              <w:spacing w:before="0" w:after="0" w:lineRule="auto" w:line="252"/>
               <w:jc w:val="center"/>
             </w:pPr>
             <w:r/>
@@ -1340,7 +1751,7 @@
                 <w:rFonts w:ascii="맑은 고딕" w:hAnsi="맑은 고딕" w:eastAsia="맑은 고딕"/>
                 <w:b w:val="0"/>
                 <w:i w:val="0"/>
-                <w:sz w:val="19"/>
+                <w:sz w:val="17"/>
               </w:rPr>
               <w:t>0.2984</w:t>
             </w:r>
@@ -1348,12 +1759,19 @@
         </w:tc>
         <w:tc>
           <w:tcPr>
-            <w:tcW w:type="dxa" w:w="2268"/>
+            <w:tcW w:type="dxa" w:w="2579"/>
             <w:vAlign w:val="center"/>
             <w:shd w:val="clear" w:color="auto" w:fill="C8E6C9"/>
+            <w:tcMar>
+              <w:top w:w="20" w:type="dxa"/>
+              <w:left w:w="50" w:type="dxa"/>
+              <w:bottom w:w="20" w:type="dxa"/>
+              <w:right w:w="50" w:type="dxa"/>
+            </w:tcMar>
           </w:tcPr>
           <w:p>
             <w:pPr>
+              <w:spacing w:before="0" w:after="0" w:lineRule="auto" w:line="252"/>
               <w:jc w:val="center"/>
             </w:pPr>
             <w:r/>
@@ -1362,7 +1780,7 @@
                 <w:rFonts w:ascii="맑은 고딕" w:hAnsi="맑은 고딕" w:eastAsia="맑은 고딕"/>
                 <w:b/>
                 <w:i w:val="0"/>
-                <w:sz w:val="19"/>
+                <w:sz w:val="17"/>
               </w:rPr>
               <w:t>98.6%</w:t>
             </w:r>
@@ -1372,12 +1790,19 @@
       <w:tr>
         <w:tc>
           <w:tcPr>
-            <w:tcW w:type="dxa" w:w="2268"/>
+            <w:tcW w:type="dxa" w:w="2579"/>
             <w:vAlign w:val="center"/>
             <w:shd w:val="clear" w:color="auto" w:fill="F5F5F5"/>
+            <w:tcMar>
+              <w:top w:w="20" w:type="dxa"/>
+              <w:left w:w="50" w:type="dxa"/>
+              <w:bottom w:w="20" w:type="dxa"/>
+              <w:right w:w="50" w:type="dxa"/>
+            </w:tcMar>
           </w:tcPr>
           <w:p>
             <w:pPr>
+              <w:spacing w:before="0" w:after="0" w:lineRule="auto" w:line="252"/>
               <w:jc w:val="left"/>
             </w:pPr>
             <w:r/>
@@ -1386,7 +1811,7 @@
                 <w:rFonts w:ascii="맑은 고딕" w:hAnsi="맑은 고딕" w:eastAsia="맑은 고딕"/>
                 <w:b w:val="0"/>
                 <w:i w:val="0"/>
-                <w:sz w:val="19"/>
+                <w:sz w:val="17"/>
               </w:rPr>
               <w:t>SimpleRNN</w:t>
             </w:r>
@@ -1394,12 +1819,19 @@
         </w:tc>
         <w:tc>
           <w:tcPr>
-            <w:tcW w:type="dxa" w:w="2268"/>
+            <w:tcW w:type="dxa" w:w="2579"/>
             <w:vAlign w:val="center"/>
             <w:shd w:val="clear" w:color="auto" w:fill="F5F5F5"/>
+            <w:tcMar>
+              <w:top w:w="20" w:type="dxa"/>
+              <w:left w:w="50" w:type="dxa"/>
+              <w:bottom w:w="20" w:type="dxa"/>
+              <w:right w:w="50" w:type="dxa"/>
+            </w:tcMar>
           </w:tcPr>
           <w:p>
             <w:pPr>
+              <w:spacing w:before="0" w:after="0" w:lineRule="auto" w:line="252"/>
               <w:jc w:val="center"/>
             </w:pPr>
             <w:r/>
@@ -1408,7 +1840,7 @@
                 <w:rFonts w:ascii="맑은 고딕" w:hAnsi="맑은 고딕" w:eastAsia="맑은 고딕"/>
                 <w:b w:val="0"/>
                 <w:i w:val="0"/>
-                <w:sz w:val="19"/>
+                <w:sz w:val="17"/>
               </w:rPr>
               <w:t>0.5911</w:t>
             </w:r>
@@ -1416,12 +1848,19 @@
         </w:tc>
         <w:tc>
           <w:tcPr>
-            <w:tcW w:type="dxa" w:w="2268"/>
+            <w:tcW w:type="dxa" w:w="2579"/>
             <w:vAlign w:val="center"/>
             <w:shd w:val="clear" w:color="auto" w:fill="F5F5F5"/>
+            <w:tcMar>
+              <w:top w:w="20" w:type="dxa"/>
+              <w:left w:w="50" w:type="dxa"/>
+              <w:bottom w:w="20" w:type="dxa"/>
+              <w:right w:w="50" w:type="dxa"/>
+            </w:tcMar>
           </w:tcPr>
           <w:p>
             <w:pPr>
+              <w:spacing w:before="0" w:after="0" w:lineRule="auto" w:line="252"/>
               <w:jc w:val="center"/>
             </w:pPr>
             <w:r/>
@@ -1430,7 +1869,7 @@
                 <w:rFonts w:ascii="맑은 고딕" w:hAnsi="맑은 고딕" w:eastAsia="맑은 고딕"/>
                 <w:b w:val="0"/>
                 <w:i w:val="0"/>
-                <w:sz w:val="19"/>
+                <w:sz w:val="17"/>
               </w:rPr>
               <w:t>0.4664</w:t>
             </w:r>
@@ -1438,12 +1877,19 @@
         </w:tc>
         <w:tc>
           <w:tcPr>
-            <w:tcW w:type="dxa" w:w="2268"/>
+            <w:tcW w:type="dxa" w:w="2579"/>
             <w:vAlign w:val="center"/>
             <w:shd w:val="clear" w:color="auto" w:fill="F5F5F5"/>
+            <w:tcMar>
+              <w:top w:w="20" w:type="dxa"/>
+              <w:left w:w="50" w:type="dxa"/>
+              <w:bottom w:w="20" w:type="dxa"/>
+              <w:right w:w="50" w:type="dxa"/>
+            </w:tcMar>
           </w:tcPr>
           <w:p>
             <w:pPr>
+              <w:spacing w:before="0" w:after="0" w:lineRule="auto" w:line="252"/>
               <w:jc w:val="center"/>
             </w:pPr>
             <w:r/>
@@ -1452,7 +1898,7 @@
                 <w:rFonts w:ascii="맑은 고딕" w:hAnsi="맑은 고딕" w:eastAsia="맑은 고딕"/>
                 <w:b w:val="0"/>
                 <w:i w:val="0"/>
-                <w:sz w:val="19"/>
+                <w:sz w:val="17"/>
               </w:rPr>
               <w:t>82.5%</w:t>
             </w:r>
@@ -1462,12 +1908,19 @@
       <w:tr>
         <w:tc>
           <w:tcPr>
-            <w:tcW w:type="dxa" w:w="2268"/>
+            <w:tcW w:type="dxa" w:w="2579"/>
             <w:vAlign w:val="center"/>
             <w:shd w:val="clear" w:color="auto" w:fill="FFFFFF"/>
+            <w:tcMar>
+              <w:top w:w="20" w:type="dxa"/>
+              <w:left w:w="50" w:type="dxa"/>
+              <w:bottom w:w="20" w:type="dxa"/>
+              <w:right w:w="50" w:type="dxa"/>
+            </w:tcMar>
           </w:tcPr>
           <w:p>
             <w:pPr>
+              <w:spacing w:before="0" w:after="0" w:lineRule="auto" w:line="252"/>
               <w:jc w:val="left"/>
             </w:pPr>
             <w:r/>
@@ -1476,7 +1929,7 @@
                 <w:rFonts w:ascii="맑은 고딕" w:hAnsi="맑은 고딕" w:eastAsia="맑은 고딕"/>
                 <w:b w:val="0"/>
                 <w:i w:val="0"/>
-                <w:sz w:val="19"/>
+                <w:sz w:val="17"/>
               </w:rPr>
               <w:t>GRU</w:t>
             </w:r>
@@ -1484,12 +1937,19 @@
         </w:tc>
         <w:tc>
           <w:tcPr>
-            <w:tcW w:type="dxa" w:w="2268"/>
+            <w:tcW w:type="dxa" w:w="2579"/>
             <w:vAlign w:val="center"/>
             <w:shd w:val="clear" w:color="auto" w:fill="FFFFFF"/>
+            <w:tcMar>
+              <w:top w:w="20" w:type="dxa"/>
+              <w:left w:w="50" w:type="dxa"/>
+              <w:bottom w:w="20" w:type="dxa"/>
+              <w:right w:w="50" w:type="dxa"/>
+            </w:tcMar>
           </w:tcPr>
           <w:p>
             <w:pPr>
+              <w:spacing w:before="0" w:after="0" w:lineRule="auto" w:line="252"/>
               <w:jc w:val="center"/>
             </w:pPr>
             <w:r/>
@@ -1498,7 +1958,7 @@
                 <w:rFonts w:ascii="맑은 고딕" w:hAnsi="맑은 고딕" w:eastAsia="맑은 고딕"/>
                 <w:b w:val="0"/>
                 <w:i w:val="0"/>
-                <w:sz w:val="19"/>
+                <w:sz w:val="17"/>
               </w:rPr>
               <w:t>0.6190</w:t>
             </w:r>
@@ -1506,12 +1966,19 @@
         </w:tc>
         <w:tc>
           <w:tcPr>
-            <w:tcW w:type="dxa" w:w="2268"/>
+            <w:tcW w:type="dxa" w:w="2579"/>
             <w:vAlign w:val="center"/>
             <w:shd w:val="clear" w:color="auto" w:fill="FFFFFF"/>
+            <w:tcMar>
+              <w:top w:w="20" w:type="dxa"/>
+              <w:left w:w="50" w:type="dxa"/>
+              <w:bottom w:w="20" w:type="dxa"/>
+              <w:right w:w="50" w:type="dxa"/>
+            </w:tcMar>
           </w:tcPr>
           <w:p>
             <w:pPr>
+              <w:spacing w:before="0" w:after="0" w:lineRule="auto" w:line="252"/>
               <w:jc w:val="center"/>
             </w:pPr>
             <w:r/>
@@ -1520,7 +1987,7 @@
                 <w:rFonts w:ascii="맑은 고딕" w:hAnsi="맑은 고딕" w:eastAsia="맑은 고딕"/>
                 <w:b w:val="0"/>
                 <w:i w:val="0"/>
-                <w:sz w:val="19"/>
+                <w:sz w:val="17"/>
               </w:rPr>
               <w:t>0.4901</w:t>
             </w:r>
@@ -1528,12 +1995,19 @@
         </w:tc>
         <w:tc>
           <w:tcPr>
-            <w:tcW w:type="dxa" w:w="2268"/>
+            <w:tcW w:type="dxa" w:w="2579"/>
             <w:vAlign w:val="center"/>
             <w:shd w:val="clear" w:color="auto" w:fill="FFFFFF"/>
+            <w:tcMar>
+              <w:top w:w="20" w:type="dxa"/>
+              <w:left w:w="50" w:type="dxa"/>
+              <w:bottom w:w="20" w:type="dxa"/>
+              <w:right w:w="50" w:type="dxa"/>
+            </w:tcMar>
           </w:tcPr>
           <w:p>
             <w:pPr>
+              <w:spacing w:before="0" w:after="0" w:lineRule="auto" w:line="252"/>
               <w:jc w:val="center"/>
             </w:pPr>
             <w:r/>
@@ -1542,7 +2016,7 @@
                 <w:rFonts w:ascii="맑은 고딕" w:hAnsi="맑은 고딕" w:eastAsia="맑은 고딕"/>
                 <w:b w:val="0"/>
                 <w:i w:val="0"/>
-                <w:sz w:val="19"/>
+                <w:sz w:val="17"/>
               </w:rPr>
               <w:t>96.7%</w:t>
             </w:r>
@@ -1552,12 +2026,19 @@
       <w:tr>
         <w:tc>
           <w:tcPr>
-            <w:tcW w:type="dxa" w:w="2268"/>
+            <w:tcW w:type="dxa" w:w="2579"/>
             <w:vAlign w:val="center"/>
             <w:shd w:val="clear" w:color="auto" w:fill="F5F5F5"/>
+            <w:tcMar>
+              <w:top w:w="20" w:type="dxa"/>
+              <w:left w:w="50" w:type="dxa"/>
+              <w:bottom w:w="20" w:type="dxa"/>
+              <w:right w:w="50" w:type="dxa"/>
+            </w:tcMar>
           </w:tcPr>
           <w:p>
             <w:pPr>
+              <w:spacing w:before="0" w:after="0" w:lineRule="auto" w:line="252"/>
               <w:jc w:val="left"/>
             </w:pPr>
             <w:r/>
@@ -1566,7 +2047,7 @@
                 <w:rFonts w:ascii="맑은 고딕" w:hAnsi="맑은 고딕" w:eastAsia="맑은 고딕"/>
                 <w:b w:val="0"/>
                 <w:i w:val="0"/>
-                <w:sz w:val="19"/>
+                <w:sz w:val="17"/>
               </w:rPr>
               <w:t>LSTM</w:t>
             </w:r>
@@ -1574,12 +2055,19 @@
         </w:tc>
         <w:tc>
           <w:tcPr>
-            <w:tcW w:type="dxa" w:w="2268"/>
+            <w:tcW w:type="dxa" w:w="2579"/>
             <w:vAlign w:val="center"/>
             <w:shd w:val="clear" w:color="auto" w:fill="F5F5F5"/>
+            <w:tcMar>
+              <w:top w:w="20" w:type="dxa"/>
+              <w:left w:w="50" w:type="dxa"/>
+              <w:bottom w:w="20" w:type="dxa"/>
+              <w:right w:w="50" w:type="dxa"/>
+            </w:tcMar>
           </w:tcPr>
           <w:p>
             <w:pPr>
+              <w:spacing w:before="0" w:after="0" w:lineRule="auto" w:line="252"/>
               <w:jc w:val="center"/>
             </w:pPr>
             <w:r/>
@@ -1588,7 +2076,7 @@
                 <w:rFonts w:ascii="맑은 고딕" w:hAnsi="맑은 고딕" w:eastAsia="맑은 고딕"/>
                 <w:b w:val="0"/>
                 <w:i w:val="0"/>
-                <w:sz w:val="19"/>
+                <w:sz w:val="17"/>
               </w:rPr>
               <w:t>0.6952</w:t>
             </w:r>
@@ -1596,12 +2084,19 @@
         </w:tc>
         <w:tc>
           <w:tcPr>
-            <w:tcW w:type="dxa" w:w="2268"/>
+            <w:tcW w:type="dxa" w:w="2579"/>
             <w:vAlign w:val="center"/>
             <w:shd w:val="clear" w:color="auto" w:fill="F5F5F5"/>
+            <w:tcMar>
+              <w:top w:w="20" w:type="dxa"/>
+              <w:left w:w="50" w:type="dxa"/>
+              <w:bottom w:w="20" w:type="dxa"/>
+              <w:right w:w="50" w:type="dxa"/>
+            </w:tcMar>
           </w:tcPr>
           <w:p>
             <w:pPr>
+              <w:spacing w:before="0" w:after="0" w:lineRule="auto" w:line="252"/>
               <w:jc w:val="center"/>
             </w:pPr>
             <w:r/>
@@ -1610,7 +2105,7 @@
                 <w:rFonts w:ascii="맑은 고딕" w:hAnsi="맑은 고딕" w:eastAsia="맑은 고딕"/>
                 <w:b w:val="0"/>
                 <w:i w:val="0"/>
-                <w:sz w:val="19"/>
+                <w:sz w:val="17"/>
               </w:rPr>
               <w:t>0.5581</w:t>
             </w:r>
@@ -1618,12 +2113,19 @@
         </w:tc>
         <w:tc>
           <w:tcPr>
-            <w:tcW w:type="dxa" w:w="2268"/>
+            <w:tcW w:type="dxa" w:w="2579"/>
             <w:vAlign w:val="center"/>
             <w:shd w:val="clear" w:color="auto" w:fill="F5F5F5"/>
+            <w:tcMar>
+              <w:top w:w="20" w:type="dxa"/>
+              <w:left w:w="50" w:type="dxa"/>
+              <w:bottom w:w="20" w:type="dxa"/>
+              <w:right w:w="50" w:type="dxa"/>
+            </w:tcMar>
           </w:tcPr>
           <w:p>
             <w:pPr>
+              <w:spacing w:before="0" w:after="0" w:lineRule="auto" w:line="252"/>
               <w:jc w:val="center"/>
             </w:pPr>
             <w:r/>
@@ -1632,7 +2134,7 @@
                 <w:rFonts w:ascii="맑은 고딕" w:hAnsi="맑은 고딕" w:eastAsia="맑은 고딕"/>
                 <w:b w:val="0"/>
                 <w:i w:val="0"/>
-                <w:sz w:val="19"/>
+                <w:sz w:val="17"/>
               </w:rPr>
               <w:t>66.2%</w:t>
             </w:r>
@@ -1642,13 +2144,13 @@
     </w:tbl>
     <w:p>
       <w:pPr>
-        <w:spacing w:after="60"/>
+        <w:spacing w:before="0" w:after="20" w:lineRule="auto" w:line="252"/>
       </w:pPr>
     </w:p>
     <w:p>
       <w:pPr>
-        <w:spacing w:after="120"/>
-        <w:ind w:left="170" w:right="170"/>
+        <w:spacing w:before="40" w:after="40" w:lineRule="auto" w:line="252"/>
+        <w:ind w:left="113" w:right="113"/>
         <w:shd w:val="clear" w:color="auto" w:fill="EBF3FB"/>
       </w:pPr>
       <w:r>
@@ -1657,60 +2159,105 @@
           <w:b/>
           <w:i w:val="0"/>
           <w:color w:val="0054A6"/>
-          <w:sz w:val="21"/>
+          <w:sz w:val="18"/>
         </w:rPr>
         <w:t>최종 채택 모델: ARIMA — H+3 RMSE 0.4092으로 전 모델 최우수 / H+3 DA 98.6%</w:t>
       </w:r>
     </w:p>
     <w:p>
       <w:pPr>
-        <w:spacing w:after="40"/>
-        <w:ind w:left="227" w:hanging="227"/>
+        <w:spacing w:before="0" w:after="20" w:lineRule="auto" w:line="252"/>
+        <w:ind w:left="159" w:hanging="159"/>
       </w:pPr>
       <w:r>
         <w:rPr>
           <w:rFonts w:ascii="맑은 고딕" w:hAnsi="맑은 고딕" w:eastAsia="맑은 고딕"/>
           <w:b w:val="0"/>
           <w:i w:val="0"/>
-          <w:sz w:val="21"/>
+          <w:sz w:val="18"/>
         </w:rPr>
-        <w:t>·  현재 데이터와 H+3 평가 기준에서 ARIMA가 가장 낮은 3주 후 예측 오차를 보임</w:t>
+        <w:t>·  현재 데이터·H+3 평가 기준에서 ARIMA가 가장 낮은 3주 후 예측 오차; SimpleRNN 대비 RMSE 30.7%, LSTM 대비 41.1% 낮음</w:t>
       </w:r>
     </w:p>
     <w:p>
       <w:pPr>
-        <w:spacing w:after="40"/>
-        <w:ind w:left="227" w:hanging="227"/>
+        <w:spacing w:before="0" w:after="20" w:lineRule="auto" w:line="252"/>
+        <w:ind w:left="159" w:hanging="159"/>
       </w:pPr>
       <w:r>
         <w:rPr>
           <w:rFonts w:ascii="맑은 고딕" w:hAnsi="맑은 고딕" w:eastAsia="맑은 고딕"/>
           <w:b w:val="0"/>
           <w:i w:val="0"/>
-          <w:sz w:val="21"/>
+          <w:sz w:val="18"/>
         </w:rPr>
-        <w:t>·  회복 구간(2025~2026)의 완만하고 방향성이 명확한 흐름에서 직전값 추종 구조가 유리하게 작동</w:t>
+        <w:t>·  테스트 구간은 완만한 회복 흐름이 지속된 구간 — 직전 이력·단기 자기상관을 반영하는 ARIMA 구조가 H+3 예측에 유리하게 작동한 것으로 해석됨</w:t>
       </w:r>
     </w:p>
     <w:p>
       <w:pPr>
-        <w:spacing w:after="40"/>
-        <w:ind w:left="227" w:hanging="227"/>
+        <w:spacing w:before="0" w:after="20" w:lineRule="auto" w:line="252"/>
+        <w:ind w:left="159" w:hanging="159"/>
       </w:pPr>
       <w:r>
         <w:rPr>
           <w:rFonts w:ascii="맑은 고딕" w:hAnsi="맑은 고딕" w:eastAsia="맑은 고딕"/>
           <w:b w:val="0"/>
           <w:i w:val="0"/>
-          <w:sz w:val="21"/>
+          <w:sz w:val="18"/>
         </w:rPr>
-        <w:t>·  LSTM은 H+3 DA 66.2%로 방향 예측에서도 열위 — SimpleRNN이 NN 중 최우수</w:t>
+        <w:t>·  NN 계열은 164개 특성을 사용했으나, 121개로 제한된 훈련 시퀀스로 복잡한 비선형 패턴을 안정적으로 학습하기 어려웠을 가능성</w:t>
+      </w:r>
+    </w:p>
+    <w:p>
+      <w:pPr>
+        <w:spacing w:before="0" w:after="20" w:lineRule="auto" w:line="252"/>
+        <w:ind w:left="159" w:hanging="159"/>
+      </w:pPr>
+      <w:r>
+        <w:rPr>
+          <w:rFonts w:ascii="맑은 고딕" w:hAnsi="맑은 고딕" w:eastAsia="맑은 고딕"/>
+          <w:b w:val="0"/>
+          <w:i w:val="0"/>
+          <w:sz w:val="18"/>
+        </w:rPr>
+        <w:t>·  단, ARIMA가 항상 우수하다는 의미가 아니라 현재 데이터·H+3 단기 예측 조건에서 가장 안정적이었다는 해석에 한정</w:t>
+      </w:r>
+    </w:p>
+    <w:p>
+      <w:pPr>
+        <w:spacing w:before="0" w:after="20" w:lineRule="auto" w:line="252"/>
+        <w:ind w:left="159" w:hanging="159"/>
+      </w:pPr>
+      <w:r>
+        <w:rPr>
+          <w:rFonts w:ascii="맑은 고딕" w:hAnsi="맑은 고딕" w:eastAsia="맑은 고딕"/>
+          <w:b w:val="0"/>
+          <w:i w:val="0"/>
+          <w:sz w:val="18"/>
+        </w:rPr>
+        <w:t>·  NN 3종 H+3 성능 비교: SimpleRNN(RMSE 0.5911 · DA 82.5%) · GRU(0.6190 · DA 96.7%) · LSTM(0.6952 · DA 66.2%) — SimpleRNN이 NN 3종 중 RMSE 최우수</w:t>
+      </w:r>
+    </w:p>
+    <w:p>
+      <w:pPr>
+        <w:spacing w:before="0" w:after="20" w:lineRule="auto" w:line="252"/>
+        <w:ind w:left="159" w:hanging="159"/>
+      </w:pPr>
+      <w:r>
+        <w:rPr>
+          <w:rFonts w:ascii="맑은 고딕" w:hAnsi="맑은 고딕" w:eastAsia="맑은 고딕"/>
+          <w:b w:val="0"/>
+          <w:i w:val="0"/>
+          <w:sz w:val="18"/>
+        </w:rPr>
+        <w:t>·  GRU는 DA 96.7%로 방향 일치율은 높았으나, RMSE 기준에서는 SimpleRNN보다 오차가 커 최종 모델로 채택하지 않음</w:t>
       </w:r>
     </w:p>
     <w:p>
       <w:pPr>
         <w:pStyle w:val="Heading2"/>
-        <w:spacing w:before="100" w:after="40"/>
+        <w:spacing w:before="60" w:after="20" w:lineRule="auto" w:line="252"/>
         <w:jc w:val="left"/>
       </w:pPr>
       <w:r>
@@ -1719,60 +2266,1163 @@
           <w:b/>
           <w:i w:val="0"/>
           <w:color w:val="1E64A0"/>
-          <w:sz w:val="21"/>
+          <w:sz w:val="20"/>
         </w:rPr>
         <w:t>3.2 ARIMA 평가 방식 상세</w:t>
       </w:r>
     </w:p>
     <w:p>
       <w:pPr>
-        <w:spacing w:after="40"/>
-        <w:ind w:left="227" w:hanging="227"/>
+        <w:spacing w:before="0" w:after="20" w:lineRule="auto" w:line="252"/>
+        <w:ind w:left="159" w:hanging="159"/>
       </w:pPr>
       <w:r>
         <w:rPr>
           <w:rFonts w:ascii="맑은 고딕" w:hAnsi="맑은 고딕" w:eastAsia="맑은 고딕"/>
           <w:b w:val="0"/>
           <w:i w:val="0"/>
-          <w:sz w:val="21"/>
+          <w:sz w:val="18"/>
         </w:rPr>
-        <w:t>·  매 테스트 시점 t에서 t까지의 전체 이력으로 ARIMA 재적합 후 t+1·t+2·t+3 예측</w:t>
+        <w:t>·  walk-forward rolling — 매 시점 전체 이력으로 ARIMA 재적합, t+1·t+2·t+3 예측, H+3만 평가에 사용</w:t>
       </w:r>
     </w:p>
     <w:p>
       <w:pPr>
-        <w:spacing w:after="40"/>
-        <w:ind w:left="227" w:hanging="227"/>
+        <w:spacing w:before="0" w:after="40" w:lineRule="auto" w:line="252"/>
+        <w:ind w:left="159" w:hanging="159"/>
       </w:pPr>
       <w:r>
         <w:rPr>
           <w:rFonts w:ascii="맑은 고딕" w:hAnsi="맑은 고딕" w:eastAsia="맑은 고딕"/>
           <w:b w:val="0"/>
           <w:i w:val="0"/>
-          <w:sz w:val="21"/>
+          <w:sz w:val="18"/>
         </w:rPr>
-        <w:t>·  H+3 RMSE = √(Σ(ŷ_{t+3} − y_{t+3})² / n) — NN의 H+3 평가와 동일한 실측값 기준</w:t>
+        <w:t>·  주의: walk-forward 전체 step 합산 RMSE(0.294)와 H+3 단독 RMSE(0.409)는 다름 — 본 평가는 H+3 기준</w:t>
       </w:r>
     </w:p>
     <w:p>
       <w:pPr>
-        <w:spacing w:after="40"/>
-        <w:ind w:left="227" w:hanging="227"/>
+        <w:spacing w:before="0" w:after="40" w:lineRule="auto" w:line="252"/>
+        <w:ind w:left="159" w:hanging="159"/>
       </w:pPr>
       <w:r>
         <w:rPr>
           <w:rFonts w:ascii="맑은 고딕" w:hAnsi="맑은 고딕" w:eastAsia="맑은 고딕"/>
           <w:b w:val="0"/>
           <w:i w:val="0"/>
-          <w:sz w:val="21"/>
+          <w:sz w:val="18"/>
         </w:rPr>
-        <w:t>·  기존 보고서의 ARIMA 1-step 합산 RMSE(0.294)와 다름 — 본 보고서는 H+3 단독 RMSE(0.409) 기준</w:t>
+        <w:t>·  구별 H+3 RMSE 세부: ARIMA는 6구 중 4구(노원·은평·서대문·송파)에서 최우수, 6구 평균 기준 전 모델 최우수</w:t>
+      </w:r>
+    </w:p>
+    <w:tbl>
+      <w:tblPr>
+        <w:tblStyle w:val="TableGrid"/>
+        <w:tblW w:type="auto" w:w="0"/>
+        <w:tblLook w:firstColumn="1" w:firstRow="1" w:lastColumn="0" w:lastRow="0" w:noHBand="0" w:noVBand="1" w:val="04A0"/>
+      </w:tblPr>
+      <w:tblGrid>
+        <w:gridCol w:w="1474"/>
+        <w:gridCol w:w="1474"/>
+        <w:gridCol w:w="1474"/>
+        <w:gridCol w:w="1474"/>
+        <w:gridCol w:w="1474"/>
+        <w:gridCol w:w="1474"/>
+        <w:gridCol w:w="1474"/>
+      </w:tblGrid>
+      <w:tr>
+        <w:tc>
+          <w:tcPr>
+            <w:tcW w:type="dxa" w:w="1474"/>
+            <w:vAlign w:val="center"/>
+            <w:shd w:val="clear" w:color="auto" w:fill="1F4E79"/>
+            <w:tcMar>
+              <w:top w:w="15" w:type="dxa"/>
+              <w:left w:w="38" w:type="dxa"/>
+              <w:bottom w:w="15" w:type="dxa"/>
+              <w:right w:w="38" w:type="dxa"/>
+            </w:tcMar>
+            <w:tcW w:w="1701" w:type="dxa"/>
+          </w:tcPr>
+          <w:p>
+            <w:pPr>
+              <w:spacing w:before="0" w:after="0" w:lineRule="auto" w:line="252"/>
+              <w:jc w:val="center"/>
+            </w:pPr>
+            <w:r/>
+            <w:r>
+              <w:rPr>
+                <w:rFonts w:ascii="맑은 고딕" w:hAnsi="맑은 고딕" w:eastAsia="맑은 고딕"/>
+                <w:b/>
+                <w:i w:val="0"/>
+                <w:color w:val="FFFFFF"/>
+                <w:sz w:val="16"/>
+              </w:rPr>
+              <w:t>모델</w:t>
+            </w:r>
+          </w:p>
+        </w:tc>
+        <w:tc>
+          <w:tcPr>
+            <w:tcW w:type="dxa" w:w="1474"/>
+            <w:vAlign w:val="center"/>
+            <w:shd w:val="clear" w:color="auto" w:fill="1F4E79"/>
+            <w:tcMar>
+              <w:top w:w="15" w:type="dxa"/>
+              <w:left w:w="38" w:type="dxa"/>
+              <w:bottom w:w="15" w:type="dxa"/>
+              <w:right w:w="38" w:type="dxa"/>
+            </w:tcMar>
+            <w:tcW w:w="1434" w:type="dxa"/>
+          </w:tcPr>
+          <w:p>
+            <w:pPr>
+              <w:spacing w:before="0" w:after="0" w:lineRule="auto" w:line="252"/>
+              <w:jc w:val="center"/>
+            </w:pPr>
+            <w:r/>
+            <w:r>
+              <w:rPr>
+                <w:rFonts w:ascii="맑은 고딕" w:hAnsi="맑은 고딕" w:eastAsia="맑은 고딕"/>
+                <w:b/>
+                <w:i w:val="0"/>
+                <w:color w:val="FFFFFF"/>
+                <w:sz w:val="16"/>
+              </w:rPr>
+              <w:t>노원</w:t>
+            </w:r>
+          </w:p>
+        </w:tc>
+        <w:tc>
+          <w:tcPr>
+            <w:tcW w:type="dxa" w:w="1474"/>
+            <w:vAlign w:val="center"/>
+            <w:shd w:val="clear" w:color="auto" w:fill="1F4E79"/>
+            <w:tcMar>
+              <w:top w:w="15" w:type="dxa"/>
+              <w:left w:w="38" w:type="dxa"/>
+              <w:bottom w:w="15" w:type="dxa"/>
+              <w:right w:w="38" w:type="dxa"/>
+            </w:tcMar>
+            <w:tcW w:w="1434" w:type="dxa"/>
+          </w:tcPr>
+          <w:p>
+            <w:pPr>
+              <w:spacing w:before="0" w:after="0" w:lineRule="auto" w:line="252"/>
+              <w:jc w:val="center"/>
+            </w:pPr>
+            <w:r/>
+            <w:r>
+              <w:rPr>
+                <w:rFonts w:ascii="맑은 고딕" w:hAnsi="맑은 고딕" w:eastAsia="맑은 고딕"/>
+                <w:b/>
+                <w:i w:val="0"/>
+                <w:color w:val="FFFFFF"/>
+                <w:sz w:val="16"/>
+              </w:rPr>
+              <w:t>은평</w:t>
+            </w:r>
+          </w:p>
+        </w:tc>
+        <w:tc>
+          <w:tcPr>
+            <w:tcW w:type="dxa" w:w="1474"/>
+            <w:vAlign w:val="center"/>
+            <w:shd w:val="clear" w:color="auto" w:fill="1F4E79"/>
+            <w:tcMar>
+              <w:top w:w="15" w:type="dxa"/>
+              <w:left w:w="38" w:type="dxa"/>
+              <w:bottom w:w="15" w:type="dxa"/>
+              <w:right w:w="38" w:type="dxa"/>
+            </w:tcMar>
+            <w:tcW w:w="1434" w:type="dxa"/>
+          </w:tcPr>
+          <w:p>
+            <w:pPr>
+              <w:spacing w:before="0" w:after="0" w:lineRule="auto" w:line="252"/>
+              <w:jc w:val="center"/>
+            </w:pPr>
+            <w:r/>
+            <w:r>
+              <w:rPr>
+                <w:rFonts w:ascii="맑은 고딕" w:hAnsi="맑은 고딕" w:eastAsia="맑은 고딕"/>
+                <w:b/>
+                <w:i w:val="0"/>
+                <w:color w:val="FFFFFF"/>
+                <w:sz w:val="16"/>
+              </w:rPr>
+              <w:t>서대문</w:t>
+            </w:r>
+          </w:p>
+        </w:tc>
+        <w:tc>
+          <w:tcPr>
+            <w:tcW w:type="dxa" w:w="1474"/>
+            <w:vAlign w:val="center"/>
+            <w:shd w:val="clear" w:color="auto" w:fill="1F4E79"/>
+            <w:tcMar>
+              <w:top w:w="15" w:type="dxa"/>
+              <w:left w:w="38" w:type="dxa"/>
+              <w:bottom w:w="15" w:type="dxa"/>
+              <w:right w:w="38" w:type="dxa"/>
+            </w:tcMar>
+            <w:tcW w:w="1434" w:type="dxa"/>
+          </w:tcPr>
+          <w:p>
+            <w:pPr>
+              <w:spacing w:before="0" w:after="0" w:lineRule="auto" w:line="252"/>
+              <w:jc w:val="center"/>
+            </w:pPr>
+            <w:r/>
+            <w:r>
+              <w:rPr>
+                <w:rFonts w:ascii="맑은 고딕" w:hAnsi="맑은 고딕" w:eastAsia="맑은 고딕"/>
+                <w:b/>
+                <w:i w:val="0"/>
+                <w:color w:val="FFFFFF"/>
+                <w:sz w:val="16"/>
+              </w:rPr>
+              <w:t>서초</w:t>
+            </w:r>
+          </w:p>
+        </w:tc>
+        <w:tc>
+          <w:tcPr>
+            <w:tcW w:type="dxa" w:w="1474"/>
+            <w:vAlign w:val="center"/>
+            <w:shd w:val="clear" w:color="auto" w:fill="1F4E79"/>
+            <w:tcMar>
+              <w:top w:w="15" w:type="dxa"/>
+              <w:left w:w="38" w:type="dxa"/>
+              <w:bottom w:w="15" w:type="dxa"/>
+              <w:right w:w="38" w:type="dxa"/>
+            </w:tcMar>
+            <w:tcW w:w="1434" w:type="dxa"/>
+          </w:tcPr>
+          <w:p>
+            <w:pPr>
+              <w:spacing w:before="0" w:after="0" w:lineRule="auto" w:line="252"/>
+              <w:jc w:val="center"/>
+            </w:pPr>
+            <w:r/>
+            <w:r>
+              <w:rPr>
+                <w:rFonts w:ascii="맑은 고딕" w:hAnsi="맑은 고딕" w:eastAsia="맑은 고딕"/>
+                <w:b/>
+                <w:i w:val="0"/>
+                <w:color w:val="FFFFFF"/>
+                <w:sz w:val="16"/>
+              </w:rPr>
+              <w:t>강남</w:t>
+            </w:r>
+          </w:p>
+        </w:tc>
+        <w:tc>
+          <w:tcPr>
+            <w:tcW w:type="dxa" w:w="1474"/>
+            <w:vAlign w:val="center"/>
+            <w:shd w:val="clear" w:color="auto" w:fill="1F4E79"/>
+            <w:tcMar>
+              <w:top w:w="15" w:type="dxa"/>
+              <w:left w:w="38" w:type="dxa"/>
+              <w:bottom w:w="15" w:type="dxa"/>
+              <w:right w:w="38" w:type="dxa"/>
+            </w:tcMar>
+            <w:tcW w:w="1434" w:type="dxa"/>
+          </w:tcPr>
+          <w:p>
+            <w:pPr>
+              <w:spacing w:before="0" w:after="0" w:lineRule="auto" w:line="252"/>
+              <w:jc w:val="center"/>
+            </w:pPr>
+            <w:r/>
+            <w:r>
+              <w:rPr>
+                <w:rFonts w:ascii="맑은 고딕" w:hAnsi="맑은 고딕" w:eastAsia="맑은 고딕"/>
+                <w:b/>
+                <w:i w:val="0"/>
+                <w:color w:val="FFFFFF"/>
+                <w:sz w:val="16"/>
+              </w:rPr>
+              <w:t>송파</w:t>
+            </w:r>
+          </w:p>
+        </w:tc>
+      </w:tr>
+      <w:tr>
+        <w:tc>
+          <w:tcPr>
+            <w:tcW w:type="dxa" w:w="1474"/>
+            <w:vAlign w:val="center"/>
+            <w:shd w:val="clear" w:color="auto" w:fill="C8E6C9"/>
+            <w:tcMar>
+              <w:top w:w="15" w:type="dxa"/>
+              <w:left w:w="38" w:type="dxa"/>
+              <w:bottom w:w="15" w:type="dxa"/>
+              <w:right w:w="38" w:type="dxa"/>
+            </w:tcMar>
+            <w:tcW w:w="1701" w:type="dxa"/>
+          </w:tcPr>
+          <w:p>
+            <w:pPr>
+              <w:spacing w:before="0" w:after="0" w:lineRule="auto" w:line="252"/>
+              <w:jc w:val="left"/>
+            </w:pPr>
+            <w:r/>
+            <w:r>
+              <w:rPr>
+                <w:rFonts w:ascii="맑은 고딕" w:hAnsi="맑은 고딕" w:eastAsia="맑은 고딕"/>
+                <w:b/>
+                <w:i w:val="0"/>
+                <w:sz w:val="16"/>
+              </w:rPr>
+              <w:t>★ ARIMA</w:t>
+            </w:r>
+          </w:p>
+        </w:tc>
+        <w:tc>
+          <w:tcPr>
+            <w:tcW w:type="dxa" w:w="1474"/>
+            <w:vAlign w:val="center"/>
+            <w:shd w:val="clear" w:color="auto" w:fill="C8E6C9"/>
+            <w:tcMar>
+              <w:top w:w="15" w:type="dxa"/>
+              <w:left w:w="38" w:type="dxa"/>
+              <w:bottom w:w="15" w:type="dxa"/>
+              <w:right w:w="38" w:type="dxa"/>
+            </w:tcMar>
+            <w:tcW w:w="1434" w:type="dxa"/>
+          </w:tcPr>
+          <w:p>
+            <w:pPr>
+              <w:spacing w:before="0" w:after="0" w:lineRule="auto" w:line="252"/>
+              <w:jc w:val="center"/>
+            </w:pPr>
+            <w:r/>
+            <w:r>
+              <w:rPr>
+                <w:rFonts w:ascii="맑은 고딕" w:hAnsi="맑은 고딕" w:eastAsia="맑은 고딕"/>
+                <w:b/>
+                <w:i w:val="0"/>
+                <w:sz w:val="16"/>
+              </w:rPr>
+              <w:t>0.285</w:t>
+            </w:r>
+          </w:p>
+        </w:tc>
+        <w:tc>
+          <w:tcPr>
+            <w:tcW w:type="dxa" w:w="1474"/>
+            <w:vAlign w:val="center"/>
+            <w:shd w:val="clear" w:color="auto" w:fill="C8E6C9"/>
+            <w:tcMar>
+              <w:top w:w="15" w:type="dxa"/>
+              <w:left w:w="38" w:type="dxa"/>
+              <w:bottom w:w="15" w:type="dxa"/>
+              <w:right w:w="38" w:type="dxa"/>
+            </w:tcMar>
+            <w:tcW w:w="1434" w:type="dxa"/>
+          </w:tcPr>
+          <w:p>
+            <w:pPr>
+              <w:spacing w:before="0" w:after="0" w:lineRule="auto" w:line="252"/>
+              <w:jc w:val="center"/>
+            </w:pPr>
+            <w:r/>
+            <w:r>
+              <w:rPr>
+                <w:rFonts w:ascii="맑은 고딕" w:hAnsi="맑은 고딕" w:eastAsia="맑은 고딕"/>
+                <w:b/>
+                <w:i w:val="0"/>
+                <w:sz w:val="16"/>
+              </w:rPr>
+              <w:t>0.194</w:t>
+            </w:r>
+          </w:p>
+        </w:tc>
+        <w:tc>
+          <w:tcPr>
+            <w:tcW w:type="dxa" w:w="1474"/>
+            <w:vAlign w:val="center"/>
+            <w:shd w:val="clear" w:color="auto" w:fill="C8E6C9"/>
+            <w:tcMar>
+              <w:top w:w="15" w:type="dxa"/>
+              <w:left w:w="38" w:type="dxa"/>
+              <w:bottom w:w="15" w:type="dxa"/>
+              <w:right w:w="38" w:type="dxa"/>
+            </w:tcMar>
+            <w:tcW w:w="1434" w:type="dxa"/>
+          </w:tcPr>
+          <w:p>
+            <w:pPr>
+              <w:spacing w:before="0" w:after="0" w:lineRule="auto" w:line="252"/>
+              <w:jc w:val="center"/>
+            </w:pPr>
+            <w:r/>
+            <w:r>
+              <w:rPr>
+                <w:rFonts w:ascii="맑은 고딕" w:hAnsi="맑은 고딕" w:eastAsia="맑은 고딕"/>
+                <w:b/>
+                <w:i w:val="0"/>
+                <w:sz w:val="16"/>
+              </w:rPr>
+              <w:t>0.483</w:t>
+            </w:r>
+          </w:p>
+        </w:tc>
+        <w:tc>
+          <w:tcPr>
+            <w:tcW w:type="dxa" w:w="1474"/>
+            <w:vAlign w:val="center"/>
+            <w:shd w:val="clear" w:color="auto" w:fill="C8E6C9"/>
+            <w:tcMar>
+              <w:top w:w="15" w:type="dxa"/>
+              <w:left w:w="38" w:type="dxa"/>
+              <w:bottom w:w="15" w:type="dxa"/>
+              <w:right w:w="38" w:type="dxa"/>
+            </w:tcMar>
+            <w:tcW w:w="1434" w:type="dxa"/>
+          </w:tcPr>
+          <w:p>
+            <w:pPr>
+              <w:spacing w:before="0" w:after="0" w:lineRule="auto" w:line="252"/>
+              <w:jc w:val="center"/>
+            </w:pPr>
+            <w:r/>
+            <w:r>
+              <w:rPr>
+                <w:rFonts w:ascii="맑은 고딕" w:hAnsi="맑은 고딕" w:eastAsia="맑은 고딕"/>
+                <w:b w:val="0"/>
+                <w:i w:val="0"/>
+                <w:sz w:val="16"/>
+              </w:rPr>
+              <w:t>0.354</w:t>
+            </w:r>
+          </w:p>
+        </w:tc>
+        <w:tc>
+          <w:tcPr>
+            <w:tcW w:type="dxa" w:w="1474"/>
+            <w:vAlign w:val="center"/>
+            <w:shd w:val="clear" w:color="auto" w:fill="C8E6C9"/>
+            <w:tcMar>
+              <w:top w:w="15" w:type="dxa"/>
+              <w:left w:w="38" w:type="dxa"/>
+              <w:bottom w:w="15" w:type="dxa"/>
+              <w:right w:w="38" w:type="dxa"/>
+            </w:tcMar>
+            <w:tcW w:w="1434" w:type="dxa"/>
+          </w:tcPr>
+          <w:p>
+            <w:pPr>
+              <w:spacing w:before="0" w:after="0" w:lineRule="auto" w:line="252"/>
+              <w:jc w:val="center"/>
+            </w:pPr>
+            <w:r/>
+            <w:r>
+              <w:rPr>
+                <w:rFonts w:ascii="맑은 고딕" w:hAnsi="맑은 고딕" w:eastAsia="맑은 고딕"/>
+                <w:b w:val="0"/>
+                <w:i w:val="0"/>
+                <w:sz w:val="16"/>
+              </w:rPr>
+              <w:t>0.546</w:t>
+            </w:r>
+          </w:p>
+        </w:tc>
+        <w:tc>
+          <w:tcPr>
+            <w:tcW w:type="dxa" w:w="1474"/>
+            <w:vAlign w:val="center"/>
+            <w:shd w:val="clear" w:color="auto" w:fill="C8E6C9"/>
+            <w:tcMar>
+              <w:top w:w="15" w:type="dxa"/>
+              <w:left w:w="38" w:type="dxa"/>
+              <w:bottom w:w="15" w:type="dxa"/>
+              <w:right w:w="38" w:type="dxa"/>
+            </w:tcMar>
+            <w:tcW w:w="1434" w:type="dxa"/>
+          </w:tcPr>
+          <w:p>
+            <w:pPr>
+              <w:spacing w:before="0" w:after="0" w:lineRule="auto" w:line="252"/>
+              <w:jc w:val="center"/>
+            </w:pPr>
+            <w:r/>
+            <w:r>
+              <w:rPr>
+                <w:rFonts w:ascii="맑은 고딕" w:hAnsi="맑은 고딕" w:eastAsia="맑은 고딕"/>
+                <w:b/>
+                <w:i w:val="0"/>
+                <w:sz w:val="16"/>
+              </w:rPr>
+              <w:t>0.592</w:t>
+            </w:r>
+          </w:p>
+        </w:tc>
+      </w:tr>
+      <w:tr>
+        <w:tc>
+          <w:tcPr>
+            <w:tcW w:type="dxa" w:w="1474"/>
+            <w:vAlign w:val="center"/>
+            <w:shd w:val="clear" w:color="auto" w:fill="F5F5F5"/>
+            <w:tcMar>
+              <w:top w:w="15" w:type="dxa"/>
+              <w:left w:w="38" w:type="dxa"/>
+              <w:bottom w:w="15" w:type="dxa"/>
+              <w:right w:w="38" w:type="dxa"/>
+            </w:tcMar>
+            <w:tcW w:w="1701" w:type="dxa"/>
+          </w:tcPr>
+          <w:p>
+            <w:pPr>
+              <w:spacing w:before="0" w:after="0" w:lineRule="auto" w:line="252"/>
+              <w:jc w:val="left"/>
+            </w:pPr>
+            <w:r/>
+            <w:r>
+              <w:rPr>
+                <w:rFonts w:ascii="맑은 고딕" w:hAnsi="맑은 고딕" w:eastAsia="맑은 고딕"/>
+                <w:b w:val="0"/>
+                <w:i w:val="0"/>
+                <w:sz w:val="16"/>
+              </w:rPr>
+              <w:t>SimpleRNN</w:t>
+            </w:r>
+          </w:p>
+        </w:tc>
+        <w:tc>
+          <w:tcPr>
+            <w:tcW w:type="dxa" w:w="1474"/>
+            <w:vAlign w:val="center"/>
+            <w:shd w:val="clear" w:color="auto" w:fill="F5F5F5"/>
+            <w:tcMar>
+              <w:top w:w="15" w:type="dxa"/>
+              <w:left w:w="38" w:type="dxa"/>
+              <w:bottom w:w="15" w:type="dxa"/>
+              <w:right w:w="38" w:type="dxa"/>
+            </w:tcMar>
+            <w:tcW w:w="1434" w:type="dxa"/>
+          </w:tcPr>
+          <w:p>
+            <w:pPr>
+              <w:spacing w:before="0" w:after="0" w:lineRule="auto" w:line="252"/>
+              <w:jc w:val="center"/>
+            </w:pPr>
+            <w:r/>
+            <w:r>
+              <w:rPr>
+                <w:rFonts w:ascii="맑은 고딕" w:hAnsi="맑은 고딕" w:eastAsia="맑은 고딕"/>
+                <w:b w:val="0"/>
+                <w:i w:val="0"/>
+                <w:sz w:val="16"/>
+              </w:rPr>
+              <w:t>0.857</w:t>
+            </w:r>
+          </w:p>
+        </w:tc>
+        <w:tc>
+          <w:tcPr>
+            <w:tcW w:type="dxa" w:w="1474"/>
+            <w:vAlign w:val="center"/>
+            <w:shd w:val="clear" w:color="auto" w:fill="F5F5F5"/>
+            <w:tcMar>
+              <w:top w:w="15" w:type="dxa"/>
+              <w:left w:w="38" w:type="dxa"/>
+              <w:bottom w:w="15" w:type="dxa"/>
+              <w:right w:w="38" w:type="dxa"/>
+            </w:tcMar>
+            <w:tcW w:w="1434" w:type="dxa"/>
+          </w:tcPr>
+          <w:p>
+            <w:pPr>
+              <w:spacing w:before="0" w:after="0" w:lineRule="auto" w:line="252"/>
+              <w:jc w:val="center"/>
+            </w:pPr>
+            <w:r/>
+            <w:r>
+              <w:rPr>
+                <w:rFonts w:ascii="맑은 고딕" w:hAnsi="맑은 고딕" w:eastAsia="맑은 고딕"/>
+                <w:b w:val="0"/>
+                <w:i w:val="0"/>
+                <w:sz w:val="16"/>
+              </w:rPr>
+              <w:t>0.327</w:t>
+            </w:r>
+          </w:p>
+        </w:tc>
+        <w:tc>
+          <w:tcPr>
+            <w:tcW w:type="dxa" w:w="1474"/>
+            <w:vAlign w:val="center"/>
+            <w:shd w:val="clear" w:color="auto" w:fill="F5F5F5"/>
+            <w:tcMar>
+              <w:top w:w="15" w:type="dxa"/>
+              <w:left w:w="38" w:type="dxa"/>
+              <w:bottom w:w="15" w:type="dxa"/>
+              <w:right w:w="38" w:type="dxa"/>
+            </w:tcMar>
+            <w:tcW w:w="1434" w:type="dxa"/>
+          </w:tcPr>
+          <w:p>
+            <w:pPr>
+              <w:spacing w:before="0" w:after="0" w:lineRule="auto" w:line="252"/>
+              <w:jc w:val="center"/>
+            </w:pPr>
+            <w:r/>
+            <w:r>
+              <w:rPr>
+                <w:rFonts w:ascii="맑은 고딕" w:hAnsi="맑은 고딕" w:eastAsia="맑은 고딕"/>
+                <w:b w:val="0"/>
+                <w:i w:val="0"/>
+                <w:sz w:val="16"/>
+              </w:rPr>
+              <w:t>0.751</w:t>
+            </w:r>
+          </w:p>
+        </w:tc>
+        <w:tc>
+          <w:tcPr>
+            <w:tcW w:type="dxa" w:w="1474"/>
+            <w:vAlign w:val="center"/>
+            <w:shd w:val="clear" w:color="auto" w:fill="C8E6C9"/>
+            <w:tcMar>
+              <w:top w:w="15" w:type="dxa"/>
+              <w:left w:w="38" w:type="dxa"/>
+              <w:bottom w:w="15" w:type="dxa"/>
+              <w:right w:w="38" w:type="dxa"/>
+            </w:tcMar>
+            <w:tcW w:w="1434" w:type="dxa"/>
+          </w:tcPr>
+          <w:p>
+            <w:pPr>
+              <w:spacing w:before="0" w:after="0" w:lineRule="auto" w:line="252"/>
+              <w:jc w:val="center"/>
+            </w:pPr>
+            <w:r/>
+            <w:r>
+              <w:rPr>
+                <w:rFonts w:ascii="맑은 고딕" w:hAnsi="맑은 고딕" w:eastAsia="맑은 고딕"/>
+                <w:b/>
+                <w:i w:val="0"/>
+                <w:sz w:val="16"/>
+              </w:rPr>
+              <w:t>0.317</w:t>
+            </w:r>
+          </w:p>
+        </w:tc>
+        <w:tc>
+          <w:tcPr>
+            <w:tcW w:type="dxa" w:w="1474"/>
+            <w:vAlign w:val="center"/>
+            <w:shd w:val="clear" w:color="auto" w:fill="F5F5F5"/>
+            <w:tcMar>
+              <w:top w:w="15" w:type="dxa"/>
+              <w:left w:w="38" w:type="dxa"/>
+              <w:bottom w:w="15" w:type="dxa"/>
+              <w:right w:w="38" w:type="dxa"/>
+            </w:tcMar>
+            <w:tcW w:w="1434" w:type="dxa"/>
+          </w:tcPr>
+          <w:p>
+            <w:pPr>
+              <w:spacing w:before="0" w:after="0" w:lineRule="auto" w:line="252"/>
+              <w:jc w:val="center"/>
+            </w:pPr>
+            <w:r/>
+            <w:r>
+              <w:rPr>
+                <w:rFonts w:ascii="맑은 고딕" w:hAnsi="맑은 고딕" w:eastAsia="맑은 고딕"/>
+                <w:b w:val="0"/>
+                <w:i w:val="0"/>
+                <w:sz w:val="16"/>
+              </w:rPr>
+              <w:t>0.606</w:t>
+            </w:r>
+          </w:p>
+        </w:tc>
+        <w:tc>
+          <w:tcPr>
+            <w:tcW w:type="dxa" w:w="1474"/>
+            <w:vAlign w:val="center"/>
+            <w:shd w:val="clear" w:color="auto" w:fill="F5F5F5"/>
+            <w:tcMar>
+              <w:top w:w="15" w:type="dxa"/>
+              <w:left w:w="38" w:type="dxa"/>
+              <w:bottom w:w="15" w:type="dxa"/>
+              <w:right w:w="38" w:type="dxa"/>
+            </w:tcMar>
+            <w:tcW w:w="1434" w:type="dxa"/>
+          </w:tcPr>
+          <w:p>
+            <w:pPr>
+              <w:spacing w:before="0" w:after="0" w:lineRule="auto" w:line="252"/>
+              <w:jc w:val="center"/>
+            </w:pPr>
+            <w:r/>
+            <w:r>
+              <w:rPr>
+                <w:rFonts w:ascii="맑은 고딕" w:hAnsi="맑은 고딕" w:eastAsia="맑은 고딕"/>
+                <w:b w:val="0"/>
+                <w:i w:val="0"/>
+                <w:sz w:val="16"/>
+              </w:rPr>
+              <w:t>0.689</w:t>
+            </w:r>
+          </w:p>
+        </w:tc>
+      </w:tr>
+      <w:tr>
+        <w:tc>
+          <w:tcPr>
+            <w:tcW w:type="dxa" w:w="1474"/>
+            <w:vAlign w:val="center"/>
+            <w:shd w:val="clear" w:color="auto" w:fill="FFFFFF"/>
+            <w:tcMar>
+              <w:top w:w="15" w:type="dxa"/>
+              <w:left w:w="38" w:type="dxa"/>
+              <w:bottom w:w="15" w:type="dxa"/>
+              <w:right w:w="38" w:type="dxa"/>
+            </w:tcMar>
+            <w:tcW w:w="1701" w:type="dxa"/>
+          </w:tcPr>
+          <w:p>
+            <w:pPr>
+              <w:spacing w:before="0" w:after="0" w:lineRule="auto" w:line="252"/>
+              <w:jc w:val="left"/>
+            </w:pPr>
+            <w:r/>
+            <w:r>
+              <w:rPr>
+                <w:rFonts w:ascii="맑은 고딕" w:hAnsi="맑은 고딕" w:eastAsia="맑은 고딕"/>
+                <w:b w:val="0"/>
+                <w:i w:val="0"/>
+                <w:sz w:val="16"/>
+              </w:rPr>
+              <w:t>LSTM</w:t>
+            </w:r>
+          </w:p>
+        </w:tc>
+        <w:tc>
+          <w:tcPr>
+            <w:tcW w:type="dxa" w:w="1474"/>
+            <w:vAlign w:val="center"/>
+            <w:shd w:val="clear" w:color="auto" w:fill="FFFFFF"/>
+            <w:tcMar>
+              <w:top w:w="15" w:type="dxa"/>
+              <w:left w:w="38" w:type="dxa"/>
+              <w:bottom w:w="15" w:type="dxa"/>
+              <w:right w:w="38" w:type="dxa"/>
+            </w:tcMar>
+            <w:tcW w:w="1434" w:type="dxa"/>
+          </w:tcPr>
+          <w:p>
+            <w:pPr>
+              <w:spacing w:before="0" w:after="0" w:lineRule="auto" w:line="252"/>
+              <w:jc w:val="center"/>
+            </w:pPr>
+            <w:r/>
+            <w:r>
+              <w:rPr>
+                <w:rFonts w:ascii="맑은 고딕" w:hAnsi="맑은 고딕" w:eastAsia="맑은 고딕"/>
+                <w:b w:val="0"/>
+                <w:i w:val="0"/>
+                <w:sz w:val="16"/>
+              </w:rPr>
+              <w:t>0.899</w:t>
+            </w:r>
+          </w:p>
+        </w:tc>
+        <w:tc>
+          <w:tcPr>
+            <w:tcW w:type="dxa" w:w="1474"/>
+            <w:vAlign w:val="center"/>
+            <w:shd w:val="clear" w:color="auto" w:fill="FFFFFF"/>
+            <w:tcMar>
+              <w:top w:w="15" w:type="dxa"/>
+              <w:left w:w="38" w:type="dxa"/>
+              <w:bottom w:w="15" w:type="dxa"/>
+              <w:right w:w="38" w:type="dxa"/>
+            </w:tcMar>
+            <w:tcW w:w="1434" w:type="dxa"/>
+          </w:tcPr>
+          <w:p>
+            <w:pPr>
+              <w:spacing w:before="0" w:after="0" w:lineRule="auto" w:line="252"/>
+              <w:jc w:val="center"/>
+            </w:pPr>
+            <w:r/>
+            <w:r>
+              <w:rPr>
+                <w:rFonts w:ascii="맑은 고딕" w:hAnsi="맑은 고딕" w:eastAsia="맑은 고딕"/>
+                <w:b w:val="0"/>
+                <w:i w:val="0"/>
+                <w:sz w:val="16"/>
+              </w:rPr>
+              <w:t>0.503</w:t>
+            </w:r>
+          </w:p>
+        </w:tc>
+        <w:tc>
+          <w:tcPr>
+            <w:tcW w:type="dxa" w:w="1474"/>
+            <w:vAlign w:val="center"/>
+            <w:shd w:val="clear" w:color="auto" w:fill="FFFFFF"/>
+            <w:tcMar>
+              <w:top w:w="15" w:type="dxa"/>
+              <w:left w:w="38" w:type="dxa"/>
+              <w:bottom w:w="15" w:type="dxa"/>
+              <w:right w:w="38" w:type="dxa"/>
+            </w:tcMar>
+            <w:tcW w:w="1434" w:type="dxa"/>
+          </w:tcPr>
+          <w:p>
+            <w:pPr>
+              <w:spacing w:before="0" w:after="0" w:lineRule="auto" w:line="252"/>
+              <w:jc w:val="center"/>
+            </w:pPr>
+            <w:r/>
+            <w:r>
+              <w:rPr>
+                <w:rFonts w:ascii="맑은 고딕" w:hAnsi="맑은 고딕" w:eastAsia="맑은 고딕"/>
+                <w:b w:val="0"/>
+                <w:i w:val="0"/>
+                <w:sz w:val="16"/>
+              </w:rPr>
+              <w:t>1.042</w:t>
+            </w:r>
+          </w:p>
+        </w:tc>
+        <w:tc>
+          <w:tcPr>
+            <w:tcW w:type="dxa" w:w="1474"/>
+            <w:vAlign w:val="center"/>
+            <w:shd w:val="clear" w:color="auto" w:fill="FFFFFF"/>
+            <w:tcMar>
+              <w:top w:w="15" w:type="dxa"/>
+              <w:left w:w="38" w:type="dxa"/>
+              <w:bottom w:w="15" w:type="dxa"/>
+              <w:right w:w="38" w:type="dxa"/>
+            </w:tcMar>
+            <w:tcW w:w="1434" w:type="dxa"/>
+          </w:tcPr>
+          <w:p>
+            <w:pPr>
+              <w:spacing w:before="0" w:after="0" w:lineRule="auto" w:line="252"/>
+              <w:jc w:val="center"/>
+            </w:pPr>
+            <w:r/>
+            <w:r>
+              <w:rPr>
+                <w:rFonts w:ascii="맑은 고딕" w:hAnsi="맑은 고딕" w:eastAsia="맑은 고딕"/>
+                <w:b w:val="0"/>
+                <w:i w:val="0"/>
+                <w:sz w:val="16"/>
+              </w:rPr>
+              <w:t>0.392</w:t>
+            </w:r>
+          </w:p>
+        </w:tc>
+        <w:tc>
+          <w:tcPr>
+            <w:tcW w:type="dxa" w:w="1474"/>
+            <w:vAlign w:val="center"/>
+            <w:shd w:val="clear" w:color="auto" w:fill="C8E6C9"/>
+            <w:tcMar>
+              <w:top w:w="15" w:type="dxa"/>
+              <w:left w:w="38" w:type="dxa"/>
+              <w:bottom w:w="15" w:type="dxa"/>
+              <w:right w:w="38" w:type="dxa"/>
+            </w:tcMar>
+            <w:tcW w:w="1434" w:type="dxa"/>
+          </w:tcPr>
+          <w:p>
+            <w:pPr>
+              <w:spacing w:before="0" w:after="0" w:lineRule="auto" w:line="252"/>
+              <w:jc w:val="center"/>
+            </w:pPr>
+            <w:r/>
+            <w:r>
+              <w:rPr>
+                <w:rFonts w:ascii="맑은 고딕" w:hAnsi="맑은 고딕" w:eastAsia="맑은 고딕"/>
+                <w:b/>
+                <w:i w:val="0"/>
+                <w:sz w:val="16"/>
+              </w:rPr>
+              <w:t>0.462</w:t>
+            </w:r>
+          </w:p>
+        </w:tc>
+        <w:tc>
+          <w:tcPr>
+            <w:tcW w:type="dxa" w:w="1474"/>
+            <w:vAlign w:val="center"/>
+            <w:shd w:val="clear" w:color="auto" w:fill="FFFFFF"/>
+            <w:tcMar>
+              <w:top w:w="15" w:type="dxa"/>
+              <w:left w:w="38" w:type="dxa"/>
+              <w:bottom w:w="15" w:type="dxa"/>
+              <w:right w:w="38" w:type="dxa"/>
+            </w:tcMar>
+            <w:tcW w:w="1434" w:type="dxa"/>
+          </w:tcPr>
+          <w:p>
+            <w:pPr>
+              <w:spacing w:before="0" w:after="0" w:lineRule="auto" w:line="252"/>
+              <w:jc w:val="center"/>
+            </w:pPr>
+            <w:r/>
+            <w:r>
+              <w:rPr>
+                <w:rFonts w:ascii="맑은 고딕" w:hAnsi="맑은 고딕" w:eastAsia="맑은 고딕"/>
+                <w:b w:val="0"/>
+                <w:i w:val="0"/>
+                <w:sz w:val="16"/>
+              </w:rPr>
+              <w:t>0.872</w:t>
+            </w:r>
+          </w:p>
+        </w:tc>
+      </w:tr>
+      <w:tr>
+        <w:tc>
+          <w:tcPr>
+            <w:tcW w:type="dxa" w:w="1474"/>
+            <w:vAlign w:val="center"/>
+            <w:shd w:val="clear" w:color="auto" w:fill="F5F5F5"/>
+            <w:tcMar>
+              <w:top w:w="15" w:type="dxa"/>
+              <w:left w:w="38" w:type="dxa"/>
+              <w:bottom w:w="15" w:type="dxa"/>
+              <w:right w:w="38" w:type="dxa"/>
+            </w:tcMar>
+            <w:tcW w:w="1701" w:type="dxa"/>
+          </w:tcPr>
+          <w:p>
+            <w:pPr>
+              <w:spacing w:before="0" w:after="0" w:lineRule="auto" w:line="252"/>
+              <w:jc w:val="left"/>
+            </w:pPr>
+            <w:r/>
+            <w:r>
+              <w:rPr>
+                <w:rFonts w:ascii="맑은 고딕" w:hAnsi="맑은 고딕" w:eastAsia="맑은 고딕"/>
+                <w:b w:val="0"/>
+                <w:i w:val="0"/>
+                <w:sz w:val="16"/>
+              </w:rPr>
+              <w:t>GRU</w:t>
+            </w:r>
+          </w:p>
+        </w:tc>
+        <w:tc>
+          <w:tcPr>
+            <w:tcW w:type="dxa" w:w="1474"/>
+            <w:vAlign w:val="center"/>
+            <w:shd w:val="clear" w:color="auto" w:fill="F5F5F5"/>
+            <w:tcMar>
+              <w:top w:w="15" w:type="dxa"/>
+              <w:left w:w="38" w:type="dxa"/>
+              <w:bottom w:w="15" w:type="dxa"/>
+              <w:right w:w="38" w:type="dxa"/>
+            </w:tcMar>
+            <w:tcW w:w="1434" w:type="dxa"/>
+          </w:tcPr>
+          <w:p>
+            <w:pPr>
+              <w:spacing w:before="0" w:after="0" w:lineRule="auto" w:line="252"/>
+              <w:jc w:val="center"/>
+            </w:pPr>
+            <w:r/>
+            <w:r>
+              <w:rPr>
+                <w:rFonts w:ascii="맑은 고딕" w:hAnsi="맑은 고딕" w:eastAsia="맑은 고딕"/>
+                <w:b w:val="0"/>
+                <w:i w:val="0"/>
+                <w:sz w:val="16"/>
+              </w:rPr>
+              <w:t>0.469</w:t>
+            </w:r>
+          </w:p>
+        </w:tc>
+        <w:tc>
+          <w:tcPr>
+            <w:tcW w:type="dxa" w:w="1474"/>
+            <w:vAlign w:val="center"/>
+            <w:shd w:val="clear" w:color="auto" w:fill="F5F5F5"/>
+            <w:tcMar>
+              <w:top w:w="15" w:type="dxa"/>
+              <w:left w:w="38" w:type="dxa"/>
+              <w:bottom w:w="15" w:type="dxa"/>
+              <w:right w:w="38" w:type="dxa"/>
+            </w:tcMar>
+            <w:tcW w:w="1434" w:type="dxa"/>
+          </w:tcPr>
+          <w:p>
+            <w:pPr>
+              <w:spacing w:before="0" w:after="0" w:lineRule="auto" w:line="252"/>
+              <w:jc w:val="center"/>
+            </w:pPr>
+            <w:r/>
+            <w:r>
+              <w:rPr>
+                <w:rFonts w:ascii="맑은 고딕" w:hAnsi="맑은 고딕" w:eastAsia="맑은 고딕"/>
+                <w:b w:val="0"/>
+                <w:i w:val="0"/>
+                <w:sz w:val="16"/>
+              </w:rPr>
+              <w:t>0.416</w:t>
+            </w:r>
+          </w:p>
+        </w:tc>
+        <w:tc>
+          <w:tcPr>
+            <w:tcW w:type="dxa" w:w="1474"/>
+            <w:vAlign w:val="center"/>
+            <w:shd w:val="clear" w:color="auto" w:fill="F5F5F5"/>
+            <w:tcMar>
+              <w:top w:w="15" w:type="dxa"/>
+              <w:left w:w="38" w:type="dxa"/>
+              <w:bottom w:w="15" w:type="dxa"/>
+              <w:right w:w="38" w:type="dxa"/>
+            </w:tcMar>
+            <w:tcW w:w="1434" w:type="dxa"/>
+          </w:tcPr>
+          <w:p>
+            <w:pPr>
+              <w:spacing w:before="0" w:after="0" w:lineRule="auto" w:line="252"/>
+              <w:jc w:val="center"/>
+            </w:pPr>
+            <w:r/>
+            <w:r>
+              <w:rPr>
+                <w:rFonts w:ascii="맑은 고딕" w:hAnsi="맑은 고딕" w:eastAsia="맑은 고딕"/>
+                <w:b w:val="0"/>
+                <w:i w:val="0"/>
+                <w:sz w:val="16"/>
+              </w:rPr>
+              <w:t>0.952</w:t>
+            </w:r>
+          </w:p>
+        </w:tc>
+        <w:tc>
+          <w:tcPr>
+            <w:tcW w:type="dxa" w:w="1474"/>
+            <w:vAlign w:val="center"/>
+            <w:shd w:val="clear" w:color="auto" w:fill="F5F5F5"/>
+            <w:tcMar>
+              <w:top w:w="15" w:type="dxa"/>
+              <w:left w:w="38" w:type="dxa"/>
+              <w:bottom w:w="15" w:type="dxa"/>
+              <w:right w:w="38" w:type="dxa"/>
+            </w:tcMar>
+            <w:tcW w:w="1434" w:type="dxa"/>
+          </w:tcPr>
+          <w:p>
+            <w:pPr>
+              <w:spacing w:before="0" w:after="0" w:lineRule="auto" w:line="252"/>
+              <w:jc w:val="center"/>
+            </w:pPr>
+            <w:r/>
+            <w:r>
+              <w:rPr>
+                <w:rFonts w:ascii="맑은 고딕" w:hAnsi="맑은 고딕" w:eastAsia="맑은 고딕"/>
+                <w:b w:val="0"/>
+                <w:i w:val="0"/>
+                <w:sz w:val="16"/>
+              </w:rPr>
+              <w:t>0.443</w:t>
+            </w:r>
+          </w:p>
+        </w:tc>
+        <w:tc>
+          <w:tcPr>
+            <w:tcW w:type="dxa" w:w="1474"/>
+            <w:vAlign w:val="center"/>
+            <w:shd w:val="clear" w:color="auto" w:fill="F5F5F5"/>
+            <w:tcMar>
+              <w:top w:w="15" w:type="dxa"/>
+              <w:left w:w="38" w:type="dxa"/>
+              <w:bottom w:w="15" w:type="dxa"/>
+              <w:right w:w="38" w:type="dxa"/>
+            </w:tcMar>
+            <w:tcW w:w="1434" w:type="dxa"/>
+          </w:tcPr>
+          <w:p>
+            <w:pPr>
+              <w:spacing w:before="0" w:after="0" w:lineRule="auto" w:line="252"/>
+              <w:jc w:val="center"/>
+            </w:pPr>
+            <w:r/>
+            <w:r>
+              <w:rPr>
+                <w:rFonts w:ascii="맑은 고딕" w:hAnsi="맑은 고딕" w:eastAsia="맑은 고딕"/>
+                <w:b w:val="0"/>
+                <w:i w:val="0"/>
+                <w:sz w:val="16"/>
+              </w:rPr>
+              <w:t>0.471</w:t>
+            </w:r>
+          </w:p>
+        </w:tc>
+        <w:tc>
+          <w:tcPr>
+            <w:tcW w:type="dxa" w:w="1474"/>
+            <w:vAlign w:val="center"/>
+            <w:shd w:val="clear" w:color="auto" w:fill="F5F5F5"/>
+            <w:tcMar>
+              <w:top w:w="15" w:type="dxa"/>
+              <w:left w:w="38" w:type="dxa"/>
+              <w:bottom w:w="15" w:type="dxa"/>
+              <w:right w:w="38" w:type="dxa"/>
+            </w:tcMar>
+            <w:tcW w:w="1434" w:type="dxa"/>
+          </w:tcPr>
+          <w:p>
+            <w:pPr>
+              <w:spacing w:before="0" w:after="0" w:lineRule="auto" w:line="252"/>
+              <w:jc w:val="center"/>
+            </w:pPr>
+            <w:r/>
+            <w:r>
+              <w:rPr>
+                <w:rFonts w:ascii="맑은 고딕" w:hAnsi="맑은 고딕" w:eastAsia="맑은 고딕"/>
+                <w:b w:val="0"/>
+                <w:i w:val="0"/>
+                <w:sz w:val="16"/>
+              </w:rPr>
+              <w:t>0.963</w:t>
+            </w:r>
+          </w:p>
+        </w:tc>
+      </w:tr>
+    </w:tbl>
+    <w:p>
+      <w:pPr>
+        <w:spacing w:before="0" w:after="20" w:lineRule="auto" w:line="252"/>
+      </w:pPr>
+    </w:p>
+    <w:p>
+      <w:pPr>
+        <w:spacing w:before="0" w:after="20" w:lineRule="auto" w:line="252"/>
+        <w:ind w:left="159" w:hanging="159"/>
+      </w:pPr>
+      <w:r>
+        <w:rPr>
+          <w:rFonts w:ascii="맑은 고딕" w:hAnsi="맑은 고딕" w:eastAsia="맑은 고딕"/>
+          <w:b w:val="0"/>
+          <w:i w:val="0"/>
+          <w:sz w:val="18"/>
+        </w:rPr>
+        <w:t>·  DA 기준: 은평·서대문·서초·송파 100%, 강남 97.96%, 노원 93.88% — 전 구에서 방향 예측 정확도 93% 이상</w:t>
       </w:r>
     </w:p>
     <w:p>
       <w:pPr>
         <w:pStyle w:val="Heading1"/>
-        <w:spacing w:before="160" w:after="60"/>
+        <w:spacing w:before="100" w:after="40" w:lineRule="auto" w:line="252"/>
         <w:jc w:val="left"/>
       </w:pPr>
       <w:r>
@@ -1781,37 +3431,37 @@
           <w:b/>
           <w:i w:val="0"/>
           <w:color w:val="003875"/>
-          <w:sz w:val="24"/>
+          <w:sz w:val="22"/>
         </w:rPr>
         <w:t>4. 최종 예측 결과 (2026-05-25)</w:t>
       </w:r>
     </w:p>
     <w:p>
       <w:pPr>
-        <w:spacing w:after="40"/>
-        <w:ind w:left="227" w:hanging="227"/>
+        <w:spacing w:before="0" w:after="20" w:lineRule="auto" w:line="252"/>
+        <w:ind w:left="159" w:hanging="159"/>
       </w:pPr>
       <w:r>
         <w:rPr>
           <w:rFonts w:ascii="맑은 고딕" w:hAnsi="맑은 고딕" w:eastAsia="맑은 고딕"/>
           <w:b w:val="0"/>
           <w:i w:val="0"/>
-          <w:sz w:val="21"/>
+          <w:sz w:val="18"/>
         </w:rPr>
-        <w:t>·  채택 모델: ARIMA — 전체 데이터 학습 후 3주 연속 예측 (walk-forward 방식)</w:t>
+        <w:t>·  채택 모델: ARIMA — 전체 이력(251주)으로 3-step forecast 수행, H+3 값 사용</w:t>
       </w:r>
     </w:p>
     <w:p>
       <w:pPr>
-        <w:spacing w:after="40"/>
-        <w:ind w:left="227" w:hanging="227"/>
+        <w:spacing w:before="0" w:after="20" w:lineRule="auto" w:line="252"/>
+        <w:ind w:left="159" w:hanging="159"/>
       </w:pPr>
       <w:r>
         <w:rPr>
           <w:rFonts w:ascii="맑은 고딕" w:hAnsi="맑은 고딕" w:eastAsia="맑은 고딕"/>
           <w:b w:val="0"/>
           <w:i w:val="0"/>
-          <w:sz w:val="21"/>
+          <w:sz w:val="18"/>
         </w:rPr>
         <w:t>·  예측 목표일: 마지막 관측일 2026-05-04 기준 3주 후 = 2026-05-25</w:t>
       </w:r>
@@ -1823,23 +3473,30 @@
         <w:tblLook w:firstColumn="1" w:firstRow="1" w:lastColumn="0" w:lastRow="0" w:noHBand="0" w:noVBand="1" w:val="04A0"/>
       </w:tblPr>
       <w:tblGrid>
-        <w:gridCol w:w="1296"/>
-        <w:gridCol w:w="1296"/>
-        <w:gridCol w:w="1296"/>
-        <w:gridCol w:w="1296"/>
-        <w:gridCol w:w="1296"/>
-        <w:gridCol w:w="1296"/>
-        <w:gridCol w:w="1296"/>
+        <w:gridCol w:w="1474"/>
+        <w:gridCol w:w="1474"/>
+        <w:gridCol w:w="1474"/>
+        <w:gridCol w:w="1474"/>
+        <w:gridCol w:w="1474"/>
+        <w:gridCol w:w="1474"/>
+        <w:gridCol w:w="1474"/>
       </w:tblGrid>
       <w:tr>
         <w:tc>
           <w:tcPr>
-            <w:tcW w:type="dxa" w:w="1296"/>
+            <w:tcW w:type="dxa" w:w="1474"/>
             <w:vAlign w:val="center"/>
             <w:shd w:val="clear" w:color="auto" w:fill="1F4E79"/>
+            <w:tcMar>
+              <w:top w:w="20" w:type="dxa"/>
+              <w:left w:w="50" w:type="dxa"/>
+              <w:bottom w:w="20" w:type="dxa"/>
+              <w:right w:w="50" w:type="dxa"/>
+            </w:tcMar>
           </w:tcPr>
           <w:p>
             <w:pPr>
+              <w:spacing w:before="0" w:after="0" w:lineRule="auto" w:line="252"/>
               <w:jc w:val="center"/>
             </w:pPr>
             <w:r/>
@@ -1849,7 +3506,7 @@
                 <w:b/>
                 <w:i w:val="0"/>
                 <w:color w:val="FFFFFF"/>
-                <w:sz w:val="19"/>
+                <w:sz w:val="17"/>
               </w:rPr>
               <w:t>예측일</w:t>
             </w:r>
@@ -1857,12 +3514,19 @@
         </w:tc>
         <w:tc>
           <w:tcPr>
-            <w:tcW w:type="dxa" w:w="1296"/>
+            <w:tcW w:type="dxa" w:w="1474"/>
             <w:vAlign w:val="center"/>
             <w:shd w:val="clear" w:color="auto" w:fill="1F4E79"/>
+            <w:tcMar>
+              <w:top w:w="20" w:type="dxa"/>
+              <w:left w:w="50" w:type="dxa"/>
+              <w:bottom w:w="20" w:type="dxa"/>
+              <w:right w:w="50" w:type="dxa"/>
+            </w:tcMar>
           </w:tcPr>
           <w:p>
             <w:pPr>
+              <w:spacing w:before="0" w:after="0" w:lineRule="auto" w:line="252"/>
               <w:jc w:val="center"/>
             </w:pPr>
             <w:r/>
@@ -1872,7 +3536,7 @@
                 <w:b/>
                 <w:i w:val="0"/>
                 <w:color w:val="FFFFFF"/>
-                <w:sz w:val="19"/>
+                <w:sz w:val="17"/>
               </w:rPr>
               <w:t>노원구</w:t>
             </w:r>
@@ -1880,12 +3544,19 @@
         </w:tc>
         <w:tc>
           <w:tcPr>
-            <w:tcW w:type="dxa" w:w="1296"/>
+            <w:tcW w:type="dxa" w:w="1474"/>
             <w:vAlign w:val="center"/>
             <w:shd w:val="clear" w:color="auto" w:fill="1F4E79"/>
+            <w:tcMar>
+              <w:top w:w="20" w:type="dxa"/>
+              <w:left w:w="50" w:type="dxa"/>
+              <w:bottom w:w="20" w:type="dxa"/>
+              <w:right w:w="50" w:type="dxa"/>
+            </w:tcMar>
           </w:tcPr>
           <w:p>
             <w:pPr>
+              <w:spacing w:before="0" w:after="0" w:lineRule="auto" w:line="252"/>
               <w:jc w:val="center"/>
             </w:pPr>
             <w:r/>
@@ -1895,7 +3566,7 @@
                 <w:b/>
                 <w:i w:val="0"/>
                 <w:color w:val="FFFFFF"/>
-                <w:sz w:val="19"/>
+                <w:sz w:val="17"/>
               </w:rPr>
               <w:t>은평구</w:t>
             </w:r>
@@ -1903,12 +3574,19 @@
         </w:tc>
         <w:tc>
           <w:tcPr>
-            <w:tcW w:type="dxa" w:w="1296"/>
+            <w:tcW w:type="dxa" w:w="1474"/>
             <w:vAlign w:val="center"/>
             <w:shd w:val="clear" w:color="auto" w:fill="1F4E79"/>
+            <w:tcMar>
+              <w:top w:w="20" w:type="dxa"/>
+              <w:left w:w="50" w:type="dxa"/>
+              <w:bottom w:w="20" w:type="dxa"/>
+              <w:right w:w="50" w:type="dxa"/>
+            </w:tcMar>
           </w:tcPr>
           <w:p>
             <w:pPr>
+              <w:spacing w:before="0" w:after="0" w:lineRule="auto" w:line="252"/>
               <w:jc w:val="center"/>
             </w:pPr>
             <w:r/>
@@ -1918,7 +3596,7 @@
                 <w:b/>
                 <w:i w:val="0"/>
                 <w:color w:val="FFFFFF"/>
-                <w:sz w:val="19"/>
+                <w:sz w:val="17"/>
               </w:rPr>
               <w:t>서대문구</w:t>
             </w:r>
@@ -1926,12 +3604,19 @@
         </w:tc>
         <w:tc>
           <w:tcPr>
-            <w:tcW w:type="dxa" w:w="1296"/>
+            <w:tcW w:type="dxa" w:w="1474"/>
             <w:vAlign w:val="center"/>
             <w:shd w:val="clear" w:color="auto" w:fill="1F4E79"/>
+            <w:tcMar>
+              <w:top w:w="20" w:type="dxa"/>
+              <w:left w:w="50" w:type="dxa"/>
+              <w:bottom w:w="20" w:type="dxa"/>
+              <w:right w:w="50" w:type="dxa"/>
+            </w:tcMar>
           </w:tcPr>
           <w:p>
             <w:pPr>
+              <w:spacing w:before="0" w:after="0" w:lineRule="auto" w:line="252"/>
               <w:jc w:val="center"/>
             </w:pPr>
             <w:r/>
@@ -1941,7 +3626,7 @@
                 <w:b/>
                 <w:i w:val="0"/>
                 <w:color w:val="FFFFFF"/>
-                <w:sz w:val="19"/>
+                <w:sz w:val="17"/>
               </w:rPr>
               <w:t>서초구</w:t>
             </w:r>
@@ -1949,12 +3634,19 @@
         </w:tc>
         <w:tc>
           <w:tcPr>
-            <w:tcW w:type="dxa" w:w="1296"/>
+            <w:tcW w:type="dxa" w:w="1474"/>
             <w:vAlign w:val="center"/>
             <w:shd w:val="clear" w:color="auto" w:fill="1F4E79"/>
+            <w:tcMar>
+              <w:top w:w="20" w:type="dxa"/>
+              <w:left w:w="50" w:type="dxa"/>
+              <w:bottom w:w="20" w:type="dxa"/>
+              <w:right w:w="50" w:type="dxa"/>
+            </w:tcMar>
           </w:tcPr>
           <w:p>
             <w:pPr>
+              <w:spacing w:before="0" w:after="0" w:lineRule="auto" w:line="252"/>
               <w:jc w:val="center"/>
             </w:pPr>
             <w:r/>
@@ -1964,7 +3656,7 @@
                 <w:b/>
                 <w:i w:val="0"/>
                 <w:color w:val="FFFFFF"/>
-                <w:sz w:val="19"/>
+                <w:sz w:val="17"/>
               </w:rPr>
               <w:t>강남구</w:t>
             </w:r>
@@ -1972,12 +3664,19 @@
         </w:tc>
         <w:tc>
           <w:tcPr>
-            <w:tcW w:type="dxa" w:w="1296"/>
+            <w:tcW w:type="dxa" w:w="1474"/>
             <w:vAlign w:val="center"/>
             <w:shd w:val="clear" w:color="auto" w:fill="1F4E79"/>
+            <w:tcMar>
+              <w:top w:w="20" w:type="dxa"/>
+              <w:left w:w="50" w:type="dxa"/>
+              <w:bottom w:w="20" w:type="dxa"/>
+              <w:right w:w="50" w:type="dxa"/>
+            </w:tcMar>
           </w:tcPr>
           <w:p>
             <w:pPr>
+              <w:spacing w:before="0" w:after="0" w:lineRule="auto" w:line="252"/>
               <w:jc w:val="center"/>
             </w:pPr>
             <w:r/>
@@ -1987,7 +3686,7 @@
                 <w:b/>
                 <w:i w:val="0"/>
                 <w:color w:val="FFFFFF"/>
-                <w:sz w:val="19"/>
+                <w:sz w:val="17"/>
               </w:rPr>
               <w:t>송파구</w:t>
             </w:r>
@@ -1997,324 +3696,19 @@
       <w:tr>
         <w:tc>
           <w:tcPr>
-            <w:tcW w:type="dxa" w:w="1296"/>
+            <w:tcW w:type="dxa" w:w="1474"/>
             <w:vAlign w:val="center"/>
-            <w:shd w:val="clear" w:color="auto" w:fill="FFFFFF"/>
+            <w:shd w:val="clear" w:color="auto" w:fill="C8E6C9"/>
+            <w:tcMar>
+              <w:top w:w="20" w:type="dxa"/>
+              <w:left w:w="50" w:type="dxa"/>
+              <w:bottom w:w="20" w:type="dxa"/>
+              <w:right w:w="50" w:type="dxa"/>
+            </w:tcMar>
           </w:tcPr>
           <w:p>
             <w:pPr>
-              <w:jc w:val="center"/>
-            </w:pPr>
-            <w:r/>
-            <w:r>
-              <w:rPr>
-                <w:rFonts w:ascii="맑은 고딕" w:hAnsi="맑은 고딕" w:eastAsia="맑은 고딕"/>
-                <w:b w:val="0"/>
-                <w:i w:val="0"/>
-                <w:sz w:val="19"/>
-              </w:rPr>
-              <w:t xml:space="preserve">  2026-05-11</w:t>
-            </w:r>
-          </w:p>
-        </w:tc>
-        <w:tc>
-          <w:tcPr>
-            <w:tcW w:type="dxa" w:w="1296"/>
-            <w:vAlign w:val="center"/>
-            <w:shd w:val="clear" w:color="auto" w:fill="FFFFFF"/>
-          </w:tcPr>
-          <w:p>
-            <w:pPr>
-              <w:jc w:val="center"/>
-            </w:pPr>
-            <w:r/>
-            <w:r>
-              <w:rPr>
-                <w:rFonts w:ascii="맑은 고딕" w:hAnsi="맑은 고딕" w:eastAsia="맑은 고딕"/>
-                <w:b w:val="0"/>
-                <w:i w:val="0"/>
-                <w:sz w:val="19"/>
-              </w:rPr>
-              <w:t>105.27</w:t>
-            </w:r>
-          </w:p>
-        </w:tc>
-        <w:tc>
-          <w:tcPr>
-            <w:tcW w:type="dxa" w:w="1296"/>
-            <w:vAlign w:val="center"/>
-            <w:shd w:val="clear" w:color="auto" w:fill="FFFFFF"/>
-          </w:tcPr>
-          <w:p>
-            <w:pPr>
-              <w:jc w:val="center"/>
-            </w:pPr>
-            <w:r/>
-            <w:r>
-              <w:rPr>
-                <w:rFonts w:ascii="맑은 고딕" w:hAnsi="맑은 고딕" w:eastAsia="맑은 고딕"/>
-                <w:b w:val="0"/>
-                <w:i w:val="0"/>
-                <w:sz w:val="19"/>
-              </w:rPr>
-              <w:t>103.66</w:t>
-            </w:r>
-          </w:p>
-        </w:tc>
-        <w:tc>
-          <w:tcPr>
-            <w:tcW w:type="dxa" w:w="1296"/>
-            <w:vAlign w:val="center"/>
-            <w:shd w:val="clear" w:color="auto" w:fill="FFFFFF"/>
-          </w:tcPr>
-          <w:p>
-            <w:pPr>
-              <w:jc w:val="center"/>
-            </w:pPr>
-            <w:r/>
-            <w:r>
-              <w:rPr>
-                <w:rFonts w:ascii="맑은 고딕" w:hAnsi="맑은 고딕" w:eastAsia="맑은 고딕"/>
-                <w:b w:val="0"/>
-                <w:i w:val="0"/>
-                <w:sz w:val="19"/>
-              </w:rPr>
-              <w:t>107.25</w:t>
-            </w:r>
-          </w:p>
-        </w:tc>
-        <w:tc>
-          <w:tcPr>
-            <w:tcW w:type="dxa" w:w="1296"/>
-            <w:vAlign w:val="center"/>
-            <w:shd w:val="clear" w:color="auto" w:fill="FFFFFF"/>
-          </w:tcPr>
-          <w:p>
-            <w:pPr>
-              <w:jc w:val="center"/>
-            </w:pPr>
-            <w:r/>
-            <w:r>
-              <w:rPr>
-                <w:rFonts w:ascii="맑은 고딕" w:hAnsi="맑은 고딕" w:eastAsia="맑은 고딕"/>
-                <w:b w:val="0"/>
-                <w:i w:val="0"/>
-                <w:sz w:val="19"/>
-              </w:rPr>
-              <w:t>101.65</w:t>
-            </w:r>
-          </w:p>
-        </w:tc>
-        <w:tc>
-          <w:tcPr>
-            <w:tcW w:type="dxa" w:w="1296"/>
-            <w:vAlign w:val="center"/>
-            <w:shd w:val="clear" w:color="auto" w:fill="FFFFFF"/>
-          </w:tcPr>
-          <w:p>
-            <w:pPr>
-              <w:jc w:val="center"/>
-            </w:pPr>
-            <w:r/>
-            <w:r>
-              <w:rPr>
-                <w:rFonts w:ascii="맑은 고딕" w:hAnsi="맑은 고딕" w:eastAsia="맑은 고딕"/>
-                <w:b w:val="0"/>
-                <w:i w:val="0"/>
-                <w:sz w:val="19"/>
-              </w:rPr>
-              <w:t>99.58</w:t>
-            </w:r>
-          </w:p>
-        </w:tc>
-        <w:tc>
-          <w:tcPr>
-            <w:tcW w:type="dxa" w:w="1296"/>
-            <w:vAlign w:val="center"/>
-            <w:shd w:val="clear" w:color="auto" w:fill="FFFFFF"/>
-          </w:tcPr>
-          <w:p>
-            <w:pPr>
-              <w:jc w:val="center"/>
-            </w:pPr>
-            <w:r/>
-            <w:r>
-              <w:rPr>
-                <w:rFonts w:ascii="맑은 고딕" w:hAnsi="맑은 고딕" w:eastAsia="맑은 고딕"/>
-                <w:b w:val="0"/>
-                <w:i w:val="0"/>
-                <w:sz w:val="19"/>
-              </w:rPr>
-              <w:t>103.08</w:t>
-            </w:r>
-          </w:p>
-        </w:tc>
-      </w:tr>
-      <w:tr>
-        <w:tc>
-          <w:tcPr>
-            <w:tcW w:type="dxa" w:w="1296"/>
-            <w:vAlign w:val="center"/>
-            <w:shd w:val="clear" w:color="auto" w:fill="F5F5F5"/>
-          </w:tcPr>
-          <w:p>
-            <w:pPr>
-              <w:jc w:val="center"/>
-            </w:pPr>
-            <w:r/>
-            <w:r>
-              <w:rPr>
-                <w:rFonts w:ascii="맑은 고딕" w:hAnsi="맑은 고딕" w:eastAsia="맑은 고딕"/>
-                <w:b w:val="0"/>
-                <w:i w:val="0"/>
-                <w:sz w:val="19"/>
-              </w:rPr>
-              <w:t xml:space="preserve">  2026-05-18</w:t>
-            </w:r>
-          </w:p>
-        </w:tc>
-        <w:tc>
-          <w:tcPr>
-            <w:tcW w:type="dxa" w:w="1296"/>
-            <w:vAlign w:val="center"/>
-            <w:shd w:val="clear" w:color="auto" w:fill="F5F5F5"/>
-          </w:tcPr>
-          <w:p>
-            <w:pPr>
-              <w:jc w:val="center"/>
-            </w:pPr>
-            <w:r/>
-            <w:r>
-              <w:rPr>
-                <w:rFonts w:ascii="맑은 고딕" w:hAnsi="맑은 고딕" w:eastAsia="맑은 고딕"/>
-                <w:b w:val="0"/>
-                <w:i w:val="0"/>
-                <w:sz w:val="19"/>
-              </w:rPr>
-              <w:t>105.53</w:t>
-            </w:r>
-          </w:p>
-        </w:tc>
-        <w:tc>
-          <w:tcPr>
-            <w:tcW w:type="dxa" w:w="1296"/>
-            <w:vAlign w:val="center"/>
-            <w:shd w:val="clear" w:color="auto" w:fill="F5F5F5"/>
-          </w:tcPr>
-          <w:p>
-            <w:pPr>
-              <w:jc w:val="center"/>
-            </w:pPr>
-            <w:r/>
-            <w:r>
-              <w:rPr>
-                <w:rFonts w:ascii="맑은 고딕" w:hAnsi="맑은 고딕" w:eastAsia="맑은 고딕"/>
-                <w:b w:val="0"/>
-                <w:i w:val="0"/>
-                <w:sz w:val="19"/>
-              </w:rPr>
-              <w:t>103.85</w:t>
-            </w:r>
-          </w:p>
-        </w:tc>
-        <w:tc>
-          <w:tcPr>
-            <w:tcW w:type="dxa" w:w="1296"/>
-            <w:vAlign w:val="center"/>
-            <w:shd w:val="clear" w:color="auto" w:fill="F5F5F5"/>
-          </w:tcPr>
-          <w:p>
-            <w:pPr>
-              <w:jc w:val="center"/>
-            </w:pPr>
-            <w:r/>
-            <w:r>
-              <w:rPr>
-                <w:rFonts w:ascii="맑은 고딕" w:hAnsi="맑은 고딕" w:eastAsia="맑은 고딕"/>
-                <w:b w:val="0"/>
-                <w:i w:val="0"/>
-                <w:sz w:val="19"/>
-              </w:rPr>
-              <w:t>107.49</w:t>
-            </w:r>
-          </w:p>
-        </w:tc>
-        <w:tc>
-          <w:tcPr>
-            <w:tcW w:type="dxa" w:w="1296"/>
-            <w:vAlign w:val="center"/>
-            <w:shd w:val="clear" w:color="auto" w:fill="F5F5F5"/>
-          </w:tcPr>
-          <w:p>
-            <w:pPr>
-              <w:jc w:val="center"/>
-            </w:pPr>
-            <w:r/>
-            <w:r>
-              <w:rPr>
-                <w:rFonts w:ascii="맑은 고딕" w:hAnsi="맑은 고딕" w:eastAsia="맑은 고딕"/>
-                <w:b w:val="0"/>
-                <w:i w:val="0"/>
-                <w:sz w:val="19"/>
-              </w:rPr>
-              <w:t>101.69</w:t>
-            </w:r>
-          </w:p>
-        </w:tc>
-        <w:tc>
-          <w:tcPr>
-            <w:tcW w:type="dxa" w:w="1296"/>
-            <w:vAlign w:val="center"/>
-            <w:shd w:val="clear" w:color="auto" w:fill="F5F5F5"/>
-          </w:tcPr>
-          <w:p>
-            <w:pPr>
-              <w:jc w:val="center"/>
-            </w:pPr>
-            <w:r/>
-            <w:r>
-              <w:rPr>
-                <w:rFonts w:ascii="맑은 고딕" w:hAnsi="맑은 고딕" w:eastAsia="맑은 고딕"/>
-                <w:b w:val="0"/>
-                <w:i w:val="0"/>
-                <w:sz w:val="19"/>
-              </w:rPr>
-              <w:t>99.44</w:t>
-            </w:r>
-          </w:p>
-        </w:tc>
-        <w:tc>
-          <w:tcPr>
-            <w:tcW w:type="dxa" w:w="1296"/>
-            <w:vAlign w:val="center"/>
-            <w:shd w:val="clear" w:color="auto" w:fill="F5F5F5"/>
-          </w:tcPr>
-          <w:p>
-            <w:pPr>
-              <w:jc w:val="center"/>
-            </w:pPr>
-            <w:r/>
-            <w:r>
-              <w:rPr>
-                <w:rFonts w:ascii="맑은 고딕" w:hAnsi="맑은 고딕" w:eastAsia="맑은 고딕"/>
-                <w:b w:val="0"/>
-                <w:i w:val="0"/>
-                <w:sz w:val="19"/>
-              </w:rPr>
-              <w:t>103.14</w:t>
-            </w:r>
-          </w:p>
-        </w:tc>
-      </w:tr>
-      <w:tr>
-        <w:tc>
-          <w:tcPr>
-            <w:tcW w:type="dxa" w:w="1296"/>
-            <w:vAlign w:val="center"/>
-            <w:shd w:val="clear" w:color="auto" w:fill="C8E6C9"/>
-          </w:tcPr>
-          <w:p>
-            <w:pPr>
+              <w:spacing w:before="0" w:after="0" w:lineRule="auto" w:line="252"/>
               <w:jc w:val="center"/>
             </w:pPr>
             <w:r/>
@@ -2323,7 +3717,7 @@
                 <w:rFonts w:ascii="맑은 고딕" w:hAnsi="맑은 고딕" w:eastAsia="맑은 고딕"/>
                 <w:b/>
                 <w:i w:val="0"/>
-                <w:sz w:val="19"/>
+                <w:sz w:val="17"/>
               </w:rPr>
               <w:t>★ 2026-05-25</w:t>
             </w:r>
@@ -2331,12 +3725,19 @@
         </w:tc>
         <w:tc>
           <w:tcPr>
-            <w:tcW w:type="dxa" w:w="1296"/>
+            <w:tcW w:type="dxa" w:w="1474"/>
             <w:vAlign w:val="center"/>
             <w:shd w:val="clear" w:color="auto" w:fill="C8E6C9"/>
+            <w:tcMar>
+              <w:top w:w="20" w:type="dxa"/>
+              <w:left w:w="50" w:type="dxa"/>
+              <w:bottom w:w="20" w:type="dxa"/>
+              <w:right w:w="50" w:type="dxa"/>
+            </w:tcMar>
           </w:tcPr>
           <w:p>
             <w:pPr>
+              <w:spacing w:before="0" w:after="0" w:lineRule="auto" w:line="252"/>
               <w:jc w:val="center"/>
             </w:pPr>
             <w:r/>
@@ -2345,7 +3746,7 @@
                 <w:rFonts w:ascii="맑은 고딕" w:hAnsi="맑은 고딕" w:eastAsia="맑은 고딕"/>
                 <w:b/>
                 <w:i w:val="0"/>
-                <w:sz w:val="19"/>
+                <w:sz w:val="17"/>
               </w:rPr>
               <w:t>105.79</w:t>
             </w:r>
@@ -2353,12 +3754,19 @@
         </w:tc>
         <w:tc>
           <w:tcPr>
-            <w:tcW w:type="dxa" w:w="1296"/>
+            <w:tcW w:type="dxa" w:w="1474"/>
             <w:vAlign w:val="center"/>
             <w:shd w:val="clear" w:color="auto" w:fill="C8E6C9"/>
+            <w:tcMar>
+              <w:top w:w="20" w:type="dxa"/>
+              <w:left w:w="50" w:type="dxa"/>
+              <w:bottom w:w="20" w:type="dxa"/>
+              <w:right w:w="50" w:type="dxa"/>
+            </w:tcMar>
           </w:tcPr>
           <w:p>
             <w:pPr>
+              <w:spacing w:before="0" w:after="0" w:lineRule="auto" w:line="252"/>
               <w:jc w:val="center"/>
             </w:pPr>
             <w:r/>
@@ -2367,7 +3775,7 @@
                 <w:rFonts w:ascii="맑은 고딕" w:hAnsi="맑은 고딕" w:eastAsia="맑은 고딕"/>
                 <w:b/>
                 <w:i w:val="0"/>
-                <w:sz w:val="19"/>
+                <w:sz w:val="17"/>
               </w:rPr>
               <w:t>104.02</w:t>
             </w:r>
@@ -2375,12 +3783,19 @@
         </w:tc>
         <w:tc>
           <w:tcPr>
-            <w:tcW w:type="dxa" w:w="1296"/>
+            <w:tcW w:type="dxa" w:w="1474"/>
             <w:vAlign w:val="center"/>
             <w:shd w:val="clear" w:color="auto" w:fill="C8E6C9"/>
+            <w:tcMar>
+              <w:top w:w="20" w:type="dxa"/>
+              <w:left w:w="50" w:type="dxa"/>
+              <w:bottom w:w="20" w:type="dxa"/>
+              <w:right w:w="50" w:type="dxa"/>
+            </w:tcMar>
           </w:tcPr>
           <w:p>
             <w:pPr>
+              <w:spacing w:before="0" w:after="0" w:lineRule="auto" w:line="252"/>
               <w:jc w:val="center"/>
             </w:pPr>
             <w:r/>
@@ -2389,7 +3804,7 @@
                 <w:rFonts w:ascii="맑은 고딕" w:hAnsi="맑은 고딕" w:eastAsia="맑은 고딕"/>
                 <w:b/>
                 <w:i w:val="0"/>
-                <w:sz w:val="19"/>
+                <w:sz w:val="17"/>
               </w:rPr>
               <w:t>107.73</w:t>
             </w:r>
@@ -2397,12 +3812,19 @@
         </w:tc>
         <w:tc>
           <w:tcPr>
-            <w:tcW w:type="dxa" w:w="1296"/>
+            <w:tcW w:type="dxa" w:w="1474"/>
             <w:vAlign w:val="center"/>
             <w:shd w:val="clear" w:color="auto" w:fill="C8E6C9"/>
+            <w:tcMar>
+              <w:top w:w="20" w:type="dxa"/>
+              <w:left w:w="50" w:type="dxa"/>
+              <w:bottom w:w="20" w:type="dxa"/>
+              <w:right w:w="50" w:type="dxa"/>
+            </w:tcMar>
           </w:tcPr>
           <w:p>
             <w:pPr>
+              <w:spacing w:before="0" w:after="0" w:lineRule="auto" w:line="252"/>
               <w:jc w:val="center"/>
             </w:pPr>
             <w:r/>
@@ -2411,7 +3833,7 @@
                 <w:rFonts w:ascii="맑은 고딕" w:hAnsi="맑은 고딕" w:eastAsia="맑은 고딕"/>
                 <w:b/>
                 <w:i w:val="0"/>
-                <w:sz w:val="19"/>
+                <w:sz w:val="17"/>
               </w:rPr>
               <w:t>101.73</w:t>
             </w:r>
@@ -2419,12 +3841,19 @@
         </w:tc>
         <w:tc>
           <w:tcPr>
-            <w:tcW w:type="dxa" w:w="1296"/>
+            <w:tcW w:type="dxa" w:w="1474"/>
             <w:vAlign w:val="center"/>
             <w:shd w:val="clear" w:color="auto" w:fill="C8E6C9"/>
+            <w:tcMar>
+              <w:top w:w="20" w:type="dxa"/>
+              <w:left w:w="50" w:type="dxa"/>
+              <w:bottom w:w="20" w:type="dxa"/>
+              <w:right w:w="50" w:type="dxa"/>
+            </w:tcMar>
           </w:tcPr>
           <w:p>
             <w:pPr>
+              <w:spacing w:before="0" w:after="0" w:lineRule="auto" w:line="252"/>
               <w:jc w:val="center"/>
             </w:pPr>
             <w:r/>
@@ -2433,7 +3862,7 @@
                 <w:rFonts w:ascii="맑은 고딕" w:hAnsi="맑은 고딕" w:eastAsia="맑은 고딕"/>
                 <w:b/>
                 <w:i w:val="0"/>
-                <w:sz w:val="19"/>
+                <w:sz w:val="17"/>
               </w:rPr>
               <w:t>99.32</w:t>
             </w:r>
@@ -2441,12 +3870,19 @@
         </w:tc>
         <w:tc>
           <w:tcPr>
-            <w:tcW w:type="dxa" w:w="1296"/>
+            <w:tcW w:type="dxa" w:w="1474"/>
             <w:vAlign w:val="center"/>
             <w:shd w:val="clear" w:color="auto" w:fill="C8E6C9"/>
+            <w:tcMar>
+              <w:top w:w="20" w:type="dxa"/>
+              <w:left w:w="50" w:type="dxa"/>
+              <w:bottom w:w="20" w:type="dxa"/>
+              <w:right w:w="50" w:type="dxa"/>
+            </w:tcMar>
           </w:tcPr>
           <w:p>
             <w:pPr>
+              <w:spacing w:before="0" w:after="0" w:lineRule="auto" w:line="252"/>
               <w:jc w:val="center"/>
             </w:pPr>
             <w:r/>
@@ -2455,7 +3891,7 @@
                 <w:rFonts w:ascii="맑은 고딕" w:hAnsi="맑은 고딕" w:eastAsia="맑은 고딕"/>
                 <w:b/>
                 <w:i w:val="0"/>
-                <w:sz w:val="19"/>
+                <w:sz w:val="17"/>
               </w:rPr>
               <w:t>103.19</w:t>
             </w:r>
@@ -2465,43 +3901,135 @@
     </w:tbl>
     <w:p>
       <w:pPr>
-        <w:spacing w:after="60"/>
+        <w:spacing w:before="0" w:after="20" w:lineRule="auto" w:line="252"/>
       </w:pPr>
     </w:p>
     <w:p>
       <w:pPr>
-        <w:spacing w:after="40"/>
-        <w:ind w:left="227" w:hanging="227"/>
+        <w:spacing w:before="0" w:after="20" w:lineRule="auto" w:line="252"/>
+        <w:ind w:left="159" w:hanging="159"/>
       </w:pPr>
       <w:r>
         <w:rPr>
           <w:rFonts w:ascii="맑은 고딕" w:hAnsi="맑은 고딕" w:eastAsia="맑은 고딕"/>
           <w:b w:val="0"/>
           <w:i w:val="0"/>
-          <w:sz w:val="21"/>
+          <w:sz w:val="18"/>
         </w:rPr>
-        <w:t>·  ★ 2026-05-25: 최종 예측 목표일 — ARIMA H+3 예측값</w:t>
+        <w:t>·  6구 평균 예측 지수: 103.63 — 테스트 후반 회복 흐름이 단기적으로 유지되는 형태</w:t>
       </w:r>
     </w:p>
     <w:p>
       <w:pPr>
-        <w:spacing w:after="40"/>
-        <w:ind w:left="227" w:hanging="227"/>
+        <w:spacing w:before="0" w:after="20" w:lineRule="auto" w:line="252"/>
+        <w:ind w:left="159" w:hanging="159"/>
       </w:pPr>
       <w:r>
         <w:rPr>
           <w:rFonts w:ascii="맑은 고딕" w:hAnsi="맑은 고딕" w:eastAsia="맑은 고딕"/>
           <w:b w:val="0"/>
           <w:i w:val="0"/>
-          <w:sz w:val="21"/>
+          <w:sz w:val="18"/>
         </w:rPr>
-        <w:t>·  6구 평균 예측 지수: 103.63 — 최근 회복 추세 반영, 완만한 상승 기조 지속 가능성 시사</w:t>
+        <w:t>·  서대문구(107.73)·노원구(105.79)는 상대적으로 높은 예측 지수; 강남구(99.32)는 100 이하 수준 — 지역별 회복 속도 차이 반영</w:t>
+      </w:r>
+    </w:p>
+    <w:p>
+      <w:pPr>
+        <w:spacing w:before="0" w:after="20" w:lineRule="auto" w:line="252"/>
+        <w:ind w:left="159" w:hanging="159"/>
+      </w:pPr>
+      <w:r>
+        <w:rPr>
+          <w:rFonts w:ascii="맑은 고딕" w:hAnsi="맑은 고딕" w:eastAsia="맑은 고딕"/>
+          <w:b w:val="0"/>
+          <w:i w:val="0"/>
+          <w:sz w:val="18"/>
+        </w:rPr>
+        <w:t>·  외부 충격은 직접 반영하지 않은 가격지수 기반 단기 예측으로, 최근 흐름이 단기적으로 이어지는 경우의 예측값으로 해석</w:t>
+      </w:r>
+    </w:p>
+    <w:p>
+      <w:pPr>
+        <w:spacing w:before="0" w:after="20" w:lineRule="auto" w:line="252"/>
+        <w:ind w:left="159" w:hanging="159"/>
+      </w:pPr>
+      <w:r>
+        <w:rPr>
+          <w:rFonts w:ascii="맑은 고딕" w:hAnsi="맑은 고딕" w:eastAsia="맑은 고딕"/>
+          <w:b w:val="0"/>
+          <w:i w:val="0"/>
+          <w:sz w:val="18"/>
+        </w:rPr>
+        <w:t>·  회복기(2024.01~) 진입 이후 6구 모두 100 이상 또는 100 근방 유지 흐름의 연장선; 이 흐름이 단기적으로 지속된다는 가정에서 산출</w:t>
+      </w:r>
+    </w:p>
+    <w:p>
+      <w:pPr>
+        <w:spacing w:before="0" w:after="20" w:lineRule="auto" w:line="252"/>
+        <w:ind w:left="159" w:hanging="159"/>
+      </w:pPr>
+      <w:r>
+        <w:rPr>
+          <w:rFonts w:ascii="맑은 고딕" w:hAnsi="맑은 고딕" w:eastAsia="맑은 고딕"/>
+          <w:b w:val="0"/>
+          <w:i w:val="0"/>
+          <w:sz w:val="18"/>
+        </w:rPr>
+        <w:t>·  강남구 99.32 — 회복기에도 기준점(100) 이하 예측 유지, 서초(101.73)·송파(103.19)와 구분되는 상대적 약세 패턴</w:t>
+      </w:r>
+    </w:p>
+    <w:p>
+      <w:pPr>
+        <w:pStyle w:val="Heading2"/>
+        <w:spacing w:before="60" w:after="20" w:lineRule="auto" w:line="252"/>
+        <w:jc w:val="left"/>
+      </w:pPr>
+      <w:r>
+        <w:rPr>
+          <w:rFonts w:ascii="맑은 고딕" w:hAnsi="맑은 고딕" w:eastAsia="맑은 고딕"/>
+          <w:b/>
+          <w:i w:val="0"/>
+          <w:color w:val="1E64A0"/>
+          <w:sz w:val="20"/>
+        </w:rPr>
+        <w:t>4.1 비채택 모델 참고 (SimpleRNN)</w:t>
+      </w:r>
+    </w:p>
+    <w:p>
+      <w:pPr>
+        <w:spacing w:before="0" w:after="20" w:lineRule="auto" w:line="252"/>
+        <w:ind w:left="159" w:hanging="159"/>
+      </w:pPr>
+      <w:r>
+        <w:rPr>
+          <w:rFonts w:ascii="맑은 고딕" w:hAnsi="맑은 고딕" w:eastAsia="맑은 고딕"/>
+          <w:b w:val="0"/>
+          <w:i w:val="0"/>
+          <w:sz w:val="18"/>
+        </w:rPr>
+        <w:t>·  SimpleRNN은 NN 계열 중 H+3 RMSE가 가장 낮았으나, 전체 모델 기준으로는 ARIMA보다 오차가 큼</w:t>
+      </w:r>
+    </w:p>
+    <w:p>
+      <w:pPr>
+        <w:spacing w:before="0" w:after="20" w:lineRule="auto" w:line="252"/>
+        <w:ind w:left="159" w:hanging="159"/>
+      </w:pPr>
+      <w:r>
+        <w:rPr>
+          <w:rFonts w:ascii="맑은 고딕" w:hAnsi="맑은 고딕" w:eastAsia="맑은 고딕"/>
+          <w:b w:val="0"/>
+          <w:i w:val="0"/>
+          <w:sz w:val="18"/>
+        </w:rPr>
+        <w:t>·  일부 방향성은 유사했지만, 최종 예측값은 H+3 RMSE 기준 최우수인 ARIMA 결과만 사용</w:t>
       </w:r>
     </w:p>
     <w:p>
       <w:pPr>
         <w:pStyle w:val="Heading1"/>
-        <w:spacing w:before="160" w:after="60"/>
+        <w:spacing w:before="100" w:after="40" w:lineRule="auto" w:line="252"/>
         <w:jc w:val="left"/>
       </w:pPr>
       <w:r>
@@ -2510,95 +4038,105 @@
           <w:b/>
           <w:i w:val="0"/>
           <w:color w:val="003875"/>
-          <w:sz w:val="24"/>
+          <w:sz w:val="22"/>
         </w:rPr>
         <w:t>5. 한계 및 제언</w:t>
       </w:r>
     </w:p>
     <w:p>
       <w:pPr>
-        <w:spacing w:after="40"/>
-        <w:ind w:left="227" w:hanging="227"/>
+        <w:spacing w:before="0" w:after="20" w:lineRule="auto" w:line="252"/>
+        <w:ind w:left="159" w:hanging="159"/>
       </w:pPr>
       <w:r>
         <w:rPr>
           <w:rFonts w:ascii="맑은 고딕" w:hAnsi="맑은 고딕" w:eastAsia="맑은 고딕"/>
           <w:b w:val="0"/>
           <w:i w:val="0"/>
-          <w:sz w:val="21"/>
+          <w:sz w:val="18"/>
         </w:rPr>
-        <w:t>·  훈련 데이터 부족: 251주(약 5년) — 레짐 변화를 충분히 학습하기 어려운 표본 규모</w:t>
+        <w:t>·  표본 수 제한: 251주(약 5년) — 레짐 변화를 충분히 학습하기 어려운 표본 규모; 데이터 누적에 따라 재검토 필요</w:t>
       </w:r>
     </w:p>
     <w:p>
       <w:pPr>
-        <w:spacing w:after="40"/>
-        <w:ind w:left="227" w:hanging="227"/>
+        <w:spacing w:before="0" w:after="20" w:lineRule="auto" w:line="252"/>
+        <w:ind w:left="159" w:hanging="159"/>
       </w:pPr>
       <w:r>
         <w:rPr>
           <w:rFonts w:ascii="맑은 고딕" w:hAnsi="맑은 고딕" w:eastAsia="맑은 고딕"/>
           <w:b w:val="0"/>
           <w:i w:val="0"/>
-          <w:sz w:val="21"/>
+          <w:sz w:val="18"/>
         </w:rPr>
-        <w:t>·  외생 변수 미포함: 금리·거래량·매수심리지수 등 추가 시 NN 모델의 차별화 가능성 있음</w:t>
+        <w:t>·  외생 변수 미포함: 금리·거래량 등 추가 시 NN 계열의 성능 개선 가능성을 검토할 수 있음; 인과 효과 직접 추정 아님</w:t>
       </w:r>
     </w:p>
     <w:p>
       <w:pPr>
-        <w:spacing w:after="40"/>
-        <w:ind w:left="227" w:hanging="227"/>
+        <w:spacing w:before="0" w:after="20" w:lineRule="auto" w:line="252"/>
+        <w:ind w:left="159" w:hanging="159"/>
       </w:pPr>
       <w:r>
         <w:rPr>
           <w:rFonts w:ascii="맑은 고딕" w:hAnsi="맑은 고딕" w:eastAsia="맑은 고딕"/>
           <w:b w:val="0"/>
           <w:i w:val="0"/>
-          <w:sz w:val="21"/>
+          <w:sz w:val="18"/>
         </w:rPr>
-        <w:t>·  ARIMA 한계: 급격한 정책·금리 충격 국면에서 즉각 반응 어려움 — 회복 이후 평온 구간에 특히 유리</w:t>
+        <w:t>·  3주 초과 예측: 장기 horizon에서는 추가 검증 필요 — NN 또는 외생 변수 도입 고려</w:t>
       </w:r>
     </w:p>
     <w:p>
       <w:pPr>
-        <w:spacing w:after="40"/>
-        <w:ind w:left="227" w:hanging="227"/>
+        <w:spacing w:before="0" w:after="20" w:lineRule="auto" w:line="252"/>
+        <w:ind w:left="159" w:hanging="159"/>
       </w:pPr>
       <w:r>
         <w:rPr>
           <w:rFonts w:ascii="맑은 고딕" w:hAnsi="맑은 고딕" w:eastAsia="맑은 고딕"/>
           <w:b w:val="0"/>
           <w:i w:val="0"/>
-          <w:sz w:val="21"/>
+          <w:sz w:val="18"/>
         </w:rPr>
-        <w:t>·  3주 초과 예측: 현 ARIMA 구조에서 오차 급증 예상 — 장기 예측 필요 시 NN 또는 외생 변수 도입 고려</w:t>
+        <w:t>·  단일 데이터소스 의존: KB 주간 지수 외 실거래가·공시가격·매물량 등 교차 데이터 미활용 — 보완 시 예측 안정성 개선 가능</w:t>
       </w:r>
     </w:p>
     <w:p>
       <w:pPr>
-        <w:spacing w:after="40"/>
-        <w:ind w:left="227" w:hanging="227"/>
+        <w:spacing w:before="0" w:after="20" w:lineRule="auto" w:line="252"/>
+        <w:ind w:left="159" w:hanging="159"/>
       </w:pPr>
       <w:r>
         <w:rPr>
           <w:rFonts w:ascii="맑은 고딕" w:hAnsi="맑은 고딕" w:eastAsia="맑은 고딕"/>
           <w:b w:val="0"/>
           <w:i w:val="0"/>
-          <w:sz w:val="21"/>
+          <w:sz w:val="18"/>
         </w:rPr>
-        <w:t>·  일반적인 상황에서는 학습 데이터 확장 및 외생 변수 통합 시 NN 계열이 더 유리할 수 있음</w:t>
+        <w:t>·  예측 구간 미산출: 포인트 예측만 제공 — 불확실성 정량화는 bootstrapped ARIMA 또는 베이지안 접근을 통한 추후 과제</w:t>
       </w:r>
     </w:p>
     <w:p>
+      <w:pPr>
+        <w:spacing w:before="0" w:after="20" w:lineRule="auto" w:line="252"/>
+        <w:ind w:left="159" w:hanging="159"/>
+      </w:pPr>
       <w:r>
-        <w:br w:type="page"/>
+        <w:rPr>
+          <w:rFonts w:ascii="맑은 고딕" w:hAnsi="맑은 고딕" w:eastAsia="맑은 고딕"/>
+          <w:b w:val="0"/>
+          <w:i w:val="0"/>
+          <w:sz w:val="18"/>
+        </w:rPr>
+        <w:t>·  일반화 한계: 서울 6구 한정 분석 — 타 지역·타 부동산 유형(오피스텔·빌라 등)에 대한 직접 적용 부적절</w:t>
       </w:r>
     </w:p>
     <w:p>
       <w:pPr>
         <w:pStyle w:val="Heading1"/>
-        <w:spacing w:before="160" w:after="60"/>
+        <w:spacing w:before="100" w:after="40" w:lineRule="auto" w:line="252"/>
         <w:jc w:val="left"/>
       </w:pPr>
       <w:r>
@@ -2607,104 +4145,104 @@
           <w:b/>
           <w:i w:val="0"/>
           <w:color w:val="003875"/>
-          <w:sz w:val="24"/>
+          <w:sz w:val="22"/>
         </w:rPr>
         <w:t>참고문헌</w:t>
       </w:r>
     </w:p>
     <w:p>
       <w:pPr>
-        <w:spacing w:after="80"/>
-        <w:ind w:left="454" w:hanging="454"/>
+        <w:spacing w:before="0" w:after="60" w:lineRule="auto" w:line="252"/>
+        <w:ind w:left="397" w:hanging="397"/>
       </w:pPr>
       <w:r>
         <w:rPr>
           <w:rFonts w:ascii="맑은 고딕" w:hAnsi="맑은 고딕" w:eastAsia="맑은 고딕"/>
           <w:b w:val="0"/>
           <w:i w:val="0"/>
-          <w:sz w:val="19"/>
+          <w:sz w:val="16"/>
         </w:rPr>
         <w:t>[1] Box, G. E. P., Jenkins, G. M., Reinsel, G. C., &amp; Ljung, G. M. (2015). Time Series Analysis: Forecasting and Control (5th ed.). Wiley.</w:t>
       </w:r>
     </w:p>
     <w:p>
       <w:pPr>
-        <w:spacing w:after="80"/>
-        <w:ind w:left="454" w:hanging="454"/>
+        <w:spacing w:before="0" w:after="60" w:lineRule="auto" w:line="252"/>
+        <w:ind w:left="397" w:hanging="397"/>
       </w:pPr>
       <w:r>
         <w:rPr>
           <w:rFonts w:ascii="맑은 고딕" w:hAnsi="맑은 고딕" w:eastAsia="맑은 고딕"/>
           <w:b w:val="0"/>
           <w:i w:val="0"/>
-          <w:sz w:val="19"/>
+          <w:sz w:val="16"/>
         </w:rPr>
         <w:t>[2] Hochreiter, S., &amp; Schmidhuber, J. (1997). Long Short-Term Memory. Neural Computation, 9(8), 1735–1780.</w:t>
       </w:r>
     </w:p>
     <w:p>
       <w:pPr>
-        <w:spacing w:after="80"/>
-        <w:ind w:left="454" w:hanging="454"/>
+        <w:spacing w:before="0" w:after="60" w:lineRule="auto" w:line="252"/>
+        <w:ind w:left="397" w:hanging="397"/>
       </w:pPr>
       <w:r>
         <w:rPr>
           <w:rFonts w:ascii="맑은 고딕" w:hAnsi="맑은 고딕" w:eastAsia="맑은 고딕"/>
           <w:b w:val="0"/>
           <w:i w:val="0"/>
-          <w:sz w:val="19"/>
+          <w:sz w:val="16"/>
         </w:rPr>
         <w:t>[3] Cho, K., van Merrienboer, B., Gulcehre, C., Bahdanau, D., Bougares, F., Schwenk, H., &amp; Bengio, Y. (2014). Learning Phrase Representations using RNN Encoder-Decoder for Statistical Machine Translation. EMNLP 2014.</w:t>
       </w:r>
     </w:p>
     <w:p>
       <w:pPr>
-        <w:spacing w:after="80"/>
-        <w:ind w:left="454" w:hanging="454"/>
+        <w:spacing w:before="0" w:after="60" w:lineRule="auto" w:line="252"/>
+        <w:ind w:left="397" w:hanging="397"/>
       </w:pPr>
       <w:r>
         <w:rPr>
           <w:rFonts w:ascii="맑은 고딕" w:hAnsi="맑은 고딕" w:eastAsia="맑은 고딕"/>
           <w:b w:val="0"/>
           <w:i w:val="0"/>
-          <w:sz w:val="19"/>
+          <w:sz w:val="16"/>
         </w:rPr>
         <w:t>[4] Hyndman, R. J., &amp; Athanasopoulos, G. (2021). Forecasting: Principles and Practice (3rd ed.). OTexts. https://otexts.com/fpp3/</w:t>
       </w:r>
     </w:p>
     <w:p>
       <w:pPr>
-        <w:spacing w:after="80"/>
-        <w:ind w:left="454" w:hanging="454"/>
+        <w:spacing w:before="0" w:after="60" w:lineRule="auto" w:line="252"/>
+        <w:ind w:left="397" w:hanging="397"/>
       </w:pPr>
       <w:r>
         <w:rPr>
           <w:rFonts w:ascii="맑은 고딕" w:hAnsi="맑은 고딕" w:eastAsia="맑은 고딕"/>
           <w:b w:val="0"/>
           <w:i w:val="0"/>
-          <w:sz w:val="19"/>
+          <w:sz w:val="16"/>
         </w:rPr>
         <w:t>[5] Sims, C. A. (1980). Macroeconomics and Reality. Econometrica, 48(1), 1–48.</w:t>
       </w:r>
     </w:p>
     <w:p>
       <w:pPr>
-        <w:spacing w:after="80"/>
-        <w:ind w:left="454" w:hanging="454"/>
+        <w:spacing w:before="0" w:after="60" w:lineRule="auto" w:line="252"/>
+        <w:ind w:left="397" w:hanging="397"/>
       </w:pPr>
       <w:r>
         <w:rPr>
           <w:rFonts w:ascii="맑은 고딕" w:hAnsi="맑은 고딕" w:eastAsia="맑은 고딕"/>
           <w:b w:val="0"/>
           <w:i w:val="0"/>
-          <w:sz w:val="19"/>
+          <w:sz w:val="16"/>
         </w:rPr>
         <w:t>[6] KB 부동산 데이터허브. (2026). 주간 아파트 매매가격지수. https://data.kbland.kr/</w:t>
       </w:r>
     </w:p>
     <w:sectPr>
       <w:pgSz w:w="11906" w:h="16838"/>
-      <w:pgMar w:top="1247" w:right="1417" w:bottom="1247" w:left="1417" w:header="720" w:footer="720" w:gutter="0"/>
+      <w:pgMar w:top="680" w:right="794" w:bottom="680" w:left="794" w:header="720" w:footer="720" w:gutter="0"/>
       <w:cols w:space="720"/>
       <w:docGrid w:linePitch="360"/>
     </w:sectPr>
@@ -3075,6 +4613,9 @@
     <w:name w:val="Normal"/>
     <w:qFormat/>
     <w:rsid w:val="00FC693F"/>
+    <w:pPr>
+      <w:spacing w:before="0" w:after="0" w:lineRule="auto" w:line="252"/>
+    </w:pPr>
   </w:style>
   <w:style w:type="paragraph" w:styleId="Header">
     <w:name w:val="header"/>
